--- a/public/resume/Gowtham-Pandiyan_resume.pdf.docx
+++ b/public/resume/Gowtham-Pandiyan_resume.pdf.docx
@@ -6,7 +6,7 @@
       <w:pPr>
         <w:pStyle w:val="Title"/>
         <w:spacing w:before="0"/>
-        <w:ind w:left="540" w:right="450"/>
+        <w:ind w:left="450" w:right="450"/>
         <w:outlineLvl w:val="2"/>
         <w:rPr>
           <w:rFonts w:asciiTheme="minorHAnsi" w:hAnsiTheme="minorHAnsi" w:cstheme="minorHAnsi"/>
@@ -47,7 +47,7 @@
       <w:pPr>
         <w:pStyle w:val="Heading1"/>
         <w:spacing w:before="0"/>
-        <w:ind w:left="540" w:right="450"/>
+        <w:ind w:left="450" w:right="450"/>
         <w:rPr>
           <w:rFonts w:asciiTheme="minorHAnsi" w:hAnsiTheme="minorHAnsi" w:cstheme="minorHAnsi"/>
           <w:sz w:val="28"/>
@@ -59,298 +59,19 @@
       <w:pPr>
         <w:pStyle w:val="Heading1"/>
         <w:spacing w:before="0"/>
-        <w:ind w:left="540" w:right="450"/>
-        <w:rPr>
-          <w:rFonts w:asciiTheme="minorHAnsi" w:hAnsiTheme="minorHAnsi" w:cstheme="minorHAnsi"/>
-          <w:spacing w:val="-2"/>
-          <w:sz w:val="18"/>
-          <w:szCs w:val="18"/>
-        </w:rPr>
-      </w:pPr>
-      <w:r>
-        <w:rPr>
-          <w:rFonts w:asciiTheme="minorHAnsi" w:hAnsiTheme="minorHAnsi" w:cstheme="minorHAnsi"/>
-          <w:sz w:val="18"/>
-          <w:szCs w:val="18"/>
-        </w:rPr>
-        <w:tab/>
-      </w:r>
-      <w:r>
-        <w:rPr>
-          <w:rFonts w:asciiTheme="minorHAnsi" w:hAnsiTheme="minorHAnsi" w:cstheme="minorHAnsi"/>
-          <w:sz w:val="18"/>
-          <w:szCs w:val="18"/>
-        </w:rPr>
-        <w:t>Career</w:t>
-      </w:r>
-      <w:r>
-        <w:rPr>
-          <w:rFonts w:asciiTheme="minorHAnsi" w:hAnsiTheme="minorHAnsi" w:cstheme="minorHAnsi"/>
-          <w:spacing w:val="-3"/>
-          <w:sz w:val="18"/>
-          <w:szCs w:val="18"/>
-        </w:rPr>
-        <w:t xml:space="preserve"> </w:t>
-      </w:r>
-      <w:proofErr w:type="gramStart"/>
-      <w:r>
-        <w:rPr>
-          <w:rFonts w:asciiTheme="minorHAnsi" w:hAnsiTheme="minorHAnsi" w:cstheme="minorHAnsi"/>
-          <w:spacing w:val="-2"/>
-          <w:sz w:val="18"/>
-          <w:szCs w:val="18"/>
-        </w:rPr>
-        <w:t>Objective</w:t>
-      </w:r>
-      <w:r>
-        <w:rPr>
-          <w:rFonts w:asciiTheme="minorHAnsi" w:hAnsiTheme="minorHAnsi" w:cstheme="minorHAnsi"/>
-          <w:spacing w:val="-2"/>
-          <w:sz w:val="18"/>
-          <w:szCs w:val="18"/>
-        </w:rPr>
-        <w:t xml:space="preserve"> :</w:t>
-      </w:r>
-      <w:proofErr w:type="gramEnd"/>
-      <w:r>
-        <w:rPr>
-          <w:rFonts w:asciiTheme="minorHAnsi" w:hAnsiTheme="minorHAnsi" w:cstheme="minorHAnsi"/>
-          <w:spacing w:val="-2"/>
-          <w:sz w:val="18"/>
-          <w:szCs w:val="18"/>
-        </w:rPr>
-        <w:t>-</w:t>
-      </w:r>
-    </w:p>
-    <w:p>
-      <w:pPr>
-        <w:pStyle w:val="BodyText"/>
-        <w:ind w:left="540" w:right="450"/>
-        <w:jc w:val="both"/>
-        <w:outlineLvl w:val="2"/>
-        <w:rPr>
-          <w:rFonts w:asciiTheme="minorHAnsi" w:hAnsiTheme="minorHAnsi" w:cstheme="minorHAnsi"/>
-          <w:b/>
-          <w:sz w:val="18"/>
-          <w:szCs w:val="18"/>
-        </w:rPr>
-      </w:pPr>
-      <w:bookmarkStart w:id="0" w:name="_GoBack"/>
-      <w:bookmarkEnd w:id="0"/>
-      <w:r>
-        <w:rPr>
-          <w:rFonts w:asciiTheme="minorHAnsi" w:hAnsiTheme="minorHAnsi" w:cstheme="minorHAnsi"/>
-          <w:sz w:val="18"/>
-          <w:szCs w:val="18"/>
-        </w:rPr>
-        <w:br w:type="column"/>
-      </w:r>
-      <w:hyperlink r:id="rId8">
-        <w:r>
-          <w:rPr>
-            <w:rFonts w:asciiTheme="minorHAnsi" w:hAnsiTheme="minorHAnsi" w:cstheme="minorHAnsi"/>
-            <w:b/>
-            <w:color w:val="1153CC"/>
-            <w:spacing w:val="-4"/>
-            <w:sz w:val="18"/>
-            <w:szCs w:val="18"/>
-          </w:rPr>
-          <w:t>Gowthampandiyan7@Gmail.Com</w:t>
-        </w:r>
-      </w:hyperlink>
-      <w:r>
-        <w:rPr>
-          <w:rFonts w:asciiTheme="minorHAnsi" w:hAnsiTheme="minorHAnsi" w:cstheme="minorHAnsi"/>
-          <w:b/>
-          <w:color w:val="1153CC"/>
-          <w:spacing w:val="-4"/>
-          <w:sz w:val="18"/>
-          <w:szCs w:val="18"/>
-        </w:rPr>
-        <w:t xml:space="preserve"> </w:t>
-      </w:r>
-      <w:r>
-        <w:rPr>
-          <w:rFonts w:asciiTheme="minorHAnsi" w:hAnsiTheme="minorHAnsi" w:cstheme="minorHAnsi"/>
-          <w:b/>
-          <w:sz w:val="18"/>
-          <w:szCs w:val="18"/>
-        </w:rPr>
-        <w:t>Phone:</w:t>
-      </w:r>
-      <w:r>
-        <w:rPr>
-          <w:rFonts w:asciiTheme="minorHAnsi" w:hAnsiTheme="minorHAnsi" w:cstheme="minorHAnsi"/>
-          <w:b/>
-          <w:spacing w:val="-10"/>
-          <w:sz w:val="18"/>
-          <w:szCs w:val="18"/>
-        </w:rPr>
-        <w:t xml:space="preserve"> </w:t>
-      </w:r>
-      <w:r>
-        <w:rPr>
-          <w:rFonts w:asciiTheme="minorHAnsi" w:hAnsiTheme="minorHAnsi" w:cstheme="minorHAnsi"/>
-          <w:b/>
-          <w:spacing w:val="-4"/>
-          <w:sz w:val="18"/>
-          <w:szCs w:val="18"/>
-        </w:rPr>
-        <w:t>+91 9884497473</w:t>
-      </w:r>
-    </w:p>
-    <w:p>
-      <w:pPr>
-        <w:pStyle w:val="BodyText"/>
-        <w:ind w:left="540" w:right="450"/>
-        <w:jc w:val="both"/>
-        <w:outlineLvl w:val="2"/>
-        <w:rPr>
-          <w:rFonts w:asciiTheme="minorHAnsi" w:hAnsiTheme="minorHAnsi" w:cstheme="minorHAnsi"/>
-          <w:b/>
-          <w:spacing w:val="-2"/>
-          <w:sz w:val="18"/>
-          <w:szCs w:val="18"/>
-        </w:rPr>
-      </w:pPr>
-      <w:r>
-        <w:rPr>
-          <w:rFonts w:asciiTheme="minorHAnsi" w:hAnsiTheme="minorHAnsi" w:cstheme="minorHAnsi"/>
-          <w:b/>
-          <w:spacing w:val="-2"/>
-          <w:sz w:val="18"/>
-          <w:szCs w:val="18"/>
-        </w:rPr>
-        <w:t>Chennai,</w:t>
-      </w:r>
-      <w:r>
-        <w:rPr>
-          <w:rFonts w:asciiTheme="minorHAnsi" w:hAnsiTheme="minorHAnsi" w:cstheme="minorHAnsi"/>
-          <w:b/>
-          <w:spacing w:val="-16"/>
-          <w:sz w:val="18"/>
-          <w:szCs w:val="18"/>
-        </w:rPr>
-        <w:t xml:space="preserve"> </w:t>
-      </w:r>
-      <w:r>
-        <w:rPr>
-          <w:rFonts w:asciiTheme="minorHAnsi" w:hAnsiTheme="minorHAnsi" w:cstheme="minorHAnsi"/>
-          <w:b/>
-          <w:spacing w:val="-2"/>
-          <w:sz w:val="18"/>
-          <w:szCs w:val="18"/>
-        </w:rPr>
-        <w:t xml:space="preserve">India </w:t>
-      </w:r>
-    </w:p>
-    <w:p>
-      <w:pPr>
-        <w:pStyle w:val="BodyText"/>
-        <w:ind w:left="540" w:right="450"/>
-        <w:jc w:val="both"/>
-        <w:outlineLvl w:val="2"/>
-        <w:rPr>
-          <w:rFonts w:asciiTheme="minorHAnsi" w:hAnsiTheme="minorHAnsi" w:cstheme="minorHAnsi"/>
-          <w:b/>
-          <w:sz w:val="18"/>
-          <w:szCs w:val="18"/>
-        </w:rPr>
-        <w:sectPr>
-          <w:pgSz w:w="12240" w:h="18720"/>
-          <w:pgMar w:top="720" w:right="360" w:bottom="280" w:left="90" w:header="720" w:footer="720" w:gutter="0"/>
-          <w:pgBorders w:offsetFrom="page">
-            <w:top w:val="single" w:sz="4" w:space="24" w:color="auto"/>
-            <w:left w:val="single" w:sz="4" w:space="24" w:color="auto"/>
-            <w:bottom w:val="single" w:sz="4" w:space="24" w:color="auto"/>
-            <w:right w:val="single" w:sz="4" w:space="24" w:color="auto"/>
-          </w:pgBorders>
-          <w:cols w:num="2" w:space="720" w:equalWidth="0">
-            <w:col w:w="3485" w:space="4452"/>
-            <w:col w:w="3583"/>
-          </w:cols>
-        </w:sectPr>
-      </w:pPr>
-      <w:hyperlink r:id="rId9" w:history="1">
-        <w:r>
-          <w:rPr>
-            <w:rStyle w:val="Hyperlink"/>
-            <w:rFonts w:asciiTheme="minorHAnsi" w:hAnsiTheme="minorHAnsi" w:cstheme="minorHAnsi"/>
-            <w:b/>
-            <w:spacing w:val="-4"/>
-            <w:sz w:val="18"/>
-            <w:szCs w:val="18"/>
-            <w:u w:val="none"/>
-          </w:rPr>
-          <w:t>GitHub</w:t>
-        </w:r>
-      </w:hyperlink>
-      <w:r>
-        <w:rPr>
-          <w:rFonts w:asciiTheme="minorHAnsi" w:hAnsiTheme="minorHAnsi" w:cstheme="minorHAnsi"/>
-          <w:b/>
-          <w:color w:val="1153CC"/>
-          <w:spacing w:val="-4"/>
-          <w:sz w:val="18"/>
-          <w:szCs w:val="18"/>
-        </w:rPr>
-        <w:t xml:space="preserve"> | </w:t>
-      </w:r>
-      <w:hyperlink r:id="rId10" w:history="1">
-        <w:r>
-          <w:rPr>
-            <w:rStyle w:val="Hyperlink"/>
-            <w:rFonts w:asciiTheme="minorHAnsi" w:hAnsiTheme="minorHAnsi" w:cstheme="minorHAnsi"/>
-            <w:b/>
-            <w:spacing w:val="-4"/>
-            <w:sz w:val="18"/>
-            <w:szCs w:val="18"/>
-            <w:u w:val="none"/>
-          </w:rPr>
-          <w:t>Portfolio</w:t>
-        </w:r>
-      </w:hyperlink>
-      <w:r>
-        <w:rPr>
-          <w:rFonts w:asciiTheme="minorHAnsi" w:hAnsiTheme="minorHAnsi" w:cstheme="minorHAnsi"/>
-          <w:b/>
-          <w:color w:val="1153CC"/>
-          <w:spacing w:val="-4"/>
-          <w:sz w:val="18"/>
-          <w:szCs w:val="18"/>
-        </w:rPr>
-        <w:t xml:space="preserve"> | </w:t>
-      </w:r>
-      <w:hyperlink r:id="rId11">
-        <w:r>
-          <w:rPr>
-            <w:rFonts w:asciiTheme="minorHAnsi" w:hAnsiTheme="minorHAnsi" w:cstheme="minorHAnsi"/>
-            <w:b/>
-            <w:color w:val="1153CC"/>
-            <w:spacing w:val="-4"/>
-            <w:sz w:val="18"/>
-            <w:szCs w:val="18"/>
-          </w:rPr>
-          <w:t>LinkedIn</w:t>
-        </w:r>
-      </w:hyperlink>
-    </w:p>
-    <w:p>
-      <w:pPr>
-        <w:pStyle w:val="BodyText"/>
-        <w:ind w:left="540" w:right="450"/>
-        <w:outlineLvl w:val="2"/>
-        <w:rPr>
-          <w:rFonts w:asciiTheme="minorHAnsi" w:hAnsiTheme="minorHAnsi" w:cstheme="minorHAnsi"/>
-          <w:sz w:val="18"/>
-          <w:szCs w:val="18"/>
-        </w:rPr>
-      </w:pPr>
-      <w:r>
-        <w:rPr>
-          <w:rFonts w:asciiTheme="minorHAnsi" w:hAnsiTheme="minorHAnsi" w:cstheme="minorHAnsi"/>
-          <w:b/>
-          <w:bCs/>
+        <w:ind w:left="450" w:right="450"/>
+        <w:rPr>
+          <w:rFonts w:asciiTheme="minorHAnsi" w:hAnsiTheme="minorHAnsi" w:cstheme="minorHAnsi"/>
+          <w:spacing w:val="-2"/>
+          <w:sz w:val="22"/>
+          <w:szCs w:val="22"/>
+        </w:rPr>
+      </w:pPr>
+      <w:r>
+        <w:rPr>
+          <w:rFonts w:asciiTheme="minorHAnsi" w:hAnsiTheme="minorHAnsi" w:cstheme="minorHAnsi"/>
+          <w:b w:val="0"/>
+          <w:bCs w:val="0"/>
           <w:noProof/>
           <w:sz w:val="18"/>
           <w:szCs w:val="18"/>
@@ -358,16 +79,16 @@
         <mc:AlternateContent>
           <mc:Choice Requires="wps">
             <w:drawing>
-              <wp:anchor distT="0" distB="0" distL="0" distR="0" simplePos="0" relativeHeight="251664384" behindDoc="1" locked="0" layoutInCell="1" allowOverlap="1" wp14:anchorId="28BBE075" wp14:editId="4A9EBE26">
+              <wp:anchor distT="0" distB="0" distL="0" distR="0" simplePos="0" relativeHeight="251664384" behindDoc="1" locked="0" layoutInCell="1" allowOverlap="1" wp14:anchorId="4E81CDD0" wp14:editId="64C19421">
                 <wp:simplePos x="0" y="0"/>
                 <wp:positionH relativeFrom="page">
-                  <wp:posOffset>374650</wp:posOffset>
+                  <wp:posOffset>460375</wp:posOffset>
                 </wp:positionH>
                 <wp:positionV relativeFrom="paragraph">
-                  <wp:posOffset>62865</wp:posOffset>
+                  <wp:posOffset>129540</wp:posOffset>
                 </wp:positionV>
                 <wp:extent cx="6858000" cy="1270"/>
-                <wp:effectExtent l="12700" t="13970" r="6350" b="13335"/>
+                <wp:effectExtent l="0" t="0" r="19050" b="17780"/>
                 <wp:wrapTopAndBottom/>
                 <wp:docPr id="6" name="Freeform 6"/>
                 <wp:cNvGraphicFramePr>
@@ -449,7 +170,7 @@
           </mc:Choice>
           <mc:Fallback>
             <w:pict>
-              <v:shape id="Freeform 6" o:spid="_x0000_s1026" style="position:absolute;margin-left:29.5pt;margin-top:4.95pt;width:540pt;height:.1pt;z-index:-251652096;visibility:visible;mso-wrap-style:square;mso-width-percent:0;mso-height-percent:0;mso-wrap-distance-left:0;mso-wrap-distance-top:0;mso-wrap-distance-right:0;mso-wrap-distance-bottom:0;mso-position-horizontal:absolute;mso-position-horizontal-relative:page;mso-position-vertical:absolute;mso-position-vertical-relative:text;mso-width-percent:0;mso-height-percent:0;mso-width-relative:page;mso-height-relative:page;v-text-anchor:top" coordsize="6858000,1270" o:gfxdata="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" path="m,l6858000,e" filled="f" strokeweight=".35272mm">
+              <v:shape id="Freeform 6" o:spid="_x0000_s1026" style="position:absolute;margin-left:36.25pt;margin-top:10.2pt;width:540pt;height:.1pt;z-index:-251652096;visibility:visible;mso-wrap-style:square;mso-width-percent:0;mso-height-percent:0;mso-wrap-distance-left:0;mso-wrap-distance-top:0;mso-wrap-distance-right:0;mso-wrap-distance-bottom:0;mso-position-horizontal:absolute;mso-position-horizontal-relative:page;mso-position-vertical:absolute;mso-position-vertical-relative:text;mso-width-percent:0;mso-height-percent:0;mso-width-relative:page;mso-height-relative:page;v-text-anchor:top" coordsize="6858000,1270" o:gfxdata="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" path="m,l6858000,e" filled="f" strokeweight=".35272mm">
                 <v:path arrowok="t" o:connecttype="custom" o:connectlocs="0,0;6858000,0" o:connectangles="0,0"/>
                 <w10:wrap type="topAndBottom" anchorx="page"/>
               </v:shape>
@@ -463,6 +184,296 @@
           <w:sz w:val="18"/>
           <w:szCs w:val="18"/>
         </w:rPr>
+        <w:tab/>
+      </w:r>
+      <w:r>
+        <w:rPr>
+          <w:rFonts w:asciiTheme="minorHAnsi" w:hAnsiTheme="minorHAnsi" w:cstheme="minorHAnsi"/>
+          <w:sz w:val="22"/>
+          <w:szCs w:val="22"/>
+        </w:rPr>
+        <w:t>Career</w:t>
+      </w:r>
+      <w:r>
+        <w:rPr>
+          <w:rFonts w:asciiTheme="minorHAnsi" w:hAnsiTheme="minorHAnsi" w:cstheme="minorHAnsi"/>
+          <w:spacing w:val="-3"/>
+          <w:sz w:val="22"/>
+          <w:szCs w:val="22"/>
+        </w:rPr>
+        <w:t xml:space="preserve"> </w:t>
+      </w:r>
+      <w:proofErr w:type="gramStart"/>
+      <w:r>
+        <w:rPr>
+          <w:rFonts w:asciiTheme="minorHAnsi" w:hAnsiTheme="minorHAnsi" w:cstheme="minorHAnsi"/>
+          <w:spacing w:val="-2"/>
+          <w:sz w:val="22"/>
+          <w:szCs w:val="22"/>
+        </w:rPr>
+        <w:t>Objective :</w:t>
+      </w:r>
+      <w:proofErr w:type="gramEnd"/>
+      <w:r>
+        <w:rPr>
+          <w:rFonts w:asciiTheme="minorHAnsi" w:hAnsiTheme="minorHAnsi" w:cstheme="minorHAnsi"/>
+          <w:spacing w:val="-2"/>
+          <w:sz w:val="22"/>
+          <w:szCs w:val="22"/>
+        </w:rPr>
+        <w:t>-</w:t>
+      </w:r>
+    </w:p>
+    <w:p>
+      <w:pPr>
+        <w:pStyle w:val="BodyText"/>
+        <w:ind w:left="450" w:right="450"/>
+        <w:outlineLvl w:val="2"/>
+        <w:rPr>
+          <w:rFonts w:asciiTheme="minorHAnsi" w:hAnsiTheme="minorHAnsi" w:cstheme="minorHAnsi"/>
+          <w:b/>
+          <w:sz w:val="18"/>
+          <w:szCs w:val="18"/>
+        </w:rPr>
+      </w:pPr>
+      <w:r>
+        <w:rPr>
+          <w:rFonts w:asciiTheme="minorHAnsi" w:hAnsiTheme="minorHAnsi" w:cstheme="minorHAnsi"/>
+          <w:sz w:val="18"/>
+          <w:szCs w:val="18"/>
+        </w:rPr>
+        <w:br w:type="column"/>
+      </w:r>
+      <w:hyperlink r:id="rId8">
+        <w:r>
+          <w:rPr>
+            <w:rFonts w:asciiTheme="minorHAnsi" w:hAnsiTheme="minorHAnsi" w:cstheme="minorHAnsi"/>
+            <w:b/>
+            <w:color w:val="0000FF"/>
+            <w:spacing w:val="-4"/>
+            <w:sz w:val="18"/>
+            <w:szCs w:val="18"/>
+          </w:rPr>
+          <w:t>Gowthampandiyan7@Gmail.Com</w:t>
+        </w:r>
+      </w:hyperlink>
+      <w:r>
+        <w:rPr>
+          <w:rFonts w:asciiTheme="minorHAnsi" w:hAnsiTheme="minorHAnsi" w:cstheme="minorHAnsi"/>
+          <w:b/>
+          <w:color w:val="0000FF"/>
+          <w:spacing w:val="-4"/>
+          <w:sz w:val="18"/>
+          <w:szCs w:val="18"/>
+        </w:rPr>
+        <w:t xml:space="preserve"> </w:t>
+      </w:r>
+      <w:r>
+        <w:rPr>
+          <w:rFonts w:asciiTheme="minorHAnsi" w:hAnsiTheme="minorHAnsi" w:cstheme="minorHAnsi"/>
+          <w:b/>
+          <w:sz w:val="18"/>
+          <w:szCs w:val="18"/>
+        </w:rPr>
+        <w:t>Phone:</w:t>
+      </w:r>
+      <w:r>
+        <w:rPr>
+          <w:rFonts w:asciiTheme="minorHAnsi" w:hAnsiTheme="minorHAnsi" w:cstheme="minorHAnsi"/>
+          <w:b/>
+          <w:spacing w:val="-10"/>
+          <w:sz w:val="18"/>
+          <w:szCs w:val="18"/>
+        </w:rPr>
+        <w:t xml:space="preserve"> </w:t>
+      </w:r>
+      <w:r>
+        <w:rPr>
+          <w:rFonts w:asciiTheme="minorHAnsi" w:hAnsiTheme="minorHAnsi" w:cstheme="minorHAnsi"/>
+          <w:b/>
+          <w:spacing w:val="-4"/>
+          <w:sz w:val="18"/>
+          <w:szCs w:val="18"/>
+        </w:rPr>
+        <w:t>+91 9884497473</w:t>
+      </w:r>
+    </w:p>
+    <w:p>
+      <w:pPr>
+        <w:pStyle w:val="BodyText"/>
+        <w:ind w:left="450" w:right="450"/>
+        <w:outlineLvl w:val="2"/>
+        <w:rPr>
+          <w:rFonts w:asciiTheme="minorHAnsi" w:hAnsiTheme="minorHAnsi" w:cstheme="minorHAnsi"/>
+          <w:b/>
+          <w:spacing w:val="-2"/>
+          <w:sz w:val="18"/>
+          <w:szCs w:val="18"/>
+        </w:rPr>
+      </w:pPr>
+      <w:r>
+        <w:rPr>
+          <w:rFonts w:asciiTheme="minorHAnsi" w:hAnsiTheme="minorHAnsi" w:cstheme="minorHAnsi"/>
+          <w:b/>
+          <w:spacing w:val="-2"/>
+          <w:sz w:val="18"/>
+          <w:szCs w:val="18"/>
+        </w:rPr>
+        <w:t>Chennai,</w:t>
+      </w:r>
+      <w:r>
+        <w:rPr>
+          <w:rFonts w:asciiTheme="minorHAnsi" w:hAnsiTheme="minorHAnsi" w:cstheme="minorHAnsi"/>
+          <w:b/>
+          <w:spacing w:val="-16"/>
+          <w:sz w:val="18"/>
+          <w:szCs w:val="18"/>
+        </w:rPr>
+        <w:t xml:space="preserve"> </w:t>
+      </w:r>
+      <w:r>
+        <w:rPr>
+          <w:rFonts w:asciiTheme="minorHAnsi" w:hAnsiTheme="minorHAnsi" w:cstheme="minorHAnsi"/>
+          <w:b/>
+          <w:spacing w:val="-2"/>
+          <w:sz w:val="18"/>
+          <w:szCs w:val="18"/>
+        </w:rPr>
+        <w:t>India</w:t>
+      </w:r>
+    </w:p>
+    <w:p>
+      <w:pPr>
+        <w:pStyle w:val="BodyText"/>
+        <w:ind w:left="450" w:right="450"/>
+        <w:outlineLvl w:val="2"/>
+        <w:rPr>
+          <w:rFonts w:asciiTheme="minorHAnsi" w:hAnsiTheme="minorHAnsi" w:cstheme="minorHAnsi"/>
+          <w:b/>
+          <w:spacing w:val="-2"/>
+          <w:sz w:val="18"/>
+          <w:szCs w:val="18"/>
+        </w:rPr>
+        <w:sectPr>
+          <w:pgSz w:w="12240" w:h="18720"/>
+          <w:pgMar w:top="720" w:right="360" w:bottom="280" w:left="90" w:header="720" w:footer="720" w:gutter="0"/>
+          <w:pgBorders w:offsetFrom="page">
+            <w:top w:val="single" w:sz="4" w:space="24" w:color="auto"/>
+            <w:left w:val="single" w:sz="4" w:space="24" w:color="auto"/>
+            <w:bottom w:val="single" w:sz="4" w:space="24" w:color="auto"/>
+            <w:right w:val="single" w:sz="4" w:space="24" w:color="auto"/>
+          </w:pgBorders>
+          <w:cols w:num="2" w:space="720" w:equalWidth="0">
+            <w:col w:w="3485" w:space="4452"/>
+            <w:col w:w="3583"/>
+          </w:cols>
+        </w:sectPr>
+      </w:pPr>
+      <w:r>
+        <w:rPr>
+          <w:rFonts w:asciiTheme="minorHAnsi" w:hAnsiTheme="minorHAnsi" w:cstheme="minorHAnsi"/>
+          <w:b/>
+          <w:color w:val="0000FF"/>
+          <w:sz w:val="18"/>
+          <w:szCs w:val="18"/>
+        </w:rPr>
+        <w:t xml:space="preserve">| </w:t>
+      </w:r>
+      <w:hyperlink r:id="rId9" w:history="1">
+        <w:r>
+          <w:rPr>
+            <w:rStyle w:val="Hyperlink"/>
+            <w:rFonts w:asciiTheme="minorHAnsi" w:hAnsiTheme="minorHAnsi" w:cstheme="minorHAnsi"/>
+            <w:b/>
+            <w:color w:val="0000FF"/>
+            <w:spacing w:val="-4"/>
+            <w:sz w:val="18"/>
+            <w:szCs w:val="18"/>
+            <w:u w:val="none"/>
+          </w:rPr>
+          <w:t>GitHub</w:t>
+        </w:r>
+      </w:hyperlink>
+      <w:r>
+        <w:rPr>
+          <w:rFonts w:asciiTheme="minorHAnsi" w:hAnsiTheme="minorHAnsi" w:cstheme="minorHAnsi"/>
+          <w:b/>
+          <w:color w:val="0000FF"/>
+          <w:spacing w:val="-4"/>
+          <w:sz w:val="18"/>
+          <w:szCs w:val="18"/>
+        </w:rPr>
+        <w:t xml:space="preserve"> | </w:t>
+      </w:r>
+      <w:hyperlink r:id="rId10" w:history="1">
+        <w:r>
+          <w:rPr>
+            <w:rStyle w:val="Hyperlink"/>
+            <w:rFonts w:asciiTheme="minorHAnsi" w:hAnsiTheme="minorHAnsi" w:cstheme="minorHAnsi"/>
+            <w:b/>
+            <w:color w:val="0000FF"/>
+            <w:spacing w:val="-4"/>
+            <w:sz w:val="18"/>
+            <w:szCs w:val="18"/>
+            <w:u w:val="none"/>
+          </w:rPr>
+          <w:t>Portfolio</w:t>
+        </w:r>
+      </w:hyperlink>
+      <w:r>
+        <w:rPr>
+          <w:rFonts w:asciiTheme="minorHAnsi" w:hAnsiTheme="minorHAnsi" w:cstheme="minorHAnsi"/>
+          <w:b/>
+          <w:color w:val="0000FF"/>
+          <w:spacing w:val="-4"/>
+          <w:sz w:val="18"/>
+          <w:szCs w:val="18"/>
+        </w:rPr>
+        <w:t xml:space="preserve"> | </w:t>
+      </w:r>
+      <w:hyperlink r:id="rId11">
+        <w:r>
+          <w:rPr>
+            <w:rFonts w:asciiTheme="minorHAnsi" w:hAnsiTheme="minorHAnsi" w:cstheme="minorHAnsi"/>
+            <w:b/>
+            <w:color w:val="0000FF"/>
+            <w:spacing w:val="-4"/>
+            <w:sz w:val="18"/>
+            <w:szCs w:val="18"/>
+          </w:rPr>
+          <w:t>LinkedIn</w:t>
+        </w:r>
+      </w:hyperlink>
+      <w:r>
+        <w:rPr>
+          <w:rFonts w:asciiTheme="minorHAnsi" w:hAnsiTheme="minorHAnsi" w:cstheme="minorHAnsi"/>
+          <w:b/>
+          <w:color w:val="0000FF"/>
+          <w:spacing w:val="-4"/>
+          <w:sz w:val="18"/>
+          <w:szCs w:val="18"/>
+        </w:rPr>
+        <w:t xml:space="preserve"> |</w:t>
+      </w:r>
+    </w:p>
+    <w:p>
+      <w:pPr>
+        <w:pStyle w:val="BodyText"/>
+        <w:ind w:left="450" w:right="450"/>
+        <w:outlineLvl w:val="2"/>
+        <w:rPr>
+          <w:rFonts w:asciiTheme="minorHAnsi" w:hAnsiTheme="minorHAnsi" w:cstheme="minorHAnsi"/>
+          <w:sz w:val="18"/>
+          <w:szCs w:val="18"/>
+        </w:rPr>
+      </w:pPr>
+      <w:r>
+        <w:rPr>
+          <w:rFonts w:asciiTheme="minorHAnsi" w:hAnsiTheme="minorHAnsi" w:cstheme="minorHAnsi"/>
+          <w:sz w:val="18"/>
+          <w:szCs w:val="18"/>
+        </w:rPr>
+        <w:lastRenderedPageBreak/>
         <w:t xml:space="preserve">Entry-Level Data Analyst </w:t>
       </w:r>
       <w:proofErr w:type="gramStart"/>
@@ -519,7 +530,7 @@
     <w:p>
       <w:pPr>
         <w:pStyle w:val="BodyText"/>
-        <w:ind w:left="540" w:right="450"/>
+        <w:ind w:left="450" w:right="450"/>
         <w:outlineLvl w:val="2"/>
         <w:rPr>
           <w:rFonts w:asciiTheme="minorHAnsi" w:hAnsiTheme="minorHAnsi" w:cstheme="minorHAnsi"/>
@@ -543,7 +554,25 @@
           <w:sz w:val="18"/>
           <w:szCs w:val="18"/>
         </w:rPr>
-        <w:t xml:space="preserve"> Strong Expertise In </w:t>
+        <w:t xml:space="preserve"> Strong Expertise </w:t>
+      </w:r>
+      <w:proofErr w:type="gramStart"/>
+      <w:r>
+        <w:rPr>
+          <w:rFonts w:asciiTheme="minorHAnsi" w:hAnsiTheme="minorHAnsi" w:cstheme="minorHAnsi"/>
+          <w:sz w:val="18"/>
+          <w:szCs w:val="18"/>
+        </w:rPr>
+        <w:t>In</w:t>
+      </w:r>
+      <w:proofErr w:type="gramEnd"/>
+      <w:r>
+        <w:rPr>
+          <w:rFonts w:asciiTheme="minorHAnsi" w:hAnsiTheme="minorHAnsi" w:cstheme="minorHAnsi"/>
+          <w:sz w:val="18"/>
+          <w:szCs w:val="18"/>
+        </w:rPr>
+        <w:t xml:space="preserve"> </w:t>
       </w:r>
       <w:r>
         <w:rPr>
@@ -559,75 +588,47 @@
           <w:sz w:val="18"/>
           <w:szCs w:val="18"/>
         </w:rPr>
-        <w:t xml:space="preserve">, Excel </w:t>
-      </w:r>
-      <w:r>
-        <w:rPr>
-          <w:rFonts w:asciiTheme="minorHAnsi" w:hAnsiTheme="minorHAnsi" w:cstheme="minorHAnsi"/>
-          <w:sz w:val="18"/>
-          <w:szCs w:val="18"/>
-        </w:rPr>
-        <w:t xml:space="preserve">(Advanced), Power Bi, And </w:t>
-      </w:r>
-      <w:proofErr w:type="gramStart"/>
-      <w:r>
-        <w:rPr>
-          <w:rFonts w:asciiTheme="minorHAnsi" w:hAnsiTheme="minorHAnsi" w:cstheme="minorHAnsi"/>
-          <w:sz w:val="18"/>
-          <w:szCs w:val="18"/>
-        </w:rPr>
-        <w:t>Python</w:t>
-      </w:r>
-      <w:r>
-        <w:rPr>
-          <w:rFonts w:asciiTheme="minorHAnsi" w:hAnsiTheme="minorHAnsi" w:cstheme="minorHAnsi"/>
-          <w:sz w:val="18"/>
-          <w:szCs w:val="18"/>
-        </w:rPr>
-        <w:t>(</w:t>
-      </w:r>
-      <w:proofErr w:type="gramEnd"/>
-      <w:r>
-        <w:rPr>
-          <w:rFonts w:asciiTheme="minorHAnsi" w:hAnsiTheme="minorHAnsi" w:cstheme="minorHAnsi"/>
-          <w:sz w:val="18"/>
-          <w:szCs w:val="18"/>
-        </w:rPr>
-        <w:t xml:space="preserve">Pandas, </w:t>
-      </w:r>
-      <w:proofErr w:type="spellStart"/>
-      <w:r>
-        <w:rPr>
-          <w:rFonts w:asciiTheme="minorHAnsi" w:hAnsiTheme="minorHAnsi" w:cstheme="minorHAnsi"/>
-          <w:sz w:val="18"/>
-          <w:szCs w:val="18"/>
-        </w:rPr>
-        <w:t>Numpy</w:t>
-      </w:r>
-      <w:proofErr w:type="spellEnd"/>
-      <w:r>
-        <w:rPr>
-          <w:rFonts w:asciiTheme="minorHAnsi" w:hAnsiTheme="minorHAnsi" w:cstheme="minorHAnsi"/>
-          <w:sz w:val="18"/>
-          <w:szCs w:val="18"/>
-        </w:rPr>
-        <w:t>). Proven Ability To Structure Raw Business Data, Build Dashboards, And Deliver Actionable Insights For</w:t>
-      </w:r>
-      <w:r>
-        <w:rPr>
-          <w:rFonts w:asciiTheme="minorHAnsi" w:hAnsiTheme="minorHAnsi" w:cstheme="minorHAnsi"/>
-          <w:sz w:val="18"/>
-          <w:szCs w:val="18"/>
-        </w:rPr>
-        <w:t xml:space="preserve"> Data-Driven Decision</w:t>
-      </w:r>
-      <w:r>
-        <w:rPr>
-          <w:rFonts w:asciiTheme="minorHAnsi" w:hAnsiTheme="minorHAnsi" w:cstheme="minorHAnsi"/>
-          <w:sz w:val="18"/>
-          <w:szCs w:val="18"/>
-        </w:rPr>
-        <w:t xml:space="preserve"> Making</w:t>
+        <w:t xml:space="preserve">, Excel, </w:t>
+      </w:r>
+      <w:r>
+        <w:rPr>
+          <w:rFonts w:asciiTheme="minorHAnsi" w:hAnsiTheme="minorHAnsi" w:cstheme="minorHAnsi"/>
+          <w:sz w:val="18"/>
+          <w:szCs w:val="18"/>
+        </w:rPr>
+        <w:t>Power Bi</w:t>
+      </w:r>
+      <w:r>
+        <w:rPr>
+          <w:rFonts w:asciiTheme="minorHAnsi" w:hAnsiTheme="minorHAnsi" w:cstheme="minorHAnsi"/>
+          <w:sz w:val="18"/>
+          <w:szCs w:val="18"/>
+        </w:rPr>
+        <w:t xml:space="preserve">. Proven Ability To Structure Raw Business Data, Build Dashboards, </w:t>
+      </w:r>
+      <w:r>
+        <w:rPr>
+          <w:rFonts w:asciiTheme="minorHAnsi" w:hAnsiTheme="minorHAnsi" w:cstheme="minorHAnsi"/>
+          <w:sz w:val="18"/>
+          <w:szCs w:val="18"/>
+        </w:rPr>
+        <w:t xml:space="preserve">and </w:t>
+      </w:r>
+      <w:r>
+        <w:rPr>
+          <w:rFonts w:asciiTheme="minorHAnsi" w:hAnsiTheme="minorHAnsi" w:cstheme="minorHAnsi"/>
+          <w:sz w:val="18"/>
+          <w:szCs w:val="18"/>
+        </w:rPr>
+        <w:t>Deliver Actionable Insights For</w:t>
+      </w:r>
+      <w:r>
+        <w:rPr>
+          <w:rFonts w:asciiTheme="minorHAnsi" w:hAnsiTheme="minorHAnsi" w:cstheme="minorHAnsi"/>
+          <w:sz w:val="18"/>
+          <w:szCs w:val="18"/>
+        </w:rPr>
+        <w:t xml:space="preserve"> Data-Driven Decision Making</w:t>
       </w:r>
       <w:r>
         <w:rPr>
@@ -637,95 +638,38 @@
         </w:rPr>
         <w:t>.</w:t>
       </w:r>
-    </w:p>
-    <w:p>
-      <w:pPr>
-        <w:pStyle w:val="BodyText"/>
-        <w:ind w:left="540" w:right="450"/>
-        <w:outlineLvl w:val="2"/>
-        <w:rPr>
-          <w:rFonts w:asciiTheme="minorHAnsi" w:hAnsiTheme="minorHAnsi" w:cstheme="minorHAnsi"/>
-          <w:sz w:val="18"/>
-          <w:szCs w:val="18"/>
-        </w:rPr>
-      </w:pPr>
     </w:p>
     <w:p>
       <w:pPr>
         <w:pStyle w:val="Heading1"/>
         <w:spacing w:before="0"/>
-        <w:ind w:left="540" w:right="450"/>
-        <w:rPr>
-          <w:rFonts w:asciiTheme="minorHAnsi" w:hAnsiTheme="minorHAnsi" w:cstheme="minorHAnsi"/>
-          <w:spacing w:val="-2"/>
-          <w:sz w:val="18"/>
-          <w:szCs w:val="18"/>
-        </w:rPr>
-      </w:pPr>
-      <w:proofErr w:type="gramStart"/>
-      <w:r>
-        <w:rPr>
-          <w:rFonts w:asciiTheme="minorHAnsi" w:hAnsiTheme="minorHAnsi" w:cstheme="minorHAnsi"/>
-          <w:spacing w:val="-2"/>
-          <w:sz w:val="18"/>
-          <w:szCs w:val="18"/>
-        </w:rPr>
-        <w:t>Skills</w:t>
-      </w:r>
-      <w:r>
-        <w:rPr>
-          <w:rFonts w:asciiTheme="minorHAnsi" w:hAnsiTheme="minorHAnsi" w:cstheme="minorHAnsi"/>
-          <w:spacing w:val="-2"/>
-          <w:sz w:val="18"/>
-          <w:szCs w:val="18"/>
-        </w:rPr>
-        <w:t xml:space="preserve"> :</w:t>
-      </w:r>
-      <w:proofErr w:type="gramEnd"/>
-      <w:r>
-        <w:rPr>
-          <w:rFonts w:asciiTheme="minorHAnsi" w:hAnsiTheme="minorHAnsi" w:cstheme="minorHAnsi"/>
-          <w:spacing w:val="-2"/>
-          <w:sz w:val="18"/>
-          <w:szCs w:val="18"/>
-        </w:rPr>
-        <w:t>-</w:t>
-      </w:r>
-    </w:p>
-    <w:p>
-      <w:pPr>
-        <w:pStyle w:val="Heading1"/>
-        <w:spacing w:before="0"/>
-        <w:ind w:left="540" w:right="450"/>
-        <w:rPr>
-          <w:rFonts w:asciiTheme="minorHAnsi" w:hAnsiTheme="minorHAnsi" w:cstheme="minorHAnsi"/>
-          <w:spacing w:val="-2"/>
-          <w:sz w:val="18"/>
-          <w:szCs w:val="18"/>
-        </w:rPr>
-      </w:pPr>
-      <w:r>
-        <w:rPr>
-          <w:rFonts w:asciiTheme="minorHAnsi" w:hAnsiTheme="minorHAnsi" w:cstheme="minorHAnsi"/>
-          <w:b w:val="0"/>
-          <w:bCs w:val="0"/>
-          <w:noProof/>
-          <w:sz w:val="18"/>
-          <w:szCs w:val="18"/>
+        <w:ind w:left="450" w:right="450"/>
+        <w:rPr>
+          <w:rFonts w:asciiTheme="minorHAnsi" w:hAnsiTheme="minorHAnsi" w:cstheme="minorHAnsi"/>
+          <w:spacing w:val="-2"/>
+          <w:sz w:val="18"/>
+          <w:szCs w:val="18"/>
+        </w:rPr>
+      </w:pPr>
+      <w:r>
+        <w:rPr>
+          <w:rFonts w:asciiTheme="minorHAnsi" w:hAnsiTheme="minorHAnsi" w:cstheme="minorHAnsi"/>
+          <w:sz w:val="22"/>
+          <w:szCs w:val="22"/>
         </w:rPr>
         <mc:AlternateContent>
           <mc:Choice Requires="wps">
             <w:drawing>
-              <wp:anchor distT="0" distB="0" distL="0" distR="0" simplePos="0" relativeHeight="251659264" behindDoc="1" locked="0" layoutInCell="1" allowOverlap="1" wp14:anchorId="720C5379" wp14:editId="5DEB3A2C">
+              <wp:anchor distT="0" distB="0" distL="0" distR="0" simplePos="0" relativeHeight="251659264" behindDoc="1" locked="0" layoutInCell="1" allowOverlap="1" wp14:anchorId="09AFCB0A" wp14:editId="380D067D">
                 <wp:simplePos x="0" y="0"/>
                 <wp:positionH relativeFrom="page">
-                  <wp:posOffset>374650</wp:posOffset>
+                  <wp:posOffset>460375</wp:posOffset>
                 </wp:positionH>
                 <wp:positionV relativeFrom="paragraph">
-                  <wp:posOffset>57785</wp:posOffset>
+                  <wp:posOffset>74295</wp:posOffset>
                 </wp:positionV>
                 <wp:extent cx="6858000" cy="1270"/>
-                <wp:effectExtent l="12700" t="14605" r="6350" b="12700"/>
+                <wp:effectExtent l="0" t="0" r="19050" b="17780"/>
                 <wp:wrapTopAndBottom/>
                 <wp:docPr id="5" name="Freeform 5"/>
                 <wp:cNvGraphicFramePr>
@@ -807,7 +751,7 @@
           </mc:Choice>
           <mc:Fallback>
             <w:pict>
-              <v:shape id="Freeform 5" o:spid="_x0000_s1026" style="position:absolute;margin-left:29.5pt;margin-top:4.55pt;width:540pt;height:.1pt;z-index:-251657216;visibility:visible;mso-wrap-style:square;mso-width-percent:0;mso-height-percent:0;mso-wrap-distance-left:0;mso-wrap-distance-top:0;mso-wrap-distance-right:0;mso-wrap-distance-bottom:0;mso-position-horizontal:absolute;mso-position-horizontal-relative:page;mso-position-vertical:absolute;mso-position-vertical-relative:text;mso-width-percent:0;mso-height-percent:0;mso-width-relative:page;mso-height-relative:page;v-text-anchor:top" coordsize="6858000,1270" o:gfxdata="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" path="m,l6858000,e" filled="f" strokeweight=".35272mm">
+              <v:shape id="Freeform 5" o:spid="_x0000_s1026" style="position:absolute;margin-left:36.25pt;margin-top:5.85pt;width:540pt;height:.1pt;z-index:-251657216;visibility:visible;mso-wrap-style:square;mso-width-percent:0;mso-height-percent:0;mso-wrap-distance-left:0;mso-wrap-distance-top:0;mso-wrap-distance-right:0;mso-wrap-distance-bottom:0;mso-position-horizontal:absolute;mso-position-horizontal-relative:page;mso-position-vertical:absolute;mso-position-vertical-relative:text;mso-width-percent:0;mso-height-percent:0;mso-width-relative:page;mso-height-relative:page;v-text-anchor:top" coordsize="6858000,1270" o:gfxdata="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" path="m,l6858000,e" filled="f" strokeweight=".35272mm">
                 <v:path arrowok="t" o:connecttype="custom" o:connectlocs="0,0;6858000,0" o:connectangles="0,0"/>
                 <w10:wrap type="topAndBottom" anchorx="page"/>
               </v:shape>
@@ -815,877 +759,430 @@
           </mc:Fallback>
         </mc:AlternateContent>
       </w:r>
-      <w:r>
-        <w:rPr>
-          <w:rFonts w:asciiTheme="minorHAnsi" w:hAnsiTheme="minorHAnsi" w:cstheme="minorHAnsi"/>
-          <w:sz w:val="18"/>
-          <w:szCs w:val="18"/>
-        </w:rPr>
-        <w:t>Expertise:</w:t>
-      </w:r>
-      <w:r>
-        <w:rPr>
-          <w:rFonts w:asciiTheme="minorHAnsi" w:hAnsiTheme="minorHAnsi" w:cstheme="minorHAnsi"/>
-          <w:spacing w:val="-10"/>
-          <w:sz w:val="18"/>
-          <w:szCs w:val="18"/>
-        </w:rPr>
-        <w:t xml:space="preserve"> </w:t>
-      </w:r>
-      <w:r>
-        <w:rPr>
-          <w:rFonts w:asciiTheme="minorHAnsi" w:hAnsiTheme="minorHAnsi" w:cstheme="minorHAnsi"/>
-          <w:spacing w:val="-10"/>
-          <w:sz w:val="18"/>
-          <w:szCs w:val="18"/>
-        </w:rPr>
-        <w:t xml:space="preserve"> </w:t>
-      </w:r>
-      <w:r>
-        <w:rPr>
-          <w:rFonts w:asciiTheme="minorHAnsi" w:hAnsiTheme="minorHAnsi" w:cstheme="minorHAnsi"/>
-          <w:b w:val="0"/>
-          <w:sz w:val="18"/>
-          <w:szCs w:val="18"/>
-        </w:rPr>
-        <w:t xml:space="preserve">Html | </w:t>
-      </w:r>
-      <w:proofErr w:type="spellStart"/>
-      <w:r>
-        <w:rPr>
-          <w:rFonts w:asciiTheme="minorHAnsi" w:hAnsiTheme="minorHAnsi" w:cstheme="minorHAnsi"/>
-          <w:b w:val="0"/>
-          <w:spacing w:val="-7"/>
-          <w:sz w:val="18"/>
-          <w:szCs w:val="18"/>
-        </w:rPr>
-        <w:t>Css</w:t>
-      </w:r>
-      <w:proofErr w:type="spellEnd"/>
-      <w:r>
-        <w:rPr>
-          <w:rFonts w:asciiTheme="minorHAnsi" w:hAnsiTheme="minorHAnsi" w:cstheme="minorHAnsi"/>
-          <w:b w:val="0"/>
-          <w:sz w:val="18"/>
-          <w:szCs w:val="18"/>
-        </w:rPr>
-        <w:t xml:space="preserve"> </w:t>
-      </w:r>
-      <w:r>
-        <w:rPr>
-          <w:rFonts w:asciiTheme="minorHAnsi" w:hAnsiTheme="minorHAnsi" w:cstheme="minorHAnsi"/>
-          <w:b w:val="0"/>
-          <w:spacing w:val="-6"/>
-          <w:sz w:val="18"/>
-          <w:szCs w:val="18"/>
-        </w:rPr>
-        <w:t>|</w:t>
-      </w:r>
-      <w:r>
-        <w:rPr>
-          <w:rFonts w:asciiTheme="minorHAnsi" w:hAnsiTheme="minorHAnsi" w:cstheme="minorHAnsi"/>
-          <w:b w:val="0"/>
-          <w:sz w:val="18"/>
-          <w:szCs w:val="18"/>
-        </w:rPr>
-        <w:t xml:space="preserve"> </w:t>
-      </w:r>
-      <w:r>
-        <w:rPr>
-          <w:rFonts w:asciiTheme="minorHAnsi" w:hAnsiTheme="minorHAnsi" w:cstheme="minorHAnsi"/>
-          <w:b w:val="0"/>
-          <w:spacing w:val="-7"/>
-          <w:sz w:val="18"/>
-          <w:szCs w:val="18"/>
-        </w:rPr>
-        <w:t>JavaScript</w:t>
-      </w:r>
-      <w:r>
-        <w:rPr>
-          <w:rFonts w:asciiTheme="minorHAnsi" w:hAnsiTheme="minorHAnsi" w:cstheme="minorHAnsi"/>
-          <w:b w:val="0"/>
-          <w:color w:val="252525"/>
-          <w:sz w:val="18"/>
-          <w:szCs w:val="18"/>
-        </w:rPr>
-        <w:t xml:space="preserve"> </w:t>
-      </w:r>
-      <w:r>
-        <w:rPr>
-          <w:rFonts w:asciiTheme="minorHAnsi" w:hAnsiTheme="minorHAnsi" w:cstheme="minorHAnsi"/>
-          <w:b w:val="0"/>
-          <w:sz w:val="18"/>
-          <w:szCs w:val="18"/>
-        </w:rPr>
-        <w:t xml:space="preserve">| </w:t>
-      </w:r>
-      <w:r>
-        <w:rPr>
-          <w:rFonts w:asciiTheme="minorHAnsi" w:hAnsiTheme="minorHAnsi" w:cstheme="minorHAnsi"/>
-          <w:b w:val="0"/>
-          <w:sz w:val="18"/>
-          <w:szCs w:val="18"/>
-        </w:rPr>
-        <w:t>SQL</w:t>
-      </w:r>
-      <w:r>
-        <w:rPr>
-          <w:rFonts w:asciiTheme="minorHAnsi" w:hAnsiTheme="minorHAnsi" w:cstheme="minorHAnsi"/>
-          <w:b w:val="0"/>
-          <w:sz w:val="18"/>
-          <w:szCs w:val="18"/>
-        </w:rPr>
-        <w:t xml:space="preserve"> | Python (Pandas, </w:t>
-      </w:r>
-      <w:proofErr w:type="spellStart"/>
-      <w:r>
-        <w:rPr>
-          <w:rFonts w:asciiTheme="minorHAnsi" w:hAnsiTheme="minorHAnsi" w:cstheme="minorHAnsi"/>
-          <w:b w:val="0"/>
-          <w:sz w:val="18"/>
-          <w:szCs w:val="18"/>
-        </w:rPr>
-        <w:t>Numpy</w:t>
-      </w:r>
-      <w:proofErr w:type="spellEnd"/>
-      <w:r>
-        <w:rPr>
-          <w:rFonts w:asciiTheme="minorHAnsi" w:hAnsiTheme="minorHAnsi" w:cstheme="minorHAnsi"/>
-          <w:b w:val="0"/>
-          <w:sz w:val="18"/>
-          <w:szCs w:val="18"/>
-        </w:rPr>
-        <w:t>)</w:t>
-      </w:r>
-    </w:p>
-    <w:p>
-      <w:pPr>
-        <w:pStyle w:val="BodyText"/>
-        <w:ind w:left="540" w:right="450"/>
-        <w:outlineLvl w:val="2"/>
-        <w:rPr>
-          <w:rFonts w:asciiTheme="minorHAnsi" w:hAnsiTheme="minorHAnsi" w:cstheme="minorHAnsi"/>
-          <w:sz w:val="18"/>
-          <w:szCs w:val="18"/>
-        </w:rPr>
-      </w:pPr>
-      <w:r>
-        <w:rPr>
-          <w:rFonts w:asciiTheme="minorHAnsi" w:hAnsiTheme="minorHAnsi" w:cstheme="minorHAnsi"/>
-          <w:b/>
-          <w:bCs/>
-          <w:sz w:val="18"/>
-          <w:szCs w:val="18"/>
-        </w:rPr>
-        <w:t>Comfortable:</w:t>
-      </w:r>
-      <w:r>
-        <w:rPr>
-          <w:rFonts w:asciiTheme="minorHAnsi" w:hAnsiTheme="minorHAnsi" w:cstheme="minorHAnsi"/>
-          <w:b/>
-          <w:bCs/>
-          <w:spacing w:val="-10"/>
-          <w:sz w:val="18"/>
-          <w:szCs w:val="18"/>
-        </w:rPr>
-        <w:t xml:space="preserve"> </w:t>
-      </w:r>
-      <w:proofErr w:type="spellStart"/>
-      <w:r>
-        <w:rPr>
-          <w:rFonts w:asciiTheme="minorHAnsi" w:hAnsiTheme="minorHAnsi" w:cstheme="minorHAnsi"/>
-          <w:sz w:val="18"/>
-          <w:szCs w:val="18"/>
-        </w:rPr>
-        <w:t>Figma</w:t>
-      </w:r>
-      <w:proofErr w:type="spellEnd"/>
-      <w:r>
-        <w:rPr>
-          <w:rFonts w:asciiTheme="minorHAnsi" w:hAnsiTheme="minorHAnsi" w:cstheme="minorHAnsi"/>
-          <w:sz w:val="18"/>
-          <w:szCs w:val="18"/>
-        </w:rPr>
-        <w:t xml:space="preserve"> </w:t>
-      </w:r>
-      <w:r>
-        <w:rPr>
-          <w:rFonts w:asciiTheme="minorHAnsi" w:hAnsiTheme="minorHAnsi" w:cstheme="minorHAnsi"/>
-          <w:spacing w:val="-7"/>
-          <w:sz w:val="18"/>
-          <w:szCs w:val="18"/>
-        </w:rPr>
-        <w:t>|</w:t>
-      </w:r>
-      <w:r>
-        <w:rPr>
-          <w:rFonts w:asciiTheme="minorHAnsi" w:hAnsiTheme="minorHAnsi" w:cstheme="minorHAnsi"/>
-          <w:sz w:val="18"/>
-          <w:szCs w:val="18"/>
-        </w:rPr>
-        <w:t xml:space="preserve"> Adobe Express |</w:t>
-      </w:r>
-      <w:r>
-        <w:rPr>
-          <w:rFonts w:asciiTheme="minorHAnsi" w:hAnsiTheme="minorHAnsi" w:cstheme="minorHAnsi"/>
-          <w:spacing w:val="-8"/>
-          <w:sz w:val="18"/>
-          <w:szCs w:val="18"/>
-        </w:rPr>
-        <w:t xml:space="preserve"> </w:t>
-      </w:r>
-      <w:r>
-        <w:rPr>
-          <w:rFonts w:asciiTheme="minorHAnsi" w:hAnsiTheme="minorHAnsi" w:cstheme="minorHAnsi"/>
-          <w:sz w:val="18"/>
-          <w:szCs w:val="18"/>
-        </w:rPr>
-        <w:t xml:space="preserve">Canvas | </w:t>
-      </w:r>
-      <w:r>
-        <w:rPr>
-          <w:rFonts w:asciiTheme="minorHAnsi" w:hAnsiTheme="minorHAnsi" w:cstheme="minorHAnsi"/>
-          <w:spacing w:val="-7"/>
-          <w:sz w:val="18"/>
-          <w:szCs w:val="18"/>
-        </w:rPr>
-        <w:t xml:space="preserve">| </w:t>
-      </w:r>
-      <w:proofErr w:type="spellStart"/>
-      <w:r>
-        <w:rPr>
-          <w:rFonts w:asciiTheme="minorHAnsi" w:hAnsiTheme="minorHAnsi" w:cstheme="minorHAnsi"/>
-          <w:spacing w:val="-6"/>
-          <w:sz w:val="18"/>
-          <w:szCs w:val="18"/>
-        </w:rPr>
-        <w:t>Ui</w:t>
-      </w:r>
-      <w:proofErr w:type="spellEnd"/>
-      <w:r>
-        <w:rPr>
-          <w:rFonts w:asciiTheme="minorHAnsi" w:hAnsiTheme="minorHAnsi" w:cstheme="minorHAnsi"/>
-          <w:spacing w:val="-6"/>
-          <w:sz w:val="18"/>
-          <w:szCs w:val="18"/>
-        </w:rPr>
-        <w:t xml:space="preserve"> / Ux.</w:t>
-      </w:r>
-    </w:p>
-    <w:p>
-      <w:pPr>
-        <w:pStyle w:val="BodyText"/>
-        <w:ind w:left="540" w:right="450"/>
-        <w:outlineLvl w:val="2"/>
-        <w:rPr>
-          <w:rFonts w:asciiTheme="minorHAnsi" w:hAnsiTheme="minorHAnsi" w:cstheme="minorHAnsi"/>
-          <w:sz w:val="18"/>
-          <w:szCs w:val="18"/>
-        </w:rPr>
-      </w:pPr>
-      <w:r>
-        <w:rPr>
-          <w:rFonts w:asciiTheme="minorHAnsi" w:hAnsiTheme="minorHAnsi" w:cstheme="minorHAnsi"/>
-          <w:b/>
-          <w:bCs/>
-          <w:sz w:val="18"/>
-          <w:szCs w:val="18"/>
-        </w:rPr>
-        <w:t>Familiar:</w:t>
-      </w:r>
-      <w:r>
-        <w:rPr>
-          <w:rFonts w:asciiTheme="minorHAnsi" w:hAnsiTheme="minorHAnsi" w:cstheme="minorHAnsi"/>
-          <w:sz w:val="18"/>
-          <w:szCs w:val="18"/>
-        </w:rPr>
-        <w:t xml:space="preserve"> </w:t>
-      </w:r>
-      <w:r>
-        <w:rPr>
-          <w:rFonts w:asciiTheme="minorHAnsi" w:hAnsiTheme="minorHAnsi" w:cstheme="minorHAnsi"/>
-          <w:sz w:val="18"/>
-          <w:szCs w:val="18"/>
-        </w:rPr>
-        <w:t xml:space="preserve">Chrome </w:t>
-      </w:r>
-      <w:proofErr w:type="spellStart"/>
-      <w:r>
-        <w:rPr>
-          <w:rFonts w:asciiTheme="minorHAnsi" w:hAnsiTheme="minorHAnsi" w:cstheme="minorHAnsi"/>
-          <w:sz w:val="18"/>
-          <w:szCs w:val="18"/>
-        </w:rPr>
-        <w:t>Devtools</w:t>
-      </w:r>
-      <w:proofErr w:type="spellEnd"/>
-      <w:r>
-        <w:rPr>
-          <w:rFonts w:asciiTheme="minorHAnsi" w:hAnsiTheme="minorHAnsi" w:cstheme="minorHAnsi"/>
-          <w:sz w:val="18"/>
-          <w:szCs w:val="18"/>
-        </w:rPr>
-        <w:t xml:space="preserve"> | B</w:t>
-      </w:r>
-      <w:r>
-        <w:rPr>
-          <w:rFonts w:asciiTheme="minorHAnsi" w:hAnsiTheme="minorHAnsi" w:cstheme="minorHAnsi"/>
-          <w:sz w:val="18"/>
-          <w:szCs w:val="18"/>
-        </w:rPr>
-        <w:t>asic Project Deployment (</w:t>
-      </w:r>
-      <w:proofErr w:type="spellStart"/>
-      <w:r>
-        <w:rPr>
-          <w:rFonts w:asciiTheme="minorHAnsi" w:hAnsiTheme="minorHAnsi" w:cstheme="minorHAnsi"/>
-          <w:sz w:val="18"/>
-          <w:szCs w:val="18"/>
-        </w:rPr>
-        <w:t>Github</w:t>
-      </w:r>
-      <w:proofErr w:type="spellEnd"/>
-      <w:r>
-        <w:rPr>
-          <w:rFonts w:asciiTheme="minorHAnsi" w:hAnsiTheme="minorHAnsi" w:cstheme="minorHAnsi"/>
-          <w:sz w:val="18"/>
-          <w:szCs w:val="18"/>
-        </w:rPr>
-        <w:t>) | File Handling &amp; Data Formatting.</w:t>
-      </w:r>
-    </w:p>
-    <w:p>
-      <w:pPr>
-        <w:pStyle w:val="BodyText"/>
-        <w:ind w:left="540" w:right="450"/>
-        <w:outlineLvl w:val="2"/>
-        <w:rPr>
-          <w:rFonts w:asciiTheme="minorHAnsi" w:hAnsiTheme="minorHAnsi" w:cstheme="minorHAnsi"/>
-          <w:sz w:val="18"/>
-          <w:szCs w:val="18"/>
-        </w:rPr>
-      </w:pPr>
-      <w:r>
-        <w:rPr>
-          <w:rFonts w:asciiTheme="minorHAnsi" w:hAnsiTheme="minorHAnsi" w:cstheme="minorHAnsi"/>
-          <w:b/>
-          <w:bCs/>
-          <w:sz w:val="18"/>
-          <w:szCs w:val="18"/>
-        </w:rPr>
-        <w:t>Tools:</w:t>
-      </w:r>
-      <w:r>
-        <w:rPr>
-          <w:rFonts w:asciiTheme="minorHAnsi" w:hAnsiTheme="minorHAnsi" w:cstheme="minorHAnsi"/>
-          <w:spacing w:val="-7"/>
-          <w:sz w:val="18"/>
-          <w:szCs w:val="18"/>
-        </w:rPr>
-        <w:t xml:space="preserve"> </w:t>
-      </w:r>
-      <w:proofErr w:type="spellStart"/>
-      <w:r>
-        <w:rPr>
-          <w:rFonts w:asciiTheme="minorHAnsi" w:hAnsiTheme="minorHAnsi" w:cstheme="minorHAnsi"/>
-          <w:sz w:val="18"/>
-          <w:szCs w:val="18"/>
-        </w:rPr>
-        <w:t>Git</w:t>
-      </w:r>
-      <w:proofErr w:type="spellEnd"/>
-      <w:r>
-        <w:rPr>
-          <w:rFonts w:asciiTheme="minorHAnsi" w:hAnsiTheme="minorHAnsi" w:cstheme="minorHAnsi"/>
-          <w:spacing w:val="-7"/>
-          <w:sz w:val="18"/>
-          <w:szCs w:val="18"/>
-        </w:rPr>
-        <w:t xml:space="preserve"> </w:t>
-      </w:r>
-      <w:r>
-        <w:rPr>
-          <w:rFonts w:asciiTheme="minorHAnsi" w:hAnsiTheme="minorHAnsi" w:cstheme="minorHAnsi"/>
-          <w:sz w:val="18"/>
-          <w:szCs w:val="18"/>
-        </w:rPr>
-        <w:t>|</w:t>
-      </w:r>
-      <w:r>
-        <w:rPr>
-          <w:rFonts w:asciiTheme="minorHAnsi" w:hAnsiTheme="minorHAnsi" w:cstheme="minorHAnsi"/>
-          <w:spacing w:val="-7"/>
-          <w:sz w:val="18"/>
-          <w:szCs w:val="18"/>
-        </w:rPr>
-        <w:t xml:space="preserve"> </w:t>
-      </w:r>
-      <w:r>
-        <w:rPr>
-          <w:rFonts w:asciiTheme="minorHAnsi" w:hAnsiTheme="minorHAnsi" w:cstheme="minorHAnsi"/>
-          <w:sz w:val="18"/>
-          <w:szCs w:val="18"/>
-        </w:rPr>
-        <w:t>GitHub</w:t>
-      </w:r>
-      <w:r>
-        <w:rPr>
-          <w:rFonts w:asciiTheme="minorHAnsi" w:hAnsiTheme="minorHAnsi" w:cstheme="minorHAnsi"/>
-          <w:spacing w:val="-7"/>
-          <w:sz w:val="18"/>
-          <w:szCs w:val="18"/>
-        </w:rPr>
-        <w:t xml:space="preserve"> </w:t>
-      </w:r>
-      <w:r>
-        <w:rPr>
-          <w:rFonts w:asciiTheme="minorHAnsi" w:hAnsiTheme="minorHAnsi" w:cstheme="minorHAnsi"/>
-          <w:sz w:val="18"/>
-          <w:szCs w:val="18"/>
-        </w:rPr>
-        <w:t>|</w:t>
-      </w:r>
-      <w:r>
-        <w:rPr>
-          <w:rFonts w:asciiTheme="minorHAnsi" w:hAnsiTheme="minorHAnsi" w:cstheme="minorHAnsi"/>
-          <w:spacing w:val="-7"/>
-          <w:sz w:val="18"/>
-          <w:szCs w:val="18"/>
-        </w:rPr>
-        <w:t xml:space="preserve"> </w:t>
-      </w:r>
-      <w:proofErr w:type="spellStart"/>
-      <w:r>
-        <w:rPr>
-          <w:rFonts w:asciiTheme="minorHAnsi" w:hAnsiTheme="minorHAnsi" w:cstheme="minorHAnsi"/>
-          <w:sz w:val="18"/>
-          <w:szCs w:val="18"/>
-        </w:rPr>
-        <w:t>Figma</w:t>
-      </w:r>
-      <w:proofErr w:type="spellEnd"/>
-      <w:r>
-        <w:rPr>
-          <w:rFonts w:asciiTheme="minorHAnsi" w:hAnsiTheme="minorHAnsi" w:cstheme="minorHAnsi"/>
-          <w:spacing w:val="-7"/>
-          <w:sz w:val="18"/>
-          <w:szCs w:val="18"/>
-        </w:rPr>
-        <w:t xml:space="preserve"> </w:t>
-      </w:r>
-      <w:r>
-        <w:rPr>
-          <w:rFonts w:asciiTheme="minorHAnsi" w:hAnsiTheme="minorHAnsi" w:cstheme="minorHAnsi"/>
-          <w:sz w:val="18"/>
-          <w:szCs w:val="18"/>
-        </w:rPr>
-        <w:t>|</w:t>
-      </w:r>
-      <w:r>
-        <w:rPr>
-          <w:rFonts w:asciiTheme="minorHAnsi" w:hAnsiTheme="minorHAnsi" w:cstheme="minorHAnsi"/>
-          <w:spacing w:val="-7"/>
-          <w:sz w:val="18"/>
-          <w:szCs w:val="18"/>
-        </w:rPr>
-        <w:t xml:space="preserve"> </w:t>
-      </w:r>
-      <w:r>
-        <w:rPr>
-          <w:rFonts w:asciiTheme="minorHAnsi" w:hAnsiTheme="minorHAnsi" w:cstheme="minorHAnsi"/>
-          <w:sz w:val="18"/>
-          <w:szCs w:val="18"/>
-        </w:rPr>
-        <w:t>Chrome</w:t>
-      </w:r>
-      <w:r>
-        <w:rPr>
-          <w:rFonts w:asciiTheme="minorHAnsi" w:hAnsiTheme="minorHAnsi" w:cstheme="minorHAnsi"/>
-          <w:spacing w:val="-7"/>
-          <w:sz w:val="18"/>
-          <w:szCs w:val="18"/>
-        </w:rPr>
-        <w:t xml:space="preserve"> </w:t>
-      </w:r>
-      <w:r>
-        <w:rPr>
-          <w:rFonts w:asciiTheme="minorHAnsi" w:hAnsiTheme="minorHAnsi" w:cstheme="minorHAnsi"/>
-          <w:sz w:val="18"/>
-          <w:szCs w:val="18"/>
-        </w:rPr>
-        <w:t>Dev</w:t>
-      </w:r>
-      <w:r>
-        <w:rPr>
-          <w:rFonts w:asciiTheme="minorHAnsi" w:hAnsiTheme="minorHAnsi" w:cstheme="minorHAnsi"/>
-          <w:spacing w:val="-7"/>
-          <w:sz w:val="18"/>
-          <w:szCs w:val="18"/>
-        </w:rPr>
-        <w:t xml:space="preserve"> </w:t>
-      </w:r>
-      <w:r>
-        <w:rPr>
-          <w:rFonts w:asciiTheme="minorHAnsi" w:hAnsiTheme="minorHAnsi" w:cstheme="minorHAnsi"/>
-          <w:spacing w:val="-2"/>
-          <w:sz w:val="18"/>
-          <w:szCs w:val="18"/>
-        </w:rPr>
-        <w:t xml:space="preserve">Tools | </w:t>
-      </w:r>
-      <w:r>
-        <w:rPr>
-          <w:rFonts w:asciiTheme="minorHAnsi" w:hAnsiTheme="minorHAnsi" w:cstheme="minorHAnsi"/>
-          <w:color w:val="252525"/>
-          <w:spacing w:val="-2"/>
-          <w:sz w:val="18"/>
-          <w:szCs w:val="18"/>
-        </w:rPr>
-        <w:t xml:space="preserve">Power Bi (Basic) | Excel | Adobe Express | </w:t>
-      </w:r>
-      <w:r>
-        <w:rPr>
-          <w:rFonts w:asciiTheme="minorHAnsi" w:hAnsiTheme="minorHAnsi" w:cstheme="minorHAnsi"/>
-          <w:sz w:val="18"/>
-          <w:szCs w:val="18"/>
-        </w:rPr>
-        <w:t>MS</w:t>
-      </w:r>
-      <w:r>
-        <w:rPr>
-          <w:rFonts w:asciiTheme="minorHAnsi" w:hAnsiTheme="minorHAnsi" w:cstheme="minorHAnsi"/>
-          <w:sz w:val="18"/>
-          <w:szCs w:val="18"/>
-        </w:rPr>
-        <w:t xml:space="preserve"> Word &amp; Google Docs</w:t>
-      </w:r>
-    </w:p>
-    <w:p>
-      <w:pPr>
-        <w:pStyle w:val="BodyText"/>
-        <w:ind w:left="540" w:right="450"/>
-        <w:outlineLvl w:val="2"/>
-        <w:rPr>
-          <w:rFonts w:asciiTheme="minorHAnsi" w:hAnsiTheme="minorHAnsi" w:cstheme="minorHAnsi"/>
-          <w:sz w:val="18"/>
-          <w:szCs w:val="18"/>
-        </w:rPr>
-      </w:pPr>
-      <w:r>
-        <w:rPr>
-          <w:rFonts w:asciiTheme="minorHAnsi" w:hAnsiTheme="minorHAnsi" w:cstheme="minorHAnsi"/>
-          <w:b/>
-          <w:bCs/>
-          <w:sz w:val="18"/>
-          <w:szCs w:val="18"/>
-        </w:rPr>
-        <w:t>Interpersonal Skills</w:t>
-      </w:r>
-      <w:r>
-        <w:rPr>
-          <w:rFonts w:asciiTheme="minorHAnsi" w:hAnsiTheme="minorHAnsi" w:cstheme="minorHAnsi"/>
-          <w:b/>
-          <w:spacing w:val="-2"/>
-          <w:sz w:val="18"/>
-          <w:szCs w:val="18"/>
-        </w:rPr>
-        <w:t xml:space="preserve">: </w:t>
-      </w:r>
-      <w:r>
-        <w:rPr>
-          <w:rFonts w:asciiTheme="minorHAnsi" w:hAnsiTheme="minorHAnsi" w:cstheme="minorHAnsi"/>
-          <w:sz w:val="18"/>
-          <w:szCs w:val="18"/>
-        </w:rPr>
-        <w:t>Communication</w:t>
-      </w:r>
-      <w:r>
-        <w:rPr>
-          <w:rFonts w:asciiTheme="minorHAnsi" w:hAnsiTheme="minorHAnsi" w:cstheme="minorHAnsi"/>
-          <w:spacing w:val="-14"/>
-          <w:sz w:val="18"/>
-          <w:szCs w:val="18"/>
-        </w:rPr>
-        <w:t xml:space="preserve"> </w:t>
-      </w:r>
-      <w:r>
-        <w:rPr>
-          <w:rFonts w:asciiTheme="minorHAnsi" w:hAnsiTheme="minorHAnsi" w:cstheme="minorHAnsi"/>
-          <w:sz w:val="18"/>
-          <w:szCs w:val="18"/>
-        </w:rPr>
-        <w:t>|</w:t>
-      </w:r>
-      <w:r>
-        <w:rPr>
-          <w:rFonts w:asciiTheme="minorHAnsi" w:hAnsiTheme="minorHAnsi" w:cstheme="minorHAnsi"/>
-          <w:spacing w:val="-10"/>
-          <w:sz w:val="18"/>
-          <w:szCs w:val="18"/>
-        </w:rPr>
-        <w:t xml:space="preserve"> </w:t>
-      </w:r>
-      <w:r>
-        <w:rPr>
-          <w:rFonts w:asciiTheme="minorHAnsi" w:hAnsiTheme="minorHAnsi" w:cstheme="minorHAnsi"/>
-          <w:sz w:val="18"/>
-          <w:szCs w:val="18"/>
-        </w:rPr>
-        <w:t>Adaptability</w:t>
-      </w:r>
-      <w:r>
-        <w:rPr>
-          <w:rFonts w:asciiTheme="minorHAnsi" w:hAnsiTheme="minorHAnsi" w:cstheme="minorHAnsi"/>
-          <w:spacing w:val="-11"/>
-          <w:sz w:val="18"/>
-          <w:szCs w:val="18"/>
-        </w:rPr>
-        <w:t xml:space="preserve"> </w:t>
-      </w:r>
-      <w:r>
-        <w:rPr>
-          <w:rFonts w:asciiTheme="minorHAnsi" w:hAnsiTheme="minorHAnsi" w:cstheme="minorHAnsi"/>
-          <w:sz w:val="18"/>
-          <w:szCs w:val="18"/>
-        </w:rPr>
-        <w:t>|</w:t>
-      </w:r>
-      <w:r>
-        <w:rPr>
-          <w:rFonts w:asciiTheme="minorHAnsi" w:hAnsiTheme="minorHAnsi" w:cstheme="minorHAnsi"/>
-          <w:spacing w:val="-11"/>
-          <w:sz w:val="18"/>
-          <w:szCs w:val="18"/>
-        </w:rPr>
-        <w:t xml:space="preserve"> </w:t>
-      </w:r>
-      <w:r>
-        <w:rPr>
-          <w:rFonts w:asciiTheme="minorHAnsi" w:hAnsiTheme="minorHAnsi" w:cstheme="minorHAnsi"/>
-          <w:sz w:val="18"/>
-          <w:szCs w:val="18"/>
-        </w:rPr>
-        <w:t>Teamwork</w:t>
-      </w:r>
-      <w:r>
-        <w:rPr>
-          <w:rFonts w:asciiTheme="minorHAnsi" w:hAnsiTheme="minorHAnsi" w:cstheme="minorHAnsi"/>
-          <w:spacing w:val="-10"/>
-          <w:sz w:val="18"/>
-          <w:szCs w:val="18"/>
-        </w:rPr>
-        <w:t xml:space="preserve"> </w:t>
-      </w:r>
       <w:proofErr w:type="gramStart"/>
       <w:r>
         <w:rPr>
           <w:rFonts w:asciiTheme="minorHAnsi" w:hAnsiTheme="minorHAnsi" w:cstheme="minorHAnsi"/>
-          <w:sz w:val="18"/>
-          <w:szCs w:val="18"/>
-        </w:rPr>
-        <w:t>And</w:t>
+          <w:spacing w:val="-2"/>
+          <w:sz w:val="22"/>
+          <w:szCs w:val="22"/>
+        </w:rPr>
+        <w:t>Skills</w:t>
+      </w:r>
+      <w:r>
+        <w:rPr>
+          <w:rFonts w:asciiTheme="minorHAnsi" w:hAnsiTheme="minorHAnsi" w:cstheme="minorHAnsi"/>
+          <w:spacing w:val="-2"/>
+          <w:sz w:val="18"/>
+          <w:szCs w:val="18"/>
+        </w:rPr>
+        <w:t xml:space="preserve"> :</w:t>
       </w:r>
       <w:proofErr w:type="gramEnd"/>
       <w:r>
         <w:rPr>
           <w:rFonts w:asciiTheme="minorHAnsi" w:hAnsiTheme="minorHAnsi" w:cstheme="minorHAnsi"/>
-          <w:spacing w:val="-11"/>
-          <w:sz w:val="18"/>
-          <w:szCs w:val="18"/>
-        </w:rPr>
-        <w:t xml:space="preserve"> </w:t>
-      </w:r>
-      <w:r>
-        <w:rPr>
-          <w:rFonts w:asciiTheme="minorHAnsi" w:hAnsiTheme="minorHAnsi" w:cstheme="minorHAnsi"/>
-          <w:sz w:val="18"/>
-          <w:szCs w:val="18"/>
-        </w:rPr>
-        <w:t>Collaboration</w:t>
-      </w:r>
-      <w:r>
-        <w:rPr>
-          <w:rFonts w:asciiTheme="minorHAnsi" w:hAnsiTheme="minorHAnsi" w:cstheme="minorHAnsi"/>
-          <w:spacing w:val="-11"/>
-          <w:sz w:val="18"/>
-          <w:szCs w:val="18"/>
-        </w:rPr>
-        <w:t xml:space="preserve"> </w:t>
-      </w:r>
-      <w:r>
-        <w:rPr>
-          <w:rFonts w:asciiTheme="minorHAnsi" w:hAnsiTheme="minorHAnsi" w:cstheme="minorHAnsi"/>
-          <w:sz w:val="18"/>
-          <w:szCs w:val="18"/>
-        </w:rPr>
-        <w:t>|</w:t>
-      </w:r>
-      <w:r>
-        <w:rPr>
-          <w:rFonts w:asciiTheme="minorHAnsi" w:hAnsiTheme="minorHAnsi" w:cstheme="minorHAnsi"/>
-          <w:spacing w:val="-11"/>
-          <w:sz w:val="18"/>
-          <w:szCs w:val="18"/>
-        </w:rPr>
-        <w:t xml:space="preserve"> </w:t>
-      </w:r>
-      <w:r>
-        <w:rPr>
-          <w:rFonts w:asciiTheme="minorHAnsi" w:hAnsiTheme="minorHAnsi" w:cstheme="minorHAnsi"/>
-          <w:sz w:val="18"/>
-          <w:szCs w:val="18"/>
-        </w:rPr>
-        <w:t>Creativity</w:t>
-      </w:r>
-      <w:r>
-        <w:rPr>
-          <w:rFonts w:asciiTheme="minorHAnsi" w:hAnsiTheme="minorHAnsi" w:cstheme="minorHAnsi"/>
-          <w:spacing w:val="-10"/>
-          <w:sz w:val="18"/>
-          <w:szCs w:val="18"/>
-        </w:rPr>
-        <w:t xml:space="preserve"> </w:t>
-      </w:r>
-      <w:r>
-        <w:rPr>
-          <w:rFonts w:asciiTheme="minorHAnsi" w:hAnsiTheme="minorHAnsi" w:cstheme="minorHAnsi"/>
-          <w:sz w:val="18"/>
-          <w:szCs w:val="18"/>
-        </w:rPr>
-        <w:t>|</w:t>
-      </w:r>
-      <w:r>
-        <w:rPr>
-          <w:rFonts w:asciiTheme="minorHAnsi" w:hAnsiTheme="minorHAnsi" w:cstheme="minorHAnsi"/>
-          <w:spacing w:val="-11"/>
-          <w:sz w:val="18"/>
-          <w:szCs w:val="18"/>
-        </w:rPr>
-        <w:t xml:space="preserve"> </w:t>
-      </w:r>
-      <w:r>
-        <w:rPr>
-          <w:rFonts w:asciiTheme="minorHAnsi" w:hAnsiTheme="minorHAnsi" w:cstheme="minorHAnsi"/>
-          <w:sz w:val="18"/>
-          <w:szCs w:val="18"/>
-        </w:rPr>
-        <w:t>Time</w:t>
-      </w:r>
-      <w:r>
-        <w:rPr>
-          <w:rFonts w:asciiTheme="minorHAnsi" w:hAnsiTheme="minorHAnsi" w:cstheme="minorHAnsi"/>
-          <w:spacing w:val="-11"/>
-          <w:sz w:val="18"/>
-          <w:szCs w:val="18"/>
-        </w:rPr>
-        <w:t xml:space="preserve"> </w:t>
-      </w:r>
-      <w:r>
-        <w:rPr>
-          <w:rFonts w:asciiTheme="minorHAnsi" w:hAnsiTheme="minorHAnsi" w:cstheme="minorHAnsi"/>
-          <w:sz w:val="18"/>
-          <w:szCs w:val="18"/>
-        </w:rPr>
-        <w:t>And</w:t>
-      </w:r>
-      <w:r>
-        <w:rPr>
-          <w:rFonts w:asciiTheme="minorHAnsi" w:hAnsiTheme="minorHAnsi" w:cstheme="minorHAnsi"/>
-          <w:spacing w:val="-10"/>
-          <w:sz w:val="18"/>
-          <w:szCs w:val="18"/>
-        </w:rPr>
-        <w:t xml:space="preserve"> </w:t>
-      </w:r>
-      <w:r>
-        <w:rPr>
-          <w:rFonts w:asciiTheme="minorHAnsi" w:hAnsiTheme="minorHAnsi" w:cstheme="minorHAnsi"/>
-          <w:sz w:val="18"/>
-          <w:szCs w:val="18"/>
-        </w:rPr>
-        <w:t>Stress</w:t>
-      </w:r>
-      <w:r>
-        <w:rPr>
-          <w:rFonts w:asciiTheme="minorHAnsi" w:hAnsiTheme="minorHAnsi" w:cstheme="minorHAnsi"/>
-          <w:spacing w:val="-10"/>
-          <w:sz w:val="18"/>
-          <w:szCs w:val="18"/>
-        </w:rPr>
-        <w:t xml:space="preserve"> </w:t>
-      </w:r>
-      <w:r>
-        <w:rPr>
-          <w:rFonts w:asciiTheme="minorHAnsi" w:hAnsiTheme="minorHAnsi" w:cstheme="minorHAnsi"/>
-          <w:spacing w:val="-2"/>
-          <w:sz w:val="18"/>
-          <w:szCs w:val="18"/>
-        </w:rPr>
-        <w:t>Management</w:t>
+          <w:spacing w:val="-2"/>
+          <w:sz w:val="18"/>
+          <w:szCs w:val="18"/>
+        </w:rPr>
+        <w:t>-</w:t>
       </w:r>
     </w:p>
     <w:p>
       <w:pPr>
         <w:pStyle w:val="Heading1"/>
         <w:spacing w:before="0"/>
-        <w:ind w:left="540" w:right="450"/>
-        <w:rPr>
-          <w:rFonts w:asciiTheme="minorHAnsi" w:hAnsiTheme="minorHAnsi" w:cstheme="minorHAnsi"/>
-          <w:spacing w:val="-2"/>
-          <w:sz w:val="18"/>
-          <w:szCs w:val="18"/>
-        </w:rPr>
-      </w:pPr>
+        <w:ind w:left="450" w:right="450"/>
+        <w:rPr>
+          <w:rFonts w:asciiTheme="minorHAnsi" w:hAnsiTheme="minorHAnsi" w:cstheme="minorHAnsi"/>
+          <w:spacing w:val="-2"/>
+          <w:sz w:val="18"/>
+          <w:szCs w:val="18"/>
+        </w:rPr>
+      </w:pPr>
+    </w:p>
+    <w:p>
+      <w:pPr>
+        <w:pStyle w:val="BodyText"/>
+        <w:ind w:left="450" w:right="450"/>
+        <w:outlineLvl w:val="2"/>
+        <w:rPr>
+          <w:rFonts w:asciiTheme="minorHAnsi" w:hAnsiTheme="minorHAnsi" w:cstheme="minorHAnsi"/>
+          <w:sz w:val="18"/>
+          <w:szCs w:val="18"/>
+        </w:rPr>
+      </w:pPr>
+      <w:r>
+        <w:rPr>
+          <w:rFonts w:asciiTheme="minorHAnsi" w:hAnsiTheme="minorHAnsi" w:cstheme="minorHAnsi"/>
+          <w:sz w:val="18"/>
+          <w:szCs w:val="18"/>
+        </w:rPr>
+        <w:t>SQL</w:t>
+      </w:r>
+      <w:r>
+        <w:rPr>
+          <w:rFonts w:asciiTheme="minorHAnsi" w:hAnsiTheme="minorHAnsi" w:cstheme="minorHAnsi"/>
+          <w:sz w:val="18"/>
+          <w:szCs w:val="18"/>
+        </w:rPr>
+        <w:t xml:space="preserve"> </w:t>
+      </w:r>
+      <w:r>
+        <w:rPr>
+          <w:rFonts w:asciiTheme="minorHAnsi" w:hAnsiTheme="minorHAnsi" w:cstheme="minorHAnsi"/>
+          <w:sz w:val="18"/>
+          <w:szCs w:val="18"/>
+        </w:rPr>
+        <w:t>|</w:t>
+      </w:r>
+      <w:proofErr w:type="spellStart"/>
+      <w:r>
+        <w:rPr>
+          <w:rFonts w:asciiTheme="minorHAnsi" w:hAnsiTheme="minorHAnsi" w:cstheme="minorHAnsi"/>
+          <w:sz w:val="18"/>
+          <w:szCs w:val="18"/>
+        </w:rPr>
+        <w:t>Numpy</w:t>
+      </w:r>
+      <w:proofErr w:type="spellEnd"/>
+      <w:r>
+        <w:rPr>
+          <w:rFonts w:asciiTheme="minorHAnsi" w:hAnsiTheme="minorHAnsi" w:cstheme="minorHAnsi"/>
+          <w:sz w:val="18"/>
+          <w:szCs w:val="18"/>
+        </w:rPr>
+        <w:t xml:space="preserve"> |pandas | </w:t>
+      </w:r>
+      <w:proofErr w:type="spellStart"/>
+      <w:r>
+        <w:rPr>
+          <w:rFonts w:asciiTheme="minorHAnsi" w:hAnsiTheme="minorHAnsi" w:cstheme="minorHAnsi"/>
+          <w:sz w:val="18"/>
+          <w:szCs w:val="18"/>
+        </w:rPr>
+        <w:t>Git</w:t>
+      </w:r>
+      <w:proofErr w:type="spellEnd"/>
+      <w:r>
+        <w:rPr>
+          <w:rFonts w:asciiTheme="minorHAnsi" w:hAnsiTheme="minorHAnsi" w:cstheme="minorHAnsi"/>
+          <w:spacing w:val="-7"/>
+          <w:sz w:val="18"/>
+          <w:szCs w:val="18"/>
+        </w:rPr>
+        <w:t xml:space="preserve"> </w:t>
+      </w:r>
+      <w:r>
+        <w:rPr>
+          <w:rFonts w:asciiTheme="minorHAnsi" w:hAnsiTheme="minorHAnsi" w:cstheme="minorHAnsi"/>
+          <w:sz w:val="18"/>
+          <w:szCs w:val="18"/>
+        </w:rPr>
+        <w:t>|</w:t>
+      </w:r>
+      <w:r>
+        <w:rPr>
+          <w:rFonts w:asciiTheme="minorHAnsi" w:hAnsiTheme="minorHAnsi" w:cstheme="minorHAnsi"/>
+          <w:spacing w:val="-7"/>
+          <w:sz w:val="18"/>
+          <w:szCs w:val="18"/>
+        </w:rPr>
+        <w:t xml:space="preserve"> </w:t>
+      </w:r>
+      <w:r>
+        <w:rPr>
+          <w:rFonts w:asciiTheme="minorHAnsi" w:hAnsiTheme="minorHAnsi" w:cstheme="minorHAnsi"/>
+          <w:sz w:val="18"/>
+          <w:szCs w:val="18"/>
+        </w:rPr>
+        <w:t>GitHub</w:t>
+      </w:r>
+      <w:r>
+        <w:rPr>
+          <w:rFonts w:asciiTheme="minorHAnsi" w:hAnsiTheme="minorHAnsi" w:cstheme="minorHAnsi"/>
+          <w:spacing w:val="-7"/>
+          <w:sz w:val="18"/>
+          <w:szCs w:val="18"/>
+        </w:rPr>
+        <w:t xml:space="preserve"> </w:t>
+      </w:r>
+      <w:r>
+        <w:rPr>
+          <w:rFonts w:asciiTheme="minorHAnsi" w:hAnsiTheme="minorHAnsi" w:cstheme="minorHAnsi"/>
+          <w:sz w:val="18"/>
+          <w:szCs w:val="18"/>
+        </w:rPr>
+        <w:t>|</w:t>
+      </w:r>
+      <w:r>
+        <w:rPr>
+          <w:rFonts w:asciiTheme="minorHAnsi" w:hAnsiTheme="minorHAnsi" w:cstheme="minorHAnsi"/>
+          <w:color w:val="252525"/>
+          <w:spacing w:val="-2"/>
+          <w:sz w:val="18"/>
+          <w:szCs w:val="18"/>
+        </w:rPr>
+        <w:t xml:space="preserve">Power Bi| Excel | Adobe Express | </w:t>
+      </w:r>
+      <w:r>
+        <w:rPr>
+          <w:rFonts w:asciiTheme="minorHAnsi" w:hAnsiTheme="minorHAnsi" w:cstheme="minorHAnsi"/>
+          <w:sz w:val="18"/>
+          <w:szCs w:val="18"/>
+        </w:rPr>
+        <w:t>MS Word &amp; Google Docs |</w:t>
+      </w:r>
+      <w:r>
+        <w:rPr>
+          <w:rFonts w:asciiTheme="minorHAnsi" w:hAnsiTheme="minorHAnsi" w:cstheme="minorHAnsi"/>
+          <w:sz w:val="18"/>
+          <w:szCs w:val="18"/>
+        </w:rPr>
+        <w:t xml:space="preserve"> </w:t>
+      </w:r>
+      <w:r>
+        <w:rPr>
+          <w:rFonts w:asciiTheme="minorHAnsi" w:hAnsiTheme="minorHAnsi" w:cstheme="minorHAnsi"/>
+          <w:sz w:val="18"/>
+          <w:szCs w:val="18"/>
+        </w:rPr>
+        <w:t>Communication</w:t>
+      </w:r>
+      <w:r>
+        <w:rPr>
+          <w:rFonts w:asciiTheme="minorHAnsi" w:hAnsiTheme="minorHAnsi" w:cstheme="minorHAnsi"/>
+          <w:spacing w:val="-14"/>
+          <w:sz w:val="18"/>
+          <w:szCs w:val="18"/>
+        </w:rPr>
+        <w:t xml:space="preserve"> </w:t>
+      </w:r>
+      <w:r>
+        <w:rPr>
+          <w:rFonts w:asciiTheme="minorHAnsi" w:hAnsiTheme="minorHAnsi" w:cstheme="minorHAnsi"/>
+          <w:sz w:val="18"/>
+          <w:szCs w:val="18"/>
+        </w:rPr>
+        <w:t>|</w:t>
+      </w:r>
+      <w:r>
+        <w:rPr>
+          <w:rFonts w:asciiTheme="minorHAnsi" w:hAnsiTheme="minorHAnsi" w:cstheme="minorHAnsi"/>
+          <w:spacing w:val="-10"/>
+          <w:sz w:val="18"/>
+          <w:szCs w:val="18"/>
+        </w:rPr>
+        <w:t xml:space="preserve"> </w:t>
+      </w:r>
+      <w:r>
+        <w:rPr>
+          <w:rFonts w:asciiTheme="minorHAnsi" w:hAnsiTheme="minorHAnsi" w:cstheme="minorHAnsi"/>
+          <w:sz w:val="18"/>
+          <w:szCs w:val="18"/>
+        </w:rPr>
+        <w:t>Adaptability</w:t>
+      </w:r>
+      <w:r>
+        <w:rPr>
+          <w:rFonts w:asciiTheme="minorHAnsi" w:hAnsiTheme="minorHAnsi" w:cstheme="minorHAnsi"/>
+          <w:spacing w:val="-11"/>
+          <w:sz w:val="18"/>
+          <w:szCs w:val="18"/>
+        </w:rPr>
+        <w:t xml:space="preserve"> </w:t>
+      </w:r>
+      <w:r>
+        <w:rPr>
+          <w:rFonts w:asciiTheme="minorHAnsi" w:hAnsiTheme="minorHAnsi" w:cstheme="minorHAnsi"/>
+          <w:sz w:val="18"/>
+          <w:szCs w:val="18"/>
+        </w:rPr>
+        <w:t>|</w:t>
+      </w:r>
+      <w:r>
+        <w:rPr>
+          <w:rFonts w:asciiTheme="minorHAnsi" w:hAnsiTheme="minorHAnsi" w:cstheme="minorHAnsi"/>
+          <w:spacing w:val="-11"/>
+          <w:sz w:val="18"/>
+          <w:szCs w:val="18"/>
+        </w:rPr>
+        <w:t xml:space="preserve"> </w:t>
+      </w:r>
+      <w:r>
+        <w:rPr>
+          <w:rFonts w:asciiTheme="minorHAnsi" w:hAnsiTheme="minorHAnsi" w:cstheme="minorHAnsi"/>
+          <w:sz w:val="18"/>
+          <w:szCs w:val="18"/>
+        </w:rPr>
+        <w:t>Teamwork</w:t>
+      </w:r>
+      <w:r>
+        <w:rPr>
+          <w:rFonts w:asciiTheme="minorHAnsi" w:hAnsiTheme="minorHAnsi" w:cstheme="minorHAnsi"/>
+          <w:spacing w:val="-10"/>
+          <w:sz w:val="18"/>
+          <w:szCs w:val="18"/>
+        </w:rPr>
+        <w:t xml:space="preserve"> </w:t>
+      </w:r>
+      <w:r>
+        <w:rPr>
+          <w:rFonts w:asciiTheme="minorHAnsi" w:hAnsiTheme="minorHAnsi" w:cstheme="minorHAnsi"/>
+          <w:sz w:val="18"/>
+          <w:szCs w:val="18"/>
+        </w:rPr>
+        <w:t>&amp;</w:t>
+      </w:r>
+      <w:r>
+        <w:rPr>
+          <w:rFonts w:asciiTheme="minorHAnsi" w:hAnsiTheme="minorHAnsi" w:cstheme="minorHAnsi"/>
+          <w:spacing w:val="-11"/>
+          <w:sz w:val="18"/>
+          <w:szCs w:val="18"/>
+        </w:rPr>
+        <w:t xml:space="preserve"> </w:t>
+      </w:r>
+      <w:r>
+        <w:rPr>
+          <w:rFonts w:asciiTheme="minorHAnsi" w:hAnsiTheme="minorHAnsi" w:cstheme="minorHAnsi"/>
+          <w:sz w:val="18"/>
+          <w:szCs w:val="18"/>
+        </w:rPr>
+        <w:t>Collaboration</w:t>
+      </w:r>
+      <w:r>
+        <w:rPr>
+          <w:rFonts w:asciiTheme="minorHAnsi" w:hAnsiTheme="minorHAnsi" w:cstheme="minorHAnsi"/>
+          <w:spacing w:val="-11"/>
+          <w:sz w:val="18"/>
+          <w:szCs w:val="18"/>
+        </w:rPr>
+        <w:t xml:space="preserve"> </w:t>
+      </w:r>
+      <w:r>
+        <w:rPr>
+          <w:rFonts w:asciiTheme="minorHAnsi" w:hAnsiTheme="minorHAnsi" w:cstheme="minorHAnsi"/>
+          <w:sz w:val="18"/>
+          <w:szCs w:val="18"/>
+        </w:rPr>
+        <w:t>|</w:t>
+      </w:r>
+      <w:r>
+        <w:rPr>
+          <w:rFonts w:asciiTheme="minorHAnsi" w:hAnsiTheme="minorHAnsi" w:cstheme="minorHAnsi"/>
+          <w:spacing w:val="-11"/>
+          <w:sz w:val="18"/>
+          <w:szCs w:val="18"/>
+        </w:rPr>
+        <w:t xml:space="preserve"> </w:t>
+      </w:r>
+      <w:r>
+        <w:rPr>
+          <w:rFonts w:asciiTheme="minorHAnsi" w:hAnsiTheme="minorHAnsi" w:cstheme="minorHAnsi"/>
+          <w:sz w:val="18"/>
+          <w:szCs w:val="18"/>
+        </w:rPr>
+        <w:t>Creativity</w:t>
+      </w:r>
+      <w:r>
+        <w:rPr>
+          <w:rFonts w:asciiTheme="minorHAnsi" w:hAnsiTheme="minorHAnsi" w:cstheme="minorHAnsi"/>
+          <w:spacing w:val="-10"/>
+          <w:sz w:val="18"/>
+          <w:szCs w:val="18"/>
+        </w:rPr>
+        <w:t xml:space="preserve"> </w:t>
+      </w:r>
+      <w:r>
+        <w:rPr>
+          <w:rFonts w:asciiTheme="minorHAnsi" w:hAnsiTheme="minorHAnsi" w:cstheme="minorHAnsi"/>
+          <w:sz w:val="18"/>
+          <w:szCs w:val="18"/>
+        </w:rPr>
+        <w:t>|</w:t>
+      </w:r>
+      <w:r>
+        <w:rPr>
+          <w:rFonts w:asciiTheme="minorHAnsi" w:hAnsiTheme="minorHAnsi" w:cstheme="minorHAnsi"/>
+          <w:spacing w:val="-11"/>
+          <w:sz w:val="18"/>
+          <w:szCs w:val="18"/>
+        </w:rPr>
+        <w:t xml:space="preserve"> </w:t>
+      </w:r>
+      <w:r>
+        <w:rPr>
+          <w:rFonts w:asciiTheme="minorHAnsi" w:hAnsiTheme="minorHAnsi" w:cstheme="minorHAnsi"/>
+          <w:sz w:val="18"/>
+          <w:szCs w:val="18"/>
+        </w:rPr>
+        <w:t>Time</w:t>
+      </w:r>
+      <w:r>
+        <w:rPr>
+          <w:rFonts w:asciiTheme="minorHAnsi" w:hAnsiTheme="minorHAnsi" w:cstheme="minorHAnsi"/>
+          <w:spacing w:val="-11"/>
+          <w:sz w:val="18"/>
+          <w:szCs w:val="18"/>
+        </w:rPr>
+        <w:t xml:space="preserve"> </w:t>
+      </w:r>
+      <w:proofErr w:type="gramStart"/>
+      <w:r>
+        <w:rPr>
+          <w:rFonts w:asciiTheme="minorHAnsi" w:hAnsiTheme="minorHAnsi" w:cstheme="minorHAnsi"/>
+          <w:sz w:val="18"/>
+          <w:szCs w:val="18"/>
+        </w:rPr>
+        <w:t>And</w:t>
+      </w:r>
+      <w:proofErr w:type="gramEnd"/>
+      <w:r>
+        <w:rPr>
+          <w:rFonts w:asciiTheme="minorHAnsi" w:hAnsiTheme="minorHAnsi" w:cstheme="minorHAnsi"/>
+          <w:spacing w:val="-10"/>
+          <w:sz w:val="18"/>
+          <w:szCs w:val="18"/>
+        </w:rPr>
+        <w:t xml:space="preserve"> </w:t>
+      </w:r>
+      <w:r>
+        <w:rPr>
+          <w:rFonts w:asciiTheme="minorHAnsi" w:hAnsiTheme="minorHAnsi" w:cstheme="minorHAnsi"/>
+          <w:sz w:val="18"/>
+          <w:szCs w:val="18"/>
+        </w:rPr>
+        <w:t>Stress</w:t>
+      </w:r>
+      <w:r>
+        <w:rPr>
+          <w:rFonts w:asciiTheme="minorHAnsi" w:hAnsiTheme="minorHAnsi" w:cstheme="minorHAnsi"/>
+          <w:spacing w:val="-10"/>
+          <w:sz w:val="18"/>
+          <w:szCs w:val="18"/>
+        </w:rPr>
+        <w:t xml:space="preserve"> </w:t>
+      </w:r>
+      <w:r>
+        <w:rPr>
+          <w:rFonts w:asciiTheme="minorHAnsi" w:hAnsiTheme="minorHAnsi" w:cstheme="minorHAnsi"/>
+          <w:spacing w:val="-2"/>
+          <w:sz w:val="18"/>
+          <w:szCs w:val="18"/>
+        </w:rPr>
+        <w:t>Management</w:t>
+      </w:r>
     </w:p>
     <w:p>
       <w:pPr>
         <w:pStyle w:val="Heading1"/>
         <w:spacing w:before="0"/>
-        <w:ind w:left="540" w:right="450"/>
-        <w:rPr>
-          <w:rFonts w:asciiTheme="minorHAnsi" w:hAnsiTheme="minorHAnsi" w:cstheme="minorHAnsi"/>
-          <w:spacing w:val="-2"/>
-          <w:sz w:val="18"/>
-          <w:szCs w:val="18"/>
-        </w:rPr>
-      </w:pPr>
-      <w:proofErr w:type="gramStart"/>
-      <w:r>
-        <w:rPr>
-          <w:rFonts w:asciiTheme="minorHAnsi" w:hAnsiTheme="minorHAnsi" w:cstheme="minorHAnsi"/>
-          <w:spacing w:val="-2"/>
-          <w:sz w:val="18"/>
-          <w:szCs w:val="18"/>
-        </w:rPr>
-        <w:t>Experience</w:t>
-      </w:r>
-      <w:r>
-        <w:rPr>
-          <w:rFonts w:asciiTheme="minorHAnsi" w:hAnsiTheme="minorHAnsi" w:cstheme="minorHAnsi"/>
-          <w:spacing w:val="-2"/>
-          <w:sz w:val="18"/>
-          <w:szCs w:val="18"/>
-        </w:rPr>
-        <w:t xml:space="preserve"> :</w:t>
-      </w:r>
-      <w:proofErr w:type="gramEnd"/>
-      <w:r>
-        <w:rPr>
-          <w:rFonts w:asciiTheme="minorHAnsi" w:hAnsiTheme="minorHAnsi" w:cstheme="minorHAnsi"/>
-          <w:spacing w:val="-2"/>
-          <w:sz w:val="18"/>
-          <w:szCs w:val="18"/>
-        </w:rPr>
-        <w:t>-</w:t>
-      </w:r>
-    </w:p>
-    <w:p>
-      <w:pPr>
-        <w:pStyle w:val="Heading1"/>
-        <w:spacing w:before="0"/>
-        <w:ind w:left="540" w:right="450"/>
-        <w:rPr>
-          <w:rFonts w:asciiTheme="minorHAnsi" w:hAnsiTheme="minorHAnsi" w:cstheme="minorHAnsi"/>
+        <w:ind w:left="450" w:right="450"/>
+        <w:rPr>
+          <w:rFonts w:asciiTheme="minorHAnsi" w:hAnsiTheme="minorHAnsi" w:cstheme="minorHAnsi"/>
+          <w:spacing w:val="-2"/>
           <w:sz w:val="18"/>
           <w:szCs w:val="18"/>
         </w:rPr>
@@ -1695,22 +1192,22 @@
           <w:rFonts w:asciiTheme="minorHAnsi" w:hAnsiTheme="minorHAnsi" w:cstheme="minorHAnsi"/>
           <w:b w:val="0"/>
           <w:noProof/>
-          <w:sz w:val="18"/>
-          <w:szCs w:val="18"/>
+          <w:sz w:val="22"/>
+          <w:szCs w:val="22"/>
         </w:rPr>
         <mc:AlternateContent>
           <mc:Choice Requires="wps">
             <w:drawing>
-              <wp:anchor distT="0" distB="0" distL="0" distR="0" simplePos="0" relativeHeight="251660288" behindDoc="1" locked="0" layoutInCell="1" allowOverlap="1" wp14:anchorId="4862DB6B" wp14:editId="13886161">
+              <wp:anchor distT="0" distB="0" distL="0" distR="0" simplePos="0" relativeHeight="251660288" behindDoc="1" locked="0" layoutInCell="1" allowOverlap="1" wp14:anchorId="338AEBBB" wp14:editId="73824643">
                 <wp:simplePos x="0" y="0"/>
                 <wp:positionH relativeFrom="page">
                   <wp:posOffset>457200</wp:posOffset>
                 </wp:positionH>
                 <wp:positionV relativeFrom="paragraph">
-                  <wp:posOffset>56515</wp:posOffset>
+                  <wp:posOffset>78740</wp:posOffset>
                 </wp:positionV>
                 <wp:extent cx="6858000" cy="1270"/>
-                <wp:effectExtent l="9525" t="10795" r="9525" b="6985"/>
+                <wp:effectExtent l="0" t="0" r="19050" b="17780"/>
                 <wp:wrapTopAndBottom/>
                 <wp:docPr id="4" name="Freeform 4"/>
                 <wp:cNvGraphicFramePr>
@@ -1792,7 +1289,7 @@
           </mc:Choice>
           <mc:Fallback>
             <w:pict>
-              <v:shape id="Freeform 4" o:spid="_x0000_s1026" style="position:absolute;margin-left:36pt;margin-top:4.45pt;width:540pt;height:.1pt;z-index:-251656192;visibility:visible;mso-wrap-style:square;mso-width-percent:0;mso-height-percent:0;mso-wrap-distance-left:0;mso-wrap-distance-top:0;mso-wrap-distance-right:0;mso-wrap-distance-bottom:0;mso-position-horizontal:absolute;mso-position-horizontal-relative:page;mso-position-vertical:absolute;mso-position-vertical-relative:text;mso-width-percent:0;mso-height-percent:0;mso-width-relative:page;mso-height-relative:page;v-text-anchor:top" coordsize="6858000,1270" o:gfxdata="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" path="m,l6858000,e" filled="f" strokeweight=".35272mm">
+              <v:shape id="Freeform 4" o:spid="_x0000_s1026" style="position:absolute;margin-left:36pt;margin-top:6.2pt;width:540pt;height:.1pt;z-index:-251656192;visibility:visible;mso-wrap-style:square;mso-width-percent:0;mso-height-percent:0;mso-wrap-distance-left:0;mso-wrap-distance-top:0;mso-wrap-distance-right:0;mso-wrap-distance-bottom:0;mso-position-horizontal:absolute;mso-position-horizontal-relative:page;mso-position-vertical:absolute;mso-position-vertical-relative:text;mso-width-percent:0;mso-height-percent:0;mso-width-relative:page;mso-height-relative:page;v-text-anchor:top" coordsize="6858000,1270" o:gfxdata="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" path="m,l6858000,e" filled="f" strokeweight=".35272mm">
                 <v:path arrowok="t" o:connecttype="custom" o:connectlocs="0,0;6858000,0" o:connectangles="0,0"/>
                 <w10:wrap type="topAndBottom" anchorx="page"/>
               </v:shape>
@@ -1800,21 +1297,178 @@
           </mc:Fallback>
         </mc:AlternateContent>
       </w:r>
-      <w:r>
-        <w:rPr>
-          <w:rFonts w:asciiTheme="minorHAnsi" w:hAnsiTheme="minorHAnsi" w:cstheme="minorHAnsi"/>
-          <w:sz w:val="18"/>
-          <w:szCs w:val="18"/>
-        </w:rPr>
-        <w:t>Ju</w:t>
-      </w:r>
-      <w:r>
-        <w:rPr>
-          <w:rFonts w:asciiTheme="minorHAnsi" w:hAnsiTheme="minorHAnsi" w:cstheme="minorHAnsi"/>
-          <w:sz w:val="18"/>
-          <w:szCs w:val="18"/>
-        </w:rPr>
-        <w:t>n,</w:t>
+      <w:proofErr w:type="gramStart"/>
+      <w:r>
+        <w:rPr>
+          <w:rFonts w:asciiTheme="minorHAnsi" w:hAnsiTheme="minorHAnsi" w:cstheme="minorHAnsi"/>
+          <w:spacing w:val="-2"/>
+          <w:sz w:val="22"/>
+          <w:szCs w:val="22"/>
+        </w:rPr>
+        <w:t>Experience</w:t>
+      </w:r>
+      <w:r>
+        <w:rPr>
+          <w:rFonts w:asciiTheme="minorHAnsi" w:hAnsiTheme="minorHAnsi" w:cstheme="minorHAnsi"/>
+          <w:spacing w:val="-2"/>
+          <w:sz w:val="18"/>
+          <w:szCs w:val="18"/>
+        </w:rPr>
+        <w:t xml:space="preserve"> :</w:t>
+      </w:r>
+      <w:proofErr w:type="gramEnd"/>
+      <w:r>
+        <w:rPr>
+          <w:rFonts w:asciiTheme="minorHAnsi" w:hAnsiTheme="minorHAnsi" w:cstheme="minorHAnsi"/>
+          <w:spacing w:val="-2"/>
+          <w:sz w:val="18"/>
+          <w:szCs w:val="18"/>
+        </w:rPr>
+        <w:t>-</w:t>
+      </w:r>
+    </w:p>
+    <w:p>
+      <w:pPr>
+        <w:pStyle w:val="Heading1"/>
+        <w:spacing w:before="0"/>
+        <w:ind w:left="450" w:right="450"/>
+        <w:rPr>
+          <w:rFonts w:asciiTheme="minorHAnsi" w:hAnsiTheme="minorHAnsi" w:cstheme="minorHAnsi"/>
+          <w:spacing w:val="-2"/>
+          <w:sz w:val="18"/>
+          <w:szCs w:val="18"/>
+        </w:rPr>
+      </w:pPr>
+    </w:p>
+    <w:p>
+      <w:pPr>
+        <w:pStyle w:val="Heading1"/>
+        <w:spacing w:before="0"/>
+        <w:ind w:left="450" w:right="450"/>
+        <w:rPr>
+          <w:rFonts w:asciiTheme="minorHAnsi" w:hAnsiTheme="minorHAnsi" w:cstheme="minorHAnsi"/>
+          <w:spacing w:val="-2"/>
+          <w:sz w:val="18"/>
+          <w:szCs w:val="18"/>
+        </w:rPr>
+      </w:pPr>
+      <w:r>
+        <w:rPr>
+          <w:rStyle w:val="Strong"/>
+          <w:rFonts w:asciiTheme="minorHAnsi" w:hAnsiTheme="minorHAnsi" w:cstheme="minorHAnsi"/>
+          <w:b/>
+          <w:sz w:val="18"/>
+          <w:szCs w:val="18"/>
+        </w:rPr>
+        <w:t>Forte Management Services (Chennai)</w:t>
+      </w:r>
+      <w:r>
+        <w:rPr>
+          <w:rStyle w:val="Strong"/>
+          <w:rFonts w:asciiTheme="minorHAnsi" w:hAnsiTheme="minorHAnsi" w:cstheme="minorHAnsi"/>
+          <w:b/>
+          <w:sz w:val="18"/>
+          <w:szCs w:val="18"/>
+        </w:rPr>
+        <w:t xml:space="preserve"> </w:t>
+      </w:r>
+      <w:r>
+        <w:rPr>
+          <w:rStyle w:val="Strong"/>
+          <w:rFonts w:asciiTheme="minorHAnsi" w:hAnsiTheme="minorHAnsi" w:cstheme="minorHAnsi"/>
+          <w:b/>
+          <w:sz w:val="18"/>
+          <w:szCs w:val="18"/>
+        </w:rPr>
+        <w:tab/>
+      </w:r>
+      <w:r>
+        <w:rPr>
+          <w:rStyle w:val="Strong"/>
+          <w:rFonts w:asciiTheme="minorHAnsi" w:hAnsiTheme="minorHAnsi" w:cstheme="minorHAnsi"/>
+          <w:b/>
+          <w:sz w:val="18"/>
+          <w:szCs w:val="18"/>
+        </w:rPr>
+        <w:tab/>
+      </w:r>
+      <w:r>
+        <w:rPr>
+          <w:rStyle w:val="Strong"/>
+          <w:rFonts w:asciiTheme="minorHAnsi" w:hAnsiTheme="minorHAnsi" w:cstheme="minorHAnsi"/>
+          <w:b/>
+          <w:sz w:val="18"/>
+          <w:szCs w:val="18"/>
+        </w:rPr>
+        <w:tab/>
+      </w:r>
+      <w:r>
+        <w:rPr>
+          <w:rStyle w:val="Strong"/>
+          <w:rFonts w:asciiTheme="minorHAnsi" w:hAnsiTheme="minorHAnsi" w:cstheme="minorHAnsi"/>
+          <w:b/>
+          <w:sz w:val="18"/>
+          <w:szCs w:val="18"/>
+        </w:rPr>
+        <w:tab/>
+      </w:r>
+      <w:r>
+        <w:rPr>
+          <w:rStyle w:val="Strong"/>
+          <w:rFonts w:asciiTheme="minorHAnsi" w:hAnsiTheme="minorHAnsi" w:cstheme="minorHAnsi"/>
+          <w:b/>
+          <w:sz w:val="18"/>
+          <w:szCs w:val="18"/>
+        </w:rPr>
+        <w:tab/>
+      </w:r>
+      <w:r>
+        <w:rPr>
+          <w:rStyle w:val="Strong"/>
+          <w:rFonts w:asciiTheme="minorHAnsi" w:hAnsiTheme="minorHAnsi" w:cstheme="minorHAnsi"/>
+          <w:b/>
+          <w:sz w:val="18"/>
+          <w:szCs w:val="18"/>
+        </w:rPr>
+        <w:tab/>
+      </w:r>
+      <w:r>
+        <w:rPr>
+          <w:rStyle w:val="Strong"/>
+          <w:rFonts w:asciiTheme="minorHAnsi" w:hAnsiTheme="minorHAnsi" w:cstheme="minorHAnsi"/>
+          <w:b/>
+          <w:sz w:val="18"/>
+          <w:szCs w:val="18"/>
+        </w:rPr>
+        <w:tab/>
+      </w:r>
+      <w:r>
+        <w:rPr>
+          <w:rStyle w:val="Strong"/>
+          <w:rFonts w:asciiTheme="minorHAnsi" w:hAnsiTheme="minorHAnsi" w:cstheme="minorHAnsi"/>
+          <w:b/>
+          <w:sz w:val="18"/>
+          <w:szCs w:val="18"/>
+        </w:rPr>
+        <w:tab/>
+      </w:r>
+      <w:r>
+        <w:rPr>
+          <w:rStyle w:val="Strong"/>
+          <w:rFonts w:asciiTheme="minorHAnsi" w:hAnsiTheme="minorHAnsi" w:cstheme="minorHAnsi"/>
+          <w:b/>
+          <w:sz w:val="18"/>
+          <w:szCs w:val="18"/>
+        </w:rPr>
+        <w:tab/>
+      </w:r>
+      <w:r>
+        <w:rPr>
+          <w:rFonts w:asciiTheme="minorHAnsi" w:hAnsiTheme="minorHAnsi" w:cstheme="minorHAnsi"/>
+          <w:sz w:val="18"/>
+          <w:szCs w:val="18"/>
+        </w:rPr>
+        <w:t>Jun,</w:t>
       </w:r>
       <w:r>
         <w:rPr>
@@ -1867,15 +1521,6 @@
           <w:szCs w:val="18"/>
         </w:rPr>
         <w:t>Present</w:t>
-      </w:r>
-      <w:r>
-        <w:rPr>
-          <w:rFonts w:asciiTheme="minorHAnsi" w:hAnsiTheme="minorHAnsi" w:cstheme="minorHAnsi"/>
-          <w:sz w:val="18"/>
-          <w:szCs w:val="18"/>
-        </w:rPr>
-        <w:tab/>
-        <w:t>Tele Caller Executive</w:t>
       </w:r>
     </w:p>
     <w:p>
@@ -1884,10 +1529,36 @@
         <w:tabs>
           <w:tab w:val="left" w:pos="3958"/>
         </w:tabs>
-        <w:ind w:left="540" w:right="450"/>
+        <w:ind w:left="450" w:right="450"/>
         <w:outlineLvl w:val="2"/>
         <w:rPr>
           <w:rFonts w:asciiTheme="minorHAnsi" w:hAnsiTheme="minorHAnsi" w:cstheme="minorHAnsi"/>
+          <w:b/>
+          <w:sz w:val="18"/>
+          <w:szCs w:val="18"/>
+        </w:rPr>
+      </w:pPr>
+      <w:r>
+        <w:rPr>
+          <w:rFonts w:asciiTheme="minorHAnsi" w:hAnsiTheme="minorHAnsi" w:cstheme="minorHAnsi"/>
+          <w:b/>
+          <w:sz w:val="18"/>
+          <w:szCs w:val="18"/>
+        </w:rPr>
+        <w:t>Tele Caller Executive</w:t>
+      </w:r>
+    </w:p>
+    <w:p>
+      <w:pPr>
+        <w:pStyle w:val="BodyText"/>
+        <w:tabs>
+          <w:tab w:val="left" w:pos="3958"/>
+        </w:tabs>
+        <w:ind w:left="450" w:right="450"/>
+        <w:outlineLvl w:val="2"/>
+        <w:rPr>
+          <w:rFonts w:asciiTheme="minorHAnsi" w:hAnsiTheme="minorHAnsi" w:cstheme="minorHAnsi"/>
+          <w:spacing w:val="-2"/>
           <w:sz w:val="18"/>
           <w:szCs w:val="18"/>
         </w:rPr>
@@ -1918,49 +1589,13 @@
           <w:szCs w:val="18"/>
         </w:rPr>
         <w:t>(Running)</w:t>
-      </w:r>
-      <w:r>
-        <w:rPr>
-          <w:rFonts w:asciiTheme="minorHAnsi" w:hAnsiTheme="minorHAnsi" w:cstheme="minorHAnsi"/>
-          <w:sz w:val="18"/>
-          <w:szCs w:val="18"/>
-        </w:rPr>
-        <w:tab/>
-      </w:r>
-      <w:r>
-        <w:rPr>
-          <w:rStyle w:val="Strong"/>
-          <w:rFonts w:asciiTheme="minorHAnsi" w:hAnsiTheme="minorHAnsi" w:cstheme="minorHAnsi"/>
-          <w:sz w:val="18"/>
-          <w:szCs w:val="18"/>
-        </w:rPr>
-        <w:t>Forte Management Services (</w:t>
-      </w:r>
-      <w:r>
-        <w:rPr>
-          <w:rStyle w:val="Strong"/>
-          <w:rFonts w:asciiTheme="minorHAnsi" w:hAnsiTheme="minorHAnsi" w:cstheme="minorHAnsi"/>
-          <w:b w:val="0"/>
-          <w:sz w:val="18"/>
-          <w:szCs w:val="18"/>
-        </w:rPr>
-        <w:t>Chennai</w:t>
-      </w:r>
-      <w:r>
-        <w:rPr>
-          <w:rStyle w:val="Strong"/>
-          <w:rFonts w:asciiTheme="minorHAnsi" w:hAnsiTheme="minorHAnsi" w:cstheme="minorHAnsi"/>
-          <w:sz w:val="18"/>
-          <w:szCs w:val="18"/>
-        </w:rPr>
-        <w:t>)</w:t>
       </w:r>
     </w:p>
     <w:p>
       <w:pPr>
         <w:pStyle w:val="Heading2"/>
         <w:spacing w:before="0"/>
-        <w:ind w:left="540" w:right="450"/>
+        <w:ind w:left="450" w:right="450"/>
         <w:rPr>
           <w:rFonts w:asciiTheme="minorHAnsi" w:hAnsiTheme="minorHAnsi" w:cstheme="minorHAnsi"/>
           <w:sz w:val="18"/>
@@ -2022,7 +1657,7 @@
           <w:numId w:val="1"/>
         </w:numPr>
         <w:spacing w:before="0" w:beforeAutospacing="0"/>
-        <w:ind w:left="540" w:right="450" w:firstLine="0"/>
+        <w:ind w:left="450" w:right="450" w:firstLine="0"/>
         <w:outlineLvl w:val="2"/>
         <w:rPr>
           <w:rFonts w:asciiTheme="minorHAnsi" w:hAnsiTheme="minorHAnsi" w:cstheme="minorHAnsi"/>
@@ -2047,7 +1682,7 @@
           <w:numId w:val="1"/>
         </w:numPr>
         <w:spacing w:before="0" w:beforeAutospacing="0"/>
-        <w:ind w:left="540" w:right="450" w:firstLine="0"/>
+        <w:ind w:left="450" w:right="450" w:firstLine="0"/>
         <w:outlineLvl w:val="2"/>
         <w:rPr>
           <w:rFonts w:asciiTheme="minorHAnsi" w:hAnsiTheme="minorHAnsi" w:cstheme="minorHAnsi"/>
@@ -2106,7 +1741,7 @@
           <w:numId w:val="1"/>
         </w:numPr>
         <w:spacing w:before="0" w:beforeAutospacing="0"/>
-        <w:ind w:left="540" w:right="450" w:firstLine="0"/>
+        <w:ind w:left="450" w:right="450" w:firstLine="0"/>
         <w:outlineLvl w:val="2"/>
         <w:rPr>
           <w:rFonts w:asciiTheme="minorHAnsi" w:hAnsiTheme="minorHAnsi" w:cstheme="minorHAnsi"/>
@@ -2121,6 +1756,165 @@
           <w:szCs w:val="18"/>
         </w:rPr>
         <w:t>Ensured Ethical Communication And Customer Record Accuracy.</w:t>
+      </w:r>
+    </w:p>
+    <w:p>
+      <w:pPr>
+        <w:pStyle w:val="BodyText"/>
+        <w:tabs>
+          <w:tab w:val="left" w:pos="3885"/>
+          <w:tab w:val="left" w:pos="3958"/>
+        </w:tabs>
+        <w:ind w:left="450" w:right="450"/>
+        <w:outlineLvl w:val="2"/>
+        <w:rPr>
+          <w:rFonts w:asciiTheme="minorHAnsi" w:hAnsiTheme="minorHAnsi" w:cstheme="minorHAnsi"/>
+          <w:sz w:val="18"/>
+          <w:szCs w:val="18"/>
+        </w:rPr>
+      </w:pPr>
+      <w:r>
+        <w:rPr>
+          <w:rFonts w:asciiTheme="minorHAnsi" w:hAnsiTheme="minorHAnsi" w:cstheme="minorHAnsi"/>
+          <w:b/>
+          <w:sz w:val="18"/>
+          <w:szCs w:val="18"/>
+        </w:rPr>
+        <w:t xml:space="preserve">Sri </w:t>
+      </w:r>
+      <w:proofErr w:type="spellStart"/>
+      <w:r>
+        <w:rPr>
+          <w:rFonts w:asciiTheme="minorHAnsi" w:hAnsiTheme="minorHAnsi" w:cstheme="minorHAnsi"/>
+          <w:b/>
+          <w:sz w:val="18"/>
+          <w:szCs w:val="18"/>
+        </w:rPr>
+        <w:t>Annapoorna</w:t>
+      </w:r>
+      <w:proofErr w:type="spellEnd"/>
+      <w:r>
+        <w:rPr>
+          <w:rFonts w:asciiTheme="minorHAnsi" w:hAnsiTheme="minorHAnsi" w:cstheme="minorHAnsi"/>
+          <w:b/>
+          <w:sz w:val="18"/>
+          <w:szCs w:val="18"/>
+        </w:rPr>
+        <w:t xml:space="preserve"> </w:t>
+      </w:r>
+      <w:proofErr w:type="spellStart"/>
+      <w:r>
+        <w:rPr>
+          <w:rFonts w:asciiTheme="minorHAnsi" w:hAnsiTheme="minorHAnsi" w:cstheme="minorHAnsi"/>
+          <w:b/>
+          <w:sz w:val="18"/>
+          <w:szCs w:val="18"/>
+        </w:rPr>
+        <w:t>Gowrishankar</w:t>
+      </w:r>
+      <w:proofErr w:type="spellEnd"/>
+      <w:r>
+        <w:rPr>
+          <w:rFonts w:asciiTheme="minorHAnsi" w:hAnsiTheme="minorHAnsi" w:cstheme="minorHAnsi"/>
+          <w:b/>
+          <w:sz w:val="18"/>
+          <w:szCs w:val="18"/>
+        </w:rPr>
+        <w:t xml:space="preserve"> Pvt. Ltd., </w:t>
+      </w:r>
+      <w:proofErr w:type="gramStart"/>
+      <w:r>
+        <w:rPr>
+          <w:rFonts w:asciiTheme="minorHAnsi" w:hAnsiTheme="minorHAnsi" w:cstheme="minorHAnsi"/>
+          <w:b/>
+          <w:sz w:val="18"/>
+          <w:szCs w:val="18"/>
+        </w:rPr>
+        <w:t>( Coimbatore</w:t>
+      </w:r>
+      <w:proofErr w:type="gramEnd"/>
+      <w:r>
+        <w:rPr>
+          <w:rFonts w:asciiTheme="minorHAnsi" w:hAnsiTheme="minorHAnsi" w:cstheme="minorHAnsi"/>
+          <w:b/>
+          <w:sz w:val="18"/>
+          <w:szCs w:val="18"/>
+        </w:rPr>
+        <w:t xml:space="preserve"> )</w:t>
+      </w:r>
+      <w:r>
+        <w:rPr>
+          <w:rFonts w:asciiTheme="minorHAnsi" w:hAnsiTheme="minorHAnsi" w:cstheme="minorHAnsi"/>
+          <w:sz w:val="18"/>
+          <w:szCs w:val="18"/>
+        </w:rPr>
+        <w:tab/>
+      </w:r>
+      <w:r>
+        <w:rPr>
+          <w:rFonts w:asciiTheme="minorHAnsi" w:hAnsiTheme="minorHAnsi" w:cstheme="minorHAnsi"/>
+          <w:sz w:val="18"/>
+          <w:szCs w:val="18"/>
+        </w:rPr>
+        <w:tab/>
+      </w:r>
+      <w:r>
+        <w:rPr>
+          <w:rFonts w:asciiTheme="minorHAnsi" w:hAnsiTheme="minorHAnsi" w:cstheme="minorHAnsi"/>
+          <w:sz w:val="18"/>
+          <w:szCs w:val="18"/>
+        </w:rPr>
+        <w:tab/>
+      </w:r>
+      <w:r>
+        <w:rPr>
+          <w:rFonts w:asciiTheme="minorHAnsi" w:hAnsiTheme="minorHAnsi" w:cstheme="minorHAnsi"/>
+          <w:sz w:val="18"/>
+          <w:szCs w:val="18"/>
+        </w:rPr>
+        <w:tab/>
+      </w:r>
+      <w:r>
+        <w:rPr>
+          <w:rFonts w:asciiTheme="minorHAnsi" w:hAnsiTheme="minorHAnsi" w:cstheme="minorHAnsi"/>
+          <w:sz w:val="18"/>
+          <w:szCs w:val="18"/>
+        </w:rPr>
+        <w:tab/>
+      </w:r>
+      <w:r>
+        <w:rPr>
+          <w:rFonts w:asciiTheme="minorHAnsi" w:hAnsiTheme="minorHAnsi" w:cstheme="minorHAnsi"/>
+          <w:sz w:val="18"/>
+          <w:szCs w:val="18"/>
+        </w:rPr>
+        <w:tab/>
+      </w:r>
+      <w:r>
+        <w:rPr>
+          <w:rFonts w:asciiTheme="minorHAnsi" w:hAnsiTheme="minorHAnsi" w:cstheme="minorHAnsi"/>
+          <w:sz w:val="18"/>
+          <w:szCs w:val="18"/>
+        </w:rPr>
+        <w:tab/>
+      </w:r>
+      <w:r>
+        <w:rPr>
+          <w:rFonts w:asciiTheme="minorHAnsi" w:hAnsiTheme="minorHAnsi" w:cstheme="minorHAnsi"/>
+          <w:sz w:val="18"/>
+          <w:szCs w:val="18"/>
+        </w:rPr>
+        <w:t xml:space="preserve"> </w:t>
+      </w:r>
+      <w:r>
+        <w:rPr>
+          <w:rFonts w:asciiTheme="minorHAnsi" w:hAnsiTheme="minorHAnsi" w:cstheme="minorHAnsi"/>
+          <w:b/>
+          <w:bCs/>
+          <w:sz w:val="18"/>
+          <w:szCs w:val="18"/>
+        </w:rPr>
+        <w:t>Dec  2021 – Dec  2023</w:t>
       </w:r>
     </w:p>
     <w:p>
@@ -2130,79 +1924,28 @@
           <w:tab w:val="left" w:pos="3957"/>
         </w:tabs>
         <w:spacing w:before="0"/>
-        <w:ind w:left="540" w:right="450"/>
-        <w:rPr>
-          <w:rFonts w:asciiTheme="minorHAnsi" w:hAnsiTheme="minorHAnsi" w:cstheme="minorHAnsi"/>
-          <w:sz w:val="18"/>
-          <w:szCs w:val="18"/>
-        </w:rPr>
-      </w:pPr>
-      <w:proofErr w:type="gramStart"/>
-      <w:r>
-        <w:rPr>
-          <w:rFonts w:asciiTheme="minorHAnsi" w:hAnsiTheme="minorHAnsi" w:cstheme="minorHAnsi"/>
-          <w:sz w:val="18"/>
-          <w:szCs w:val="18"/>
-        </w:rPr>
-        <w:t xml:space="preserve">Dec </w:t>
-      </w:r>
-      <w:r>
-        <w:rPr>
-          <w:rFonts w:asciiTheme="minorHAnsi" w:hAnsiTheme="minorHAnsi" w:cstheme="minorHAnsi"/>
-          <w:sz w:val="18"/>
-          <w:szCs w:val="18"/>
-        </w:rPr>
-        <w:t xml:space="preserve"> </w:t>
-      </w:r>
-      <w:r>
-        <w:rPr>
-          <w:rFonts w:asciiTheme="minorHAnsi" w:hAnsiTheme="minorHAnsi" w:cstheme="minorHAnsi"/>
-          <w:sz w:val="18"/>
-          <w:szCs w:val="18"/>
-        </w:rPr>
-        <w:t>2021</w:t>
-      </w:r>
-      <w:proofErr w:type="gramEnd"/>
-      <w:r>
-        <w:rPr>
-          <w:rFonts w:asciiTheme="minorHAnsi" w:hAnsiTheme="minorHAnsi" w:cstheme="minorHAnsi"/>
-          <w:sz w:val="18"/>
-          <w:szCs w:val="18"/>
-        </w:rPr>
-        <w:t xml:space="preserve"> – </w:t>
-      </w:r>
-      <w:r>
-        <w:rPr>
-          <w:rFonts w:asciiTheme="minorHAnsi" w:hAnsiTheme="minorHAnsi" w:cstheme="minorHAnsi"/>
-          <w:sz w:val="18"/>
-          <w:szCs w:val="18"/>
-        </w:rPr>
-        <w:t xml:space="preserve">Dec </w:t>
-      </w:r>
-      <w:r>
-        <w:rPr>
-          <w:rFonts w:asciiTheme="minorHAnsi" w:hAnsiTheme="minorHAnsi" w:cstheme="minorHAnsi"/>
-          <w:sz w:val="18"/>
-          <w:szCs w:val="18"/>
-        </w:rPr>
-        <w:t xml:space="preserve"> </w:t>
-      </w:r>
-      <w:r>
-        <w:rPr>
-          <w:rFonts w:asciiTheme="minorHAnsi" w:hAnsiTheme="minorHAnsi" w:cstheme="minorHAnsi"/>
-          <w:sz w:val="18"/>
-          <w:szCs w:val="18"/>
-        </w:rPr>
-        <w:t>2023</w:t>
-      </w:r>
-      <w:r>
-        <w:rPr>
-          <w:rFonts w:asciiTheme="minorHAnsi" w:hAnsiTheme="minorHAnsi" w:cstheme="minorHAnsi"/>
-          <w:sz w:val="18"/>
-          <w:szCs w:val="18"/>
-        </w:rPr>
-        <w:tab/>
-        <w:t>Restaurant Captain &amp; Reporting Assistant</w:t>
+        <w:ind w:left="450" w:right="450"/>
+        <w:rPr>
+          <w:rFonts w:asciiTheme="minorHAnsi" w:hAnsiTheme="minorHAnsi" w:cstheme="minorHAnsi"/>
+          <w:sz w:val="18"/>
+          <w:szCs w:val="18"/>
+        </w:rPr>
+      </w:pPr>
+      <w:r>
+        <w:rPr>
+          <w:rFonts w:asciiTheme="minorHAnsi" w:hAnsiTheme="minorHAnsi" w:cstheme="minorHAnsi"/>
+          <w:sz w:val="18"/>
+          <w:szCs w:val="18"/>
+        </w:rPr>
+        <w:t>Restaura</w:t>
+      </w:r>
+      <w:r>
+        <w:rPr>
+          <w:rFonts w:asciiTheme="minorHAnsi" w:hAnsiTheme="minorHAnsi" w:cstheme="minorHAnsi"/>
+          <w:sz w:val="18"/>
+          <w:szCs w:val="18"/>
+        </w:rPr>
+        <w:t>nt Captain &amp; Reporting Assistant</w:t>
       </w:r>
     </w:p>
     <w:p>
@@ -2211,7 +1954,7 @@
         <w:tabs>
           <w:tab w:val="left" w:pos="3958"/>
         </w:tabs>
-        <w:ind w:left="540" w:right="450"/>
+        <w:ind w:left="450" w:right="450"/>
         <w:outlineLvl w:val="2"/>
         <w:rPr>
           <w:rFonts w:asciiTheme="minorHAnsi" w:hAnsiTheme="minorHAnsi" w:cstheme="minorHAnsi"/>
@@ -2228,75 +1971,15 @@
         </w:rPr>
         <w:t>Full-Time</w:t>
       </w:r>
-      <w:r>
-        <w:rPr>
-          <w:rFonts w:asciiTheme="minorHAnsi" w:hAnsiTheme="minorHAnsi" w:cstheme="minorHAnsi"/>
-          <w:sz w:val="18"/>
-          <w:szCs w:val="18"/>
-        </w:rPr>
-        <w:tab/>
-        <w:t xml:space="preserve">Sri </w:t>
-      </w:r>
-      <w:proofErr w:type="spellStart"/>
-      <w:r>
-        <w:rPr>
-          <w:rFonts w:asciiTheme="minorHAnsi" w:hAnsiTheme="minorHAnsi" w:cstheme="minorHAnsi"/>
-          <w:sz w:val="18"/>
-          <w:szCs w:val="18"/>
-        </w:rPr>
-        <w:t>Annapoorna</w:t>
-      </w:r>
-      <w:proofErr w:type="spellEnd"/>
-      <w:r>
-        <w:rPr>
-          <w:rFonts w:asciiTheme="minorHAnsi" w:hAnsiTheme="minorHAnsi" w:cstheme="minorHAnsi"/>
-          <w:sz w:val="18"/>
-          <w:szCs w:val="18"/>
-        </w:rPr>
-        <w:t xml:space="preserve"> </w:t>
-      </w:r>
-      <w:proofErr w:type="spellStart"/>
-      <w:r>
-        <w:rPr>
-          <w:rFonts w:asciiTheme="minorHAnsi" w:hAnsiTheme="minorHAnsi" w:cstheme="minorHAnsi"/>
-          <w:sz w:val="18"/>
-          <w:szCs w:val="18"/>
-        </w:rPr>
-        <w:t>Gowrishankar</w:t>
-      </w:r>
-      <w:proofErr w:type="spellEnd"/>
-      <w:r>
-        <w:rPr>
-          <w:rFonts w:asciiTheme="minorHAnsi" w:hAnsiTheme="minorHAnsi" w:cstheme="minorHAnsi"/>
-          <w:sz w:val="18"/>
-          <w:szCs w:val="18"/>
-        </w:rPr>
-        <w:t xml:space="preserve"> Pvt. Ltd., </w:t>
-      </w:r>
-      <w:proofErr w:type="gramStart"/>
-      <w:r>
-        <w:rPr>
-          <w:rFonts w:asciiTheme="minorHAnsi" w:hAnsiTheme="minorHAnsi" w:cstheme="minorHAnsi"/>
-          <w:sz w:val="18"/>
-          <w:szCs w:val="18"/>
-        </w:rPr>
-        <w:t>( Coimbatore</w:t>
-      </w:r>
-      <w:proofErr w:type="gramEnd"/>
-      <w:r>
-        <w:rPr>
-          <w:rFonts w:asciiTheme="minorHAnsi" w:hAnsiTheme="minorHAnsi" w:cstheme="minorHAnsi"/>
-          <w:sz w:val="18"/>
-          <w:szCs w:val="18"/>
-        </w:rPr>
-        <w:t xml:space="preserve"> )</w:t>
-      </w:r>
     </w:p>
     <w:p>
       <w:pPr>
         <w:pStyle w:val="Heading2"/>
+        <w:tabs>
+          <w:tab w:val="center" w:pos="5895"/>
+        </w:tabs>
         <w:spacing w:before="0"/>
-        <w:ind w:left="540" w:right="450"/>
+        <w:ind w:left="450" w:right="450"/>
         <w:rPr>
           <w:rFonts w:asciiTheme="minorHAnsi" w:hAnsiTheme="minorHAnsi" w:cstheme="minorHAnsi"/>
           <w:sz w:val="18"/>
@@ -2392,7 +2075,7 @@
           <w:numId w:val="1"/>
         </w:numPr>
         <w:spacing w:before="0" w:beforeAutospacing="0"/>
-        <w:ind w:left="540" w:right="450" w:firstLine="0"/>
+        <w:ind w:left="450" w:right="450" w:firstLine="0"/>
         <w:outlineLvl w:val="2"/>
         <w:rPr>
           <w:rFonts w:asciiTheme="minorHAnsi" w:hAnsiTheme="minorHAnsi" w:cstheme="minorHAnsi"/>
@@ -2406,7 +2089,7 @@
           <w:sz w:val="18"/>
           <w:szCs w:val="18"/>
         </w:rPr>
-        <w:t>Collected &amp; Summarized Daily Sales, Expenses, And Outlet Performance Data.</w:t>
+        <w:t>Prepared Monthly Sales Reports And Supported Management With Operational Updates.</w:t>
       </w:r>
     </w:p>
     <w:p>
@@ -2417,7 +2100,7 @@
           <w:numId w:val="1"/>
         </w:numPr>
         <w:spacing w:before="0" w:beforeAutospacing="0"/>
-        <w:ind w:left="540" w:right="450" w:firstLine="0"/>
+        <w:ind w:left="450" w:right="450" w:firstLine="0"/>
         <w:outlineLvl w:val="2"/>
         <w:rPr>
           <w:rFonts w:asciiTheme="minorHAnsi" w:hAnsiTheme="minorHAnsi" w:cstheme="minorHAnsi"/>
@@ -2431,7 +2114,7 @@
           <w:sz w:val="18"/>
           <w:szCs w:val="18"/>
         </w:rPr>
-        <w:t>Prepared Monthly Sales Reports And Supported Management With Operational Updates.</w:t>
+        <w:t>Ensured Smooth Coordination Between Kitchen, Service, And Billing Teams.</w:t>
       </w:r>
     </w:p>
     <w:p>
@@ -2442,7 +2125,7 @@
           <w:numId w:val="1"/>
         </w:numPr>
         <w:spacing w:before="0" w:beforeAutospacing="0"/>
-        <w:ind w:left="540" w:right="450" w:firstLine="0"/>
+        <w:ind w:left="450" w:right="450" w:firstLine="0"/>
         <w:outlineLvl w:val="2"/>
         <w:rPr>
           <w:rFonts w:asciiTheme="minorHAnsi" w:hAnsiTheme="minorHAnsi" w:cstheme="minorHAnsi"/>
@@ -2456,8 +2139,312 @@
           <w:sz w:val="18"/>
           <w:szCs w:val="18"/>
         </w:rPr>
-        <w:t>Ensured Smooth Coordination Between Kitchen, Service, And Billing Teams.</w:t>
-      </w:r>
+        <w:t xml:space="preserve">Handled Customer Queries, Cash Management, </w:t>
+      </w:r>
+      <w:proofErr w:type="gramStart"/>
+      <w:r>
+        <w:rPr>
+          <w:rFonts w:asciiTheme="minorHAnsi" w:hAnsiTheme="minorHAnsi" w:cstheme="minorHAnsi"/>
+          <w:sz w:val="18"/>
+          <w:szCs w:val="18"/>
+        </w:rPr>
+        <w:t>And</w:t>
+      </w:r>
+      <w:proofErr w:type="gramEnd"/>
+      <w:r>
+        <w:rPr>
+          <w:rFonts w:asciiTheme="minorHAnsi" w:hAnsiTheme="minorHAnsi" w:cstheme="minorHAnsi"/>
+          <w:sz w:val="18"/>
+          <w:szCs w:val="18"/>
+        </w:rPr>
+        <w:t xml:space="preserve"> Issue Resolution.</w:t>
+      </w:r>
+    </w:p>
+    <w:p>
+      <w:pPr>
+        <w:pStyle w:val="Heading2"/>
+        <w:tabs>
+          <w:tab w:val="left" w:pos="3957"/>
+        </w:tabs>
+        <w:spacing w:before="0"/>
+        <w:ind w:left="450" w:right="450"/>
+        <w:rPr>
+          <w:rFonts w:asciiTheme="minorHAnsi" w:hAnsiTheme="minorHAnsi" w:cstheme="minorHAnsi"/>
+          <w:sz w:val="18"/>
+          <w:szCs w:val="18"/>
+        </w:rPr>
+      </w:pPr>
+      <w:proofErr w:type="spellStart"/>
+      <w:r>
+        <w:rPr>
+          <w:rFonts w:asciiTheme="minorHAnsi" w:hAnsiTheme="minorHAnsi" w:cstheme="minorHAnsi"/>
+          <w:sz w:val="18"/>
+          <w:szCs w:val="18"/>
+        </w:rPr>
+        <w:t>Khadim`s</w:t>
+      </w:r>
+      <w:proofErr w:type="spellEnd"/>
+      <w:r>
+        <w:rPr>
+          <w:rFonts w:asciiTheme="minorHAnsi" w:hAnsiTheme="minorHAnsi" w:cstheme="minorHAnsi"/>
+          <w:sz w:val="18"/>
+          <w:szCs w:val="18"/>
+        </w:rPr>
+        <w:t xml:space="preserve"> India Ltd (</w:t>
+      </w:r>
+      <w:proofErr w:type="gramStart"/>
+      <w:r>
+        <w:rPr>
+          <w:rFonts w:asciiTheme="minorHAnsi" w:hAnsiTheme="minorHAnsi" w:cstheme="minorHAnsi"/>
+          <w:sz w:val="18"/>
+          <w:szCs w:val="18"/>
+        </w:rPr>
+        <w:t>Chennai</w:t>
+      </w:r>
+      <w:r>
+        <w:rPr>
+          <w:rFonts w:asciiTheme="minorHAnsi" w:hAnsiTheme="minorHAnsi" w:cstheme="minorHAnsi"/>
+          <w:sz w:val="18"/>
+          <w:szCs w:val="18"/>
+        </w:rPr>
+        <w:t xml:space="preserve"> </w:t>
+      </w:r>
+      <w:r>
+        <w:rPr>
+          <w:rFonts w:asciiTheme="minorHAnsi" w:hAnsiTheme="minorHAnsi" w:cstheme="minorHAnsi"/>
+          <w:sz w:val="18"/>
+          <w:szCs w:val="18"/>
+        </w:rPr>
+        <w:t>)</w:t>
+      </w:r>
+      <w:proofErr w:type="gramEnd"/>
+      <w:r>
+        <w:rPr>
+          <w:rFonts w:asciiTheme="minorHAnsi" w:hAnsiTheme="minorHAnsi" w:cstheme="minorHAnsi"/>
+          <w:sz w:val="18"/>
+          <w:szCs w:val="18"/>
+        </w:rPr>
+        <w:tab/>
+      </w:r>
+      <w:r>
+        <w:rPr>
+          <w:rFonts w:asciiTheme="minorHAnsi" w:hAnsiTheme="minorHAnsi" w:cstheme="minorHAnsi"/>
+          <w:sz w:val="18"/>
+          <w:szCs w:val="18"/>
+        </w:rPr>
+        <w:tab/>
+      </w:r>
+      <w:r>
+        <w:rPr>
+          <w:rFonts w:asciiTheme="minorHAnsi" w:hAnsiTheme="minorHAnsi" w:cstheme="minorHAnsi"/>
+          <w:sz w:val="18"/>
+          <w:szCs w:val="18"/>
+        </w:rPr>
+        <w:tab/>
+      </w:r>
+      <w:r>
+        <w:rPr>
+          <w:rFonts w:asciiTheme="minorHAnsi" w:hAnsiTheme="minorHAnsi" w:cstheme="minorHAnsi"/>
+          <w:sz w:val="18"/>
+          <w:szCs w:val="18"/>
+        </w:rPr>
+        <w:tab/>
+      </w:r>
+      <w:r>
+        <w:rPr>
+          <w:rFonts w:asciiTheme="minorHAnsi" w:hAnsiTheme="minorHAnsi" w:cstheme="minorHAnsi"/>
+          <w:sz w:val="18"/>
+          <w:szCs w:val="18"/>
+        </w:rPr>
+        <w:tab/>
+      </w:r>
+      <w:r>
+        <w:rPr>
+          <w:rFonts w:asciiTheme="minorHAnsi" w:hAnsiTheme="minorHAnsi" w:cstheme="minorHAnsi"/>
+          <w:sz w:val="18"/>
+          <w:szCs w:val="18"/>
+        </w:rPr>
+        <w:tab/>
+      </w:r>
+      <w:r>
+        <w:rPr>
+          <w:rFonts w:asciiTheme="minorHAnsi" w:hAnsiTheme="minorHAnsi" w:cstheme="minorHAnsi"/>
+          <w:sz w:val="18"/>
+          <w:szCs w:val="18"/>
+        </w:rPr>
+        <w:tab/>
+      </w:r>
+      <w:r>
+        <w:rPr>
+          <w:rFonts w:asciiTheme="minorHAnsi" w:hAnsiTheme="minorHAnsi" w:cstheme="minorHAnsi"/>
+          <w:sz w:val="18"/>
+          <w:szCs w:val="18"/>
+        </w:rPr>
+        <w:tab/>
+      </w:r>
+      <w:r>
+        <w:rPr>
+          <w:rFonts w:asciiTheme="minorHAnsi" w:hAnsiTheme="minorHAnsi" w:cstheme="minorHAnsi"/>
+          <w:sz w:val="18"/>
+          <w:szCs w:val="18"/>
+        </w:rPr>
+        <w:tab/>
+      </w:r>
+      <w:r>
+        <w:rPr>
+          <w:rFonts w:asciiTheme="minorHAnsi" w:hAnsiTheme="minorHAnsi" w:cstheme="minorHAnsi"/>
+          <w:sz w:val="18"/>
+          <w:szCs w:val="18"/>
+        </w:rPr>
+        <w:t>Dec 2020 – Sep 2021</w:t>
+      </w:r>
+    </w:p>
+    <w:p>
+      <w:pPr>
+        <w:pStyle w:val="Heading2"/>
+        <w:tabs>
+          <w:tab w:val="left" w:pos="3957"/>
+        </w:tabs>
+        <w:spacing w:before="0"/>
+        <w:ind w:left="450" w:right="450"/>
+        <w:rPr>
+          <w:rFonts w:asciiTheme="minorHAnsi" w:hAnsiTheme="minorHAnsi" w:cstheme="minorHAnsi"/>
+          <w:sz w:val="18"/>
+          <w:szCs w:val="18"/>
+        </w:rPr>
+      </w:pPr>
+      <w:r>
+        <w:rPr>
+          <w:rFonts w:asciiTheme="minorHAnsi" w:hAnsiTheme="minorHAnsi" w:cstheme="minorHAnsi"/>
+          <w:sz w:val="18"/>
+          <w:szCs w:val="18"/>
+        </w:rPr>
+        <w:t>Retail Sales (Store Operations)</w:t>
+      </w:r>
+      <w:r>
+        <w:rPr>
+          <w:rFonts w:asciiTheme="minorHAnsi" w:hAnsiTheme="minorHAnsi" w:cstheme="minorHAnsi"/>
+          <w:sz w:val="18"/>
+          <w:szCs w:val="18"/>
+        </w:rPr>
+        <w:tab/>
+      </w:r>
+    </w:p>
+    <w:p>
+      <w:pPr>
+        <w:pStyle w:val="BodyText"/>
+        <w:tabs>
+          <w:tab w:val="left" w:pos="3958"/>
+        </w:tabs>
+        <w:ind w:left="450" w:right="450"/>
+        <w:outlineLvl w:val="2"/>
+        <w:rPr>
+          <w:rFonts w:asciiTheme="minorHAnsi" w:hAnsiTheme="minorHAnsi" w:cstheme="minorHAnsi"/>
+          <w:sz w:val="18"/>
+          <w:szCs w:val="18"/>
+        </w:rPr>
+      </w:pPr>
+      <w:r>
+        <w:rPr>
+          <w:rFonts w:asciiTheme="minorHAnsi" w:hAnsiTheme="minorHAnsi" w:cstheme="minorHAnsi"/>
+          <w:spacing w:val="-2"/>
+          <w:sz w:val="18"/>
+          <w:szCs w:val="18"/>
+        </w:rPr>
+        <w:t>Full-Time</w:t>
+      </w:r>
+    </w:p>
+    <w:p>
+      <w:pPr>
+        <w:pStyle w:val="Heading2"/>
+        <w:spacing w:before="0"/>
+        <w:ind w:left="450" w:right="450"/>
+        <w:rPr>
+          <w:rFonts w:asciiTheme="minorHAnsi" w:hAnsiTheme="minorHAnsi" w:cstheme="minorHAnsi"/>
+          <w:sz w:val="18"/>
+          <w:szCs w:val="18"/>
+        </w:rPr>
+      </w:pPr>
+      <w:r>
+        <w:rPr>
+          <w:rFonts w:asciiTheme="minorHAnsi" w:hAnsiTheme="minorHAnsi" w:cstheme="minorHAnsi"/>
+          <w:sz w:val="18"/>
+          <w:szCs w:val="18"/>
+        </w:rPr>
+        <w:t>Key</w:t>
+      </w:r>
+      <w:r>
+        <w:rPr>
+          <w:rFonts w:asciiTheme="minorHAnsi" w:hAnsiTheme="minorHAnsi" w:cstheme="minorHAnsi"/>
+          <w:spacing w:val="-15"/>
+          <w:sz w:val="18"/>
+          <w:szCs w:val="18"/>
+        </w:rPr>
+        <w:t xml:space="preserve"> </w:t>
+      </w:r>
+      <w:r>
+        <w:rPr>
+          <w:rFonts w:asciiTheme="minorHAnsi" w:hAnsiTheme="minorHAnsi" w:cstheme="minorHAnsi"/>
+          <w:sz w:val="18"/>
+          <w:szCs w:val="18"/>
+        </w:rPr>
+        <w:t>Responsibilities</w:t>
+      </w:r>
+      <w:r>
+        <w:rPr>
+          <w:rFonts w:asciiTheme="minorHAnsi" w:hAnsiTheme="minorHAnsi" w:cstheme="minorHAnsi"/>
+          <w:spacing w:val="-13"/>
+          <w:sz w:val="18"/>
+          <w:szCs w:val="18"/>
+        </w:rPr>
+        <w:t xml:space="preserve"> </w:t>
+      </w:r>
+      <w:r>
+        <w:rPr>
+          <w:rFonts w:asciiTheme="minorHAnsi" w:hAnsiTheme="minorHAnsi" w:cstheme="minorHAnsi"/>
+          <w:sz w:val="18"/>
+          <w:szCs w:val="18"/>
+        </w:rPr>
+        <w:t>And</w:t>
+      </w:r>
+      <w:r>
+        <w:rPr>
+          <w:rFonts w:asciiTheme="minorHAnsi" w:hAnsiTheme="minorHAnsi" w:cstheme="minorHAnsi"/>
+          <w:spacing w:val="-13"/>
+          <w:sz w:val="18"/>
+          <w:szCs w:val="18"/>
+        </w:rPr>
+        <w:t xml:space="preserve"> </w:t>
+      </w:r>
+      <w:proofErr w:type="gramStart"/>
+      <w:r>
+        <w:rPr>
+          <w:rFonts w:asciiTheme="minorHAnsi" w:hAnsiTheme="minorHAnsi" w:cstheme="minorHAnsi"/>
+          <w:spacing w:val="-2"/>
+          <w:sz w:val="18"/>
+          <w:szCs w:val="18"/>
+        </w:rPr>
+        <w:t>Achievements</w:t>
+      </w:r>
+      <w:r>
+        <w:rPr>
+          <w:rFonts w:asciiTheme="minorHAnsi" w:hAnsiTheme="minorHAnsi" w:cstheme="minorHAnsi"/>
+          <w:spacing w:val="-2"/>
+          <w:sz w:val="18"/>
+          <w:szCs w:val="18"/>
+        </w:rPr>
+        <w:t xml:space="preserve"> </w:t>
+      </w:r>
+      <w:r>
+        <w:rPr>
+          <w:rFonts w:asciiTheme="minorHAnsi" w:hAnsiTheme="minorHAnsi" w:cstheme="minorHAnsi"/>
+          <w:spacing w:val="-2"/>
+          <w:sz w:val="18"/>
+          <w:szCs w:val="18"/>
+        </w:rPr>
+        <w:t>:</w:t>
+      </w:r>
+      <w:proofErr w:type="gramEnd"/>
     </w:p>
     <w:p>
       <w:pPr>
@@ -2467,7 +2454,7 @@
           <w:numId w:val="1"/>
         </w:numPr>
         <w:spacing w:before="0" w:beforeAutospacing="0"/>
-        <w:ind w:left="540" w:right="450" w:firstLine="0"/>
+        <w:ind w:left="450" w:right="450" w:firstLine="0"/>
         <w:outlineLvl w:val="2"/>
         <w:rPr>
           <w:rFonts w:asciiTheme="minorHAnsi" w:hAnsiTheme="minorHAnsi" w:cstheme="minorHAnsi"/>
@@ -2481,7 +2468,7 @@
           <w:sz w:val="18"/>
           <w:szCs w:val="18"/>
         </w:rPr>
-        <w:t xml:space="preserve">Handled Customer Queries, Cash Management, </w:t>
+        <w:t xml:space="preserve">Tracked Daily Footfall, Sales, </w:t>
       </w:r>
       <w:proofErr w:type="gramStart"/>
       <w:r>
@@ -2499,190 +2486,8 @@
           <w:sz w:val="18"/>
           <w:szCs w:val="18"/>
         </w:rPr>
-        <w:t xml:space="preserve"> Issue Resolution.</w:t>
-      </w:r>
-    </w:p>
-    <w:p>
-      <w:pPr>
-        <w:pStyle w:val="Heading2"/>
-        <w:tabs>
-          <w:tab w:val="left" w:pos="3957"/>
-        </w:tabs>
-        <w:spacing w:before="0"/>
-        <w:ind w:left="540" w:right="450"/>
-        <w:rPr>
-          <w:rFonts w:asciiTheme="minorHAnsi" w:hAnsiTheme="minorHAnsi" w:cstheme="minorHAnsi"/>
-          <w:sz w:val="18"/>
-          <w:szCs w:val="18"/>
-        </w:rPr>
-      </w:pPr>
-      <w:r>
-        <w:rPr>
-          <w:rFonts w:asciiTheme="minorHAnsi" w:hAnsiTheme="minorHAnsi" w:cstheme="minorHAnsi"/>
-          <w:sz w:val="18"/>
-          <w:szCs w:val="18"/>
-        </w:rPr>
-        <w:t>Dec 2020 – Sep 2021</w:t>
-      </w:r>
-      <w:r>
-        <w:rPr>
-          <w:rFonts w:asciiTheme="minorHAnsi" w:hAnsiTheme="minorHAnsi" w:cstheme="minorHAnsi"/>
-          <w:sz w:val="18"/>
-          <w:szCs w:val="18"/>
-        </w:rPr>
-        <w:tab/>
-        <w:t>Retail Sales Analyst (Store Operations)</w:t>
-      </w:r>
-    </w:p>
-    <w:p>
-      <w:pPr>
-        <w:pStyle w:val="BodyText"/>
-        <w:tabs>
-          <w:tab w:val="left" w:pos="3958"/>
-        </w:tabs>
-        <w:ind w:left="540" w:right="450"/>
-        <w:outlineLvl w:val="2"/>
-        <w:rPr>
-          <w:rFonts w:asciiTheme="minorHAnsi" w:hAnsiTheme="minorHAnsi" w:cstheme="minorHAnsi"/>
-          <w:sz w:val="18"/>
-          <w:szCs w:val="18"/>
-        </w:rPr>
-      </w:pPr>
-      <w:r>
-        <w:rPr>
-          <w:rFonts w:asciiTheme="minorHAnsi" w:hAnsiTheme="minorHAnsi" w:cstheme="minorHAnsi"/>
-          <w:spacing w:val="-2"/>
-          <w:sz w:val="18"/>
-          <w:szCs w:val="18"/>
-        </w:rPr>
-        <w:t>Full-Time</w:t>
-      </w:r>
-      <w:r>
-        <w:rPr>
-          <w:rFonts w:asciiTheme="minorHAnsi" w:hAnsiTheme="minorHAnsi" w:cstheme="minorHAnsi"/>
-          <w:sz w:val="18"/>
-          <w:szCs w:val="18"/>
-        </w:rPr>
-        <w:tab/>
-      </w:r>
-      <w:proofErr w:type="spellStart"/>
-      <w:r>
-        <w:rPr>
-          <w:rFonts w:asciiTheme="minorHAnsi" w:hAnsiTheme="minorHAnsi" w:cstheme="minorHAnsi"/>
-          <w:sz w:val="18"/>
-          <w:szCs w:val="18"/>
-        </w:rPr>
-        <w:t>Khadim</w:t>
-      </w:r>
-      <w:r>
-        <w:rPr>
-          <w:rFonts w:asciiTheme="minorHAnsi" w:hAnsiTheme="minorHAnsi" w:cstheme="minorHAnsi"/>
-          <w:sz w:val="18"/>
-          <w:szCs w:val="18"/>
-        </w:rPr>
-        <w:t>`s</w:t>
-      </w:r>
-      <w:proofErr w:type="spellEnd"/>
-      <w:r>
-        <w:rPr>
-          <w:rFonts w:asciiTheme="minorHAnsi" w:hAnsiTheme="minorHAnsi" w:cstheme="minorHAnsi"/>
-          <w:sz w:val="18"/>
-          <w:szCs w:val="18"/>
-        </w:rPr>
-        <w:t xml:space="preserve"> India Ltd (Chennai)</w:t>
-      </w:r>
-    </w:p>
-    <w:p>
-      <w:pPr>
-        <w:pStyle w:val="Heading2"/>
-        <w:spacing w:before="0"/>
-        <w:ind w:left="540" w:right="450"/>
-        <w:rPr>
-          <w:rFonts w:asciiTheme="minorHAnsi" w:hAnsiTheme="minorHAnsi" w:cstheme="minorHAnsi"/>
-          <w:sz w:val="18"/>
-          <w:szCs w:val="18"/>
-        </w:rPr>
-      </w:pPr>
-      <w:r>
-        <w:rPr>
-          <w:rFonts w:asciiTheme="minorHAnsi" w:hAnsiTheme="minorHAnsi" w:cstheme="minorHAnsi"/>
-          <w:sz w:val="18"/>
-          <w:szCs w:val="18"/>
-        </w:rPr>
-        <w:t>Key</w:t>
-      </w:r>
-      <w:r>
-        <w:rPr>
-          <w:rFonts w:asciiTheme="minorHAnsi" w:hAnsiTheme="minorHAnsi" w:cstheme="minorHAnsi"/>
-          <w:spacing w:val="-15"/>
-          <w:sz w:val="18"/>
-          <w:szCs w:val="18"/>
-        </w:rPr>
-        <w:t xml:space="preserve"> </w:t>
-      </w:r>
-      <w:r>
-        <w:rPr>
-          <w:rFonts w:asciiTheme="minorHAnsi" w:hAnsiTheme="minorHAnsi" w:cstheme="minorHAnsi"/>
-          <w:sz w:val="18"/>
-          <w:szCs w:val="18"/>
-        </w:rPr>
-        <w:t>Responsibilities</w:t>
-      </w:r>
-      <w:r>
-        <w:rPr>
-          <w:rFonts w:asciiTheme="minorHAnsi" w:hAnsiTheme="minorHAnsi" w:cstheme="minorHAnsi"/>
-          <w:spacing w:val="-13"/>
-          <w:sz w:val="18"/>
-          <w:szCs w:val="18"/>
-        </w:rPr>
-        <w:t xml:space="preserve"> </w:t>
-      </w:r>
-      <w:r>
-        <w:rPr>
-          <w:rFonts w:asciiTheme="minorHAnsi" w:hAnsiTheme="minorHAnsi" w:cstheme="minorHAnsi"/>
-          <w:sz w:val="18"/>
-          <w:szCs w:val="18"/>
-        </w:rPr>
-        <w:t>And</w:t>
-      </w:r>
-      <w:r>
-        <w:rPr>
-          <w:rFonts w:asciiTheme="minorHAnsi" w:hAnsiTheme="minorHAnsi" w:cstheme="minorHAnsi"/>
-          <w:spacing w:val="-13"/>
-          <w:sz w:val="18"/>
-          <w:szCs w:val="18"/>
-        </w:rPr>
-        <w:t xml:space="preserve"> </w:t>
-      </w:r>
-      <w:proofErr w:type="gramStart"/>
-      <w:r>
-        <w:rPr>
-          <w:rFonts w:asciiTheme="minorHAnsi" w:hAnsiTheme="minorHAnsi" w:cstheme="minorHAnsi"/>
-          <w:spacing w:val="-2"/>
-          <w:sz w:val="18"/>
-          <w:szCs w:val="18"/>
-        </w:rPr>
-        <w:t>Achievements</w:t>
-      </w:r>
-      <w:r>
-        <w:rPr>
-          <w:rFonts w:asciiTheme="minorHAnsi" w:hAnsiTheme="minorHAnsi" w:cstheme="minorHAnsi"/>
-          <w:spacing w:val="-2"/>
-          <w:sz w:val="18"/>
-          <w:szCs w:val="18"/>
-        </w:rPr>
-        <w:t xml:space="preserve"> </w:t>
-      </w:r>
-      <w:r>
-        <w:rPr>
-          <w:rFonts w:asciiTheme="minorHAnsi" w:hAnsiTheme="minorHAnsi" w:cstheme="minorHAnsi"/>
-          <w:spacing w:val="-2"/>
-          <w:sz w:val="18"/>
-          <w:szCs w:val="18"/>
-        </w:rPr>
-        <w:t>:</w:t>
-      </w:r>
-      <w:proofErr w:type="gramEnd"/>
+        <w:t xml:space="preserve"> Customer Conversion.</w:t>
+      </w:r>
     </w:p>
     <w:p>
       <w:pPr>
@@ -2692,7 +2497,7 @@
           <w:numId w:val="1"/>
         </w:numPr>
         <w:spacing w:before="0" w:beforeAutospacing="0"/>
-        <w:ind w:left="540" w:right="450" w:firstLine="0"/>
+        <w:ind w:left="450" w:right="450" w:firstLine="0"/>
         <w:outlineLvl w:val="2"/>
         <w:rPr>
           <w:rFonts w:asciiTheme="minorHAnsi" w:hAnsiTheme="minorHAnsi" w:cstheme="minorHAnsi"/>
@@ -2706,25 +2511,7 @@
           <w:sz w:val="18"/>
           <w:szCs w:val="18"/>
         </w:rPr>
-        <w:t xml:space="preserve">Tracked Daily Footfall, Sales, </w:t>
-      </w:r>
-      <w:proofErr w:type="gramStart"/>
-      <w:r>
-        <w:rPr>
-          <w:rFonts w:asciiTheme="minorHAnsi" w:hAnsiTheme="minorHAnsi" w:cstheme="minorHAnsi"/>
-          <w:sz w:val="18"/>
-          <w:szCs w:val="18"/>
-        </w:rPr>
-        <w:t>And</w:t>
-      </w:r>
-      <w:proofErr w:type="gramEnd"/>
-      <w:r>
-        <w:rPr>
-          <w:rFonts w:asciiTheme="minorHAnsi" w:hAnsiTheme="minorHAnsi" w:cstheme="minorHAnsi"/>
-          <w:sz w:val="18"/>
-          <w:szCs w:val="18"/>
-        </w:rPr>
-        <w:t xml:space="preserve"> Customer Conversion.</w:t>
+        <w:t>Prepared Weekly Performance Summaries For Management.</w:t>
       </w:r>
     </w:p>
     <w:p>
@@ -2735,7 +2522,7 @@
           <w:numId w:val="1"/>
         </w:numPr>
         <w:spacing w:before="0" w:beforeAutospacing="0"/>
-        <w:ind w:left="540" w:right="450" w:firstLine="0"/>
+        <w:ind w:left="450" w:right="450" w:firstLine="0"/>
         <w:outlineLvl w:val="2"/>
         <w:rPr>
           <w:rFonts w:asciiTheme="minorHAnsi" w:hAnsiTheme="minorHAnsi" w:cstheme="minorHAnsi"/>
@@ -2749,7 +2536,258 @@
           <w:sz w:val="18"/>
           <w:szCs w:val="18"/>
         </w:rPr>
-        <w:t>Prepared Weekly Performance Summaries For Management.</w:t>
+        <w:t>Assisted Store Teams In Optimizing Product Display And Stock Arrangement.</w:t>
+      </w:r>
+    </w:p>
+    <w:p>
+      <w:pPr>
+        <w:pStyle w:val="Heading2"/>
+        <w:tabs>
+          <w:tab w:val="left" w:pos="3957"/>
+        </w:tabs>
+        <w:spacing w:before="0"/>
+        <w:ind w:left="450" w:right="450"/>
+        <w:rPr>
+          <w:rFonts w:asciiTheme="minorHAnsi" w:hAnsiTheme="minorHAnsi" w:cstheme="minorHAnsi"/>
+          <w:sz w:val="18"/>
+          <w:szCs w:val="18"/>
+        </w:rPr>
+      </w:pPr>
+      <w:r>
+        <w:rPr>
+          <w:rFonts w:asciiTheme="minorHAnsi" w:hAnsiTheme="minorHAnsi" w:cstheme="minorHAnsi"/>
+          <w:sz w:val="18"/>
+          <w:szCs w:val="18"/>
+        </w:rPr>
+        <w:t xml:space="preserve">Sales </w:t>
+      </w:r>
+      <w:proofErr w:type="spellStart"/>
+      <w:r>
+        <w:rPr>
+          <w:rFonts w:asciiTheme="minorHAnsi" w:hAnsiTheme="minorHAnsi" w:cstheme="minorHAnsi"/>
+          <w:sz w:val="18"/>
+          <w:szCs w:val="18"/>
+        </w:rPr>
+        <w:t>Merchander</w:t>
+      </w:r>
+      <w:proofErr w:type="spellEnd"/>
+      <w:r>
+        <w:rPr>
+          <w:rFonts w:asciiTheme="minorHAnsi" w:hAnsiTheme="minorHAnsi" w:cstheme="minorHAnsi"/>
+          <w:sz w:val="18"/>
+          <w:szCs w:val="18"/>
+        </w:rPr>
+        <w:tab/>
+      </w:r>
+      <w:r>
+        <w:rPr>
+          <w:rFonts w:asciiTheme="minorHAnsi" w:hAnsiTheme="minorHAnsi" w:cstheme="minorHAnsi"/>
+          <w:sz w:val="18"/>
+          <w:szCs w:val="18"/>
+        </w:rPr>
+        <w:tab/>
+      </w:r>
+      <w:r>
+        <w:rPr>
+          <w:rFonts w:asciiTheme="minorHAnsi" w:hAnsiTheme="minorHAnsi" w:cstheme="minorHAnsi"/>
+          <w:sz w:val="18"/>
+          <w:szCs w:val="18"/>
+        </w:rPr>
+        <w:tab/>
+      </w:r>
+      <w:r>
+        <w:rPr>
+          <w:rFonts w:asciiTheme="minorHAnsi" w:hAnsiTheme="minorHAnsi" w:cstheme="minorHAnsi"/>
+          <w:sz w:val="18"/>
+          <w:szCs w:val="18"/>
+        </w:rPr>
+        <w:tab/>
+      </w:r>
+      <w:r>
+        <w:rPr>
+          <w:rFonts w:asciiTheme="minorHAnsi" w:hAnsiTheme="minorHAnsi" w:cstheme="minorHAnsi"/>
+          <w:sz w:val="18"/>
+          <w:szCs w:val="18"/>
+        </w:rPr>
+        <w:tab/>
+      </w:r>
+      <w:r>
+        <w:rPr>
+          <w:rFonts w:asciiTheme="minorHAnsi" w:hAnsiTheme="minorHAnsi" w:cstheme="minorHAnsi"/>
+          <w:sz w:val="18"/>
+          <w:szCs w:val="18"/>
+        </w:rPr>
+        <w:tab/>
+      </w:r>
+      <w:r>
+        <w:rPr>
+          <w:rFonts w:asciiTheme="minorHAnsi" w:hAnsiTheme="minorHAnsi" w:cstheme="minorHAnsi"/>
+          <w:sz w:val="18"/>
+          <w:szCs w:val="18"/>
+        </w:rPr>
+        <w:tab/>
+      </w:r>
+      <w:r>
+        <w:rPr>
+          <w:rFonts w:asciiTheme="minorHAnsi" w:hAnsiTheme="minorHAnsi" w:cstheme="minorHAnsi"/>
+          <w:sz w:val="18"/>
+          <w:szCs w:val="18"/>
+        </w:rPr>
+        <w:tab/>
+      </w:r>
+      <w:r>
+        <w:rPr>
+          <w:rFonts w:asciiTheme="minorHAnsi" w:hAnsiTheme="minorHAnsi" w:cstheme="minorHAnsi"/>
+          <w:sz w:val="18"/>
+          <w:szCs w:val="18"/>
+        </w:rPr>
+        <w:tab/>
+      </w:r>
+      <w:r>
+        <w:rPr>
+          <w:rFonts w:asciiTheme="minorHAnsi" w:hAnsiTheme="minorHAnsi" w:cstheme="minorHAnsi"/>
+          <w:sz w:val="18"/>
+          <w:szCs w:val="18"/>
+        </w:rPr>
+        <w:t>Oct 2018 – Jun 2020</w:t>
+      </w:r>
+    </w:p>
+    <w:p>
+      <w:pPr>
+        <w:pStyle w:val="Heading2"/>
+        <w:tabs>
+          <w:tab w:val="left" w:pos="3957"/>
+        </w:tabs>
+        <w:spacing w:before="0"/>
+        <w:ind w:left="450" w:right="450"/>
+        <w:rPr>
+          <w:rFonts w:asciiTheme="minorHAnsi" w:hAnsiTheme="minorHAnsi" w:cstheme="minorHAnsi"/>
+          <w:sz w:val="18"/>
+          <w:szCs w:val="18"/>
+        </w:rPr>
+      </w:pPr>
+      <w:r>
+        <w:rPr>
+          <w:rFonts w:asciiTheme="minorHAnsi" w:hAnsiTheme="minorHAnsi" w:cstheme="minorHAnsi"/>
+          <w:sz w:val="18"/>
+          <w:szCs w:val="18"/>
+        </w:rPr>
+        <w:t>Lifestyle International (Chennai)</w:t>
+      </w:r>
+      <w:r>
+        <w:rPr>
+          <w:rFonts w:asciiTheme="minorHAnsi" w:hAnsiTheme="minorHAnsi" w:cstheme="minorHAnsi"/>
+          <w:sz w:val="18"/>
+          <w:szCs w:val="18"/>
+        </w:rPr>
+        <w:tab/>
+      </w:r>
+    </w:p>
+    <w:p>
+      <w:pPr>
+        <w:pStyle w:val="BodyText"/>
+        <w:tabs>
+          <w:tab w:val="left" w:pos="3958"/>
+        </w:tabs>
+        <w:ind w:left="450" w:right="450"/>
+        <w:outlineLvl w:val="2"/>
+        <w:rPr>
+          <w:rFonts w:asciiTheme="minorHAnsi" w:hAnsiTheme="minorHAnsi" w:cstheme="minorHAnsi"/>
+          <w:sz w:val="18"/>
+          <w:szCs w:val="18"/>
+        </w:rPr>
+      </w:pPr>
+      <w:r>
+        <w:rPr>
+          <w:rFonts w:asciiTheme="minorHAnsi" w:hAnsiTheme="minorHAnsi" w:cstheme="minorHAnsi"/>
+          <w:spacing w:val="-2"/>
+          <w:sz w:val="18"/>
+          <w:szCs w:val="18"/>
+        </w:rPr>
+        <w:t>Full-Time</w:t>
+      </w:r>
+      <w:r>
+        <w:rPr>
+          <w:rFonts w:asciiTheme="minorHAnsi" w:hAnsiTheme="minorHAnsi" w:cstheme="minorHAnsi"/>
+          <w:spacing w:val="-2"/>
+          <w:sz w:val="18"/>
+          <w:szCs w:val="18"/>
+        </w:rPr>
+        <w:t xml:space="preserve"> </w:t>
+      </w:r>
+    </w:p>
+    <w:p>
+      <w:pPr>
+        <w:pStyle w:val="Heading2"/>
+        <w:spacing w:before="0"/>
+        <w:ind w:left="450" w:right="450"/>
+        <w:rPr>
+          <w:rFonts w:asciiTheme="minorHAnsi" w:hAnsiTheme="minorHAnsi" w:cstheme="minorHAnsi"/>
+          <w:sz w:val="18"/>
+          <w:szCs w:val="18"/>
+        </w:rPr>
+      </w:pPr>
+      <w:r>
+        <w:rPr>
+          <w:rFonts w:asciiTheme="minorHAnsi" w:hAnsiTheme="minorHAnsi" w:cstheme="minorHAnsi"/>
+          <w:sz w:val="18"/>
+          <w:szCs w:val="18"/>
+        </w:rPr>
+        <w:t>Key</w:t>
+      </w:r>
+      <w:r>
+        <w:rPr>
+          <w:rFonts w:asciiTheme="minorHAnsi" w:hAnsiTheme="minorHAnsi" w:cstheme="minorHAnsi"/>
+          <w:spacing w:val="-15"/>
+          <w:sz w:val="18"/>
+          <w:szCs w:val="18"/>
+        </w:rPr>
+        <w:t xml:space="preserve"> </w:t>
+      </w:r>
+      <w:r>
+        <w:rPr>
+          <w:rFonts w:asciiTheme="minorHAnsi" w:hAnsiTheme="minorHAnsi" w:cstheme="minorHAnsi"/>
+          <w:sz w:val="18"/>
+          <w:szCs w:val="18"/>
+        </w:rPr>
+        <w:t>Responsibilities</w:t>
+      </w:r>
+      <w:r>
+        <w:rPr>
+          <w:rFonts w:asciiTheme="minorHAnsi" w:hAnsiTheme="minorHAnsi" w:cstheme="minorHAnsi"/>
+          <w:spacing w:val="-13"/>
+          <w:sz w:val="18"/>
+          <w:szCs w:val="18"/>
+        </w:rPr>
+        <w:t xml:space="preserve"> </w:t>
+      </w:r>
+      <w:proofErr w:type="gramStart"/>
+      <w:r>
+        <w:rPr>
+          <w:rFonts w:asciiTheme="minorHAnsi" w:hAnsiTheme="minorHAnsi" w:cstheme="minorHAnsi"/>
+          <w:sz w:val="18"/>
+          <w:szCs w:val="18"/>
+        </w:rPr>
+        <w:t>And</w:t>
+      </w:r>
+      <w:proofErr w:type="gramEnd"/>
+      <w:r>
+        <w:rPr>
+          <w:rFonts w:asciiTheme="minorHAnsi" w:hAnsiTheme="minorHAnsi" w:cstheme="minorHAnsi"/>
+          <w:spacing w:val="-13"/>
+          <w:sz w:val="18"/>
+          <w:szCs w:val="18"/>
+        </w:rPr>
+        <w:t xml:space="preserve"> </w:t>
+      </w:r>
+      <w:r>
+        <w:rPr>
+          <w:rFonts w:asciiTheme="minorHAnsi" w:hAnsiTheme="minorHAnsi" w:cstheme="minorHAnsi"/>
+          <w:spacing w:val="-2"/>
+          <w:sz w:val="18"/>
+          <w:szCs w:val="18"/>
+        </w:rPr>
+        <w:t>Achievements:</w:t>
       </w:r>
     </w:p>
     <w:p>
@@ -2760,7 +2798,7 @@
           <w:numId w:val="1"/>
         </w:numPr>
         <w:spacing w:before="0" w:beforeAutospacing="0"/>
-        <w:ind w:left="540" w:right="450" w:firstLine="0"/>
+        <w:ind w:left="450" w:right="450" w:firstLine="0"/>
         <w:outlineLvl w:val="2"/>
         <w:rPr>
           <w:rFonts w:asciiTheme="minorHAnsi" w:hAnsiTheme="minorHAnsi" w:cstheme="minorHAnsi"/>
@@ -2774,118 +2812,7 @@
           <w:sz w:val="18"/>
           <w:szCs w:val="18"/>
         </w:rPr>
-        <w:t>Assisted Store Teams In Optimizing Product Display And Stock Arrangement.</w:t>
-      </w:r>
-    </w:p>
-    <w:p>
-      <w:pPr>
-        <w:pStyle w:val="Heading2"/>
-        <w:tabs>
-          <w:tab w:val="left" w:pos="3957"/>
-        </w:tabs>
-        <w:spacing w:before="0"/>
-        <w:ind w:left="540" w:right="450"/>
-        <w:rPr>
-          <w:rFonts w:asciiTheme="minorHAnsi" w:hAnsiTheme="minorHAnsi" w:cstheme="minorHAnsi"/>
-          <w:sz w:val="18"/>
-          <w:szCs w:val="18"/>
-        </w:rPr>
-      </w:pPr>
-      <w:r>
-        <w:rPr>
-          <w:rFonts w:asciiTheme="minorHAnsi" w:hAnsiTheme="minorHAnsi" w:cstheme="minorHAnsi"/>
-          <w:sz w:val="18"/>
-          <w:szCs w:val="18"/>
-        </w:rPr>
-        <w:t>Oct 2018 – Jun 2020</w:t>
-      </w:r>
-      <w:r>
-        <w:rPr>
-          <w:rFonts w:asciiTheme="minorHAnsi" w:hAnsiTheme="minorHAnsi" w:cstheme="minorHAnsi"/>
-          <w:sz w:val="18"/>
-          <w:szCs w:val="18"/>
-        </w:rPr>
-        <w:tab/>
-        <w:t>Sales Merchandising Analyst</w:t>
-      </w:r>
-    </w:p>
-    <w:p>
-      <w:pPr>
-        <w:pStyle w:val="BodyText"/>
-        <w:tabs>
-          <w:tab w:val="left" w:pos="3958"/>
-        </w:tabs>
-        <w:ind w:left="540" w:right="450"/>
-        <w:outlineLvl w:val="2"/>
-        <w:rPr>
-          <w:rFonts w:asciiTheme="minorHAnsi" w:hAnsiTheme="minorHAnsi" w:cstheme="minorHAnsi"/>
-          <w:sz w:val="18"/>
-          <w:szCs w:val="18"/>
-        </w:rPr>
-      </w:pPr>
-      <w:r>
-        <w:rPr>
-          <w:rFonts w:asciiTheme="minorHAnsi" w:hAnsiTheme="minorHAnsi" w:cstheme="minorHAnsi"/>
-          <w:spacing w:val="-2"/>
-          <w:sz w:val="18"/>
-          <w:szCs w:val="18"/>
-        </w:rPr>
-        <w:t>Full-Time</w:t>
-      </w:r>
-      <w:r>
-        <w:rPr>
-          <w:rFonts w:asciiTheme="minorHAnsi" w:hAnsiTheme="minorHAnsi" w:cstheme="minorHAnsi"/>
-          <w:sz w:val="18"/>
-          <w:szCs w:val="18"/>
-        </w:rPr>
-        <w:tab/>
-        <w:t>Lifestyle International (Chennai)</w:t>
-      </w:r>
-    </w:p>
-    <w:p>
-      <w:pPr>
-        <w:pStyle w:val="Heading2"/>
-        <w:spacing w:before="0"/>
-        <w:ind w:left="540" w:right="450"/>
-        <w:rPr>
-          <w:rFonts w:asciiTheme="minorHAnsi" w:hAnsiTheme="minorHAnsi" w:cstheme="minorHAnsi"/>
-          <w:sz w:val="18"/>
-          <w:szCs w:val="18"/>
-        </w:rPr>
-      </w:pPr>
-      <w:r>
-        <w:rPr>
-          <w:rFonts w:asciiTheme="minorHAnsi" w:hAnsiTheme="minorHAnsi" w:cstheme="minorHAnsi"/>
-          <w:sz w:val="18"/>
-          <w:szCs w:val="18"/>
-        </w:rPr>
-        <w:t>Key</w:t>
-      </w:r>
-      <w:r>
-        <w:rPr>
-          <w:rFonts w:asciiTheme="minorHAnsi" w:hAnsiTheme="minorHAnsi" w:cstheme="minorHAnsi"/>
-          <w:spacing w:val="-15"/>
-          <w:sz w:val="18"/>
-          <w:szCs w:val="18"/>
-        </w:rPr>
-        <w:t xml:space="preserve"> </w:t>
-      </w:r>
-      <w:r>
-        <w:rPr>
-          <w:rFonts w:asciiTheme="minorHAnsi" w:hAnsiTheme="minorHAnsi" w:cstheme="minorHAnsi"/>
-          <w:sz w:val="18"/>
-          <w:szCs w:val="18"/>
-        </w:rPr>
-        <w:t>Responsibilities</w:t>
-      </w:r>
-      <w:r>
-        <w:rPr>
-          <w:rFonts w:asciiTheme="minorHAnsi" w:hAnsiTheme="minorHAnsi" w:cstheme="minorHAnsi"/>
-          <w:spacing w:val="-13"/>
-          <w:sz w:val="18"/>
-          <w:szCs w:val="18"/>
-        </w:rPr>
-        <w:t xml:space="preserve"> </w:t>
+        <w:t xml:space="preserve">Monitored Sales &amp; Inventory Movement </w:t>
       </w:r>
       <w:proofErr w:type="gramStart"/>
       <w:r>
@@ -2894,26 +2821,16 @@
           <w:sz w:val="18"/>
           <w:szCs w:val="18"/>
         </w:rPr>
-        <w:t>And</w:t>
+        <w:t>Across</w:t>
       </w:r>
       <w:proofErr w:type="gramEnd"/>
       <w:r>
         <w:rPr>
           <w:rFonts w:asciiTheme="minorHAnsi" w:hAnsiTheme="minorHAnsi" w:cstheme="minorHAnsi"/>
-          <w:spacing w:val="-13"/>
-          <w:sz w:val="18"/>
-          <w:szCs w:val="18"/>
-        </w:rPr>
-        <w:t xml:space="preserve"> </w:t>
-      </w:r>
-      <w:r>
-        <w:rPr>
-          <w:rFonts w:asciiTheme="minorHAnsi" w:hAnsiTheme="minorHAnsi" w:cstheme="minorHAnsi"/>
-          <w:spacing w:val="-2"/>
-          <w:sz w:val="18"/>
-          <w:szCs w:val="18"/>
-        </w:rPr>
-        <w:t>Achievements:</w:t>
+          <w:sz w:val="18"/>
+          <w:szCs w:val="18"/>
+        </w:rPr>
+        <w:t xml:space="preserve"> Multiple Stores.</w:t>
       </w:r>
     </w:p>
     <w:p>
@@ -2924,7 +2841,7 @@
           <w:numId w:val="1"/>
         </w:numPr>
         <w:spacing w:before="0" w:beforeAutospacing="0"/>
-        <w:ind w:left="540" w:right="450" w:firstLine="0"/>
+        <w:ind w:left="450" w:right="450" w:firstLine="0"/>
         <w:outlineLvl w:val="2"/>
         <w:rPr>
           <w:rFonts w:asciiTheme="minorHAnsi" w:hAnsiTheme="minorHAnsi" w:cstheme="minorHAnsi"/>
@@ -2938,25 +2855,7 @@
           <w:sz w:val="18"/>
           <w:szCs w:val="18"/>
         </w:rPr>
-        <w:t xml:space="preserve">Monitored Sales &amp; Inventory Movement </w:t>
-      </w:r>
-      <w:proofErr w:type="gramStart"/>
-      <w:r>
-        <w:rPr>
-          <w:rFonts w:asciiTheme="minorHAnsi" w:hAnsiTheme="minorHAnsi" w:cstheme="minorHAnsi"/>
-          <w:sz w:val="18"/>
-          <w:szCs w:val="18"/>
-        </w:rPr>
-        <w:t>Across</w:t>
-      </w:r>
-      <w:proofErr w:type="gramEnd"/>
-      <w:r>
-        <w:rPr>
-          <w:rFonts w:asciiTheme="minorHAnsi" w:hAnsiTheme="minorHAnsi" w:cstheme="minorHAnsi"/>
-          <w:sz w:val="18"/>
-          <w:szCs w:val="18"/>
-        </w:rPr>
-        <w:t xml:space="preserve"> Multiple Stores.</w:t>
+        <w:t>Created Simple Excel Dashboards For Sell-Through And Stock Analysis.</w:t>
       </w:r>
     </w:p>
     <w:p>
@@ -2967,7 +2866,7 @@
           <w:numId w:val="1"/>
         </w:numPr>
         <w:spacing w:before="0" w:beforeAutospacing="0"/>
-        <w:ind w:left="540" w:right="450" w:firstLine="0"/>
+        <w:ind w:left="450" w:right="450" w:firstLine="0"/>
         <w:outlineLvl w:val="2"/>
         <w:rPr>
           <w:rFonts w:asciiTheme="minorHAnsi" w:hAnsiTheme="minorHAnsi" w:cstheme="minorHAnsi"/>
@@ -2978,111 +2877,24 @@
       <w:r>
         <w:rPr>
           <w:rFonts w:asciiTheme="minorHAnsi" w:hAnsiTheme="minorHAnsi" w:cstheme="minorHAnsi"/>
-          <w:sz w:val="18"/>
-          <w:szCs w:val="18"/>
-        </w:rPr>
-        <w:t>Created Simple Excel Dashboards For Sell-Through And Stock Analysis.</w:t>
-      </w:r>
-    </w:p>
-    <w:p>
-      <w:pPr>
-        <w:pStyle w:val="NormalWeb"/>
-        <w:numPr>
-          <w:ilvl w:val="0"/>
-          <w:numId w:val="1"/>
-        </w:numPr>
-        <w:spacing w:before="0" w:beforeAutospacing="0"/>
-        <w:ind w:left="540" w:right="450" w:firstLine="0"/>
-        <w:outlineLvl w:val="2"/>
-        <w:rPr>
-          <w:rFonts w:asciiTheme="minorHAnsi" w:hAnsiTheme="minorHAnsi" w:cstheme="minorHAnsi"/>
-          <w:sz w:val="18"/>
-          <w:szCs w:val="18"/>
-        </w:rPr>
-      </w:pPr>
-      <w:r>
-        <w:rPr>
-          <w:rFonts w:asciiTheme="minorHAnsi" w:hAnsiTheme="minorHAnsi" w:cstheme="minorHAnsi"/>
-          <w:sz w:val="18"/>
-          <w:szCs w:val="18"/>
-        </w:rPr>
-        <w:t>Supported Merchandising Team With Replenishment And Demand Planning.</w:t>
-      </w:r>
-    </w:p>
-    <w:p>
-      <w:pPr>
-        <w:pStyle w:val="Heading1"/>
-        <w:spacing w:before="0"/>
-        <w:ind w:left="540" w:right="450"/>
-        <w:rPr>
-          <w:rFonts w:asciiTheme="minorHAnsi" w:hAnsiTheme="minorHAnsi" w:cstheme="minorHAnsi"/>
-          <w:spacing w:val="-2"/>
-          <w:sz w:val="18"/>
-          <w:szCs w:val="18"/>
-        </w:rPr>
-      </w:pPr>
-      <w:proofErr w:type="gramStart"/>
-      <w:r>
-        <w:rPr>
-          <w:rFonts w:asciiTheme="minorHAnsi" w:hAnsiTheme="minorHAnsi" w:cstheme="minorHAnsi"/>
-          <w:spacing w:val="-2"/>
-          <w:sz w:val="18"/>
-          <w:szCs w:val="18"/>
-        </w:rPr>
-        <w:t>Projects</w:t>
-      </w:r>
-      <w:r>
-        <w:rPr>
-          <w:rFonts w:asciiTheme="minorHAnsi" w:hAnsiTheme="minorHAnsi" w:cstheme="minorHAnsi"/>
-          <w:spacing w:val="-2"/>
-          <w:sz w:val="18"/>
-          <w:szCs w:val="18"/>
-        </w:rPr>
-        <w:t xml:space="preserve"> :</w:t>
-      </w:r>
-      <w:proofErr w:type="gramEnd"/>
-      <w:r>
-        <w:rPr>
-          <w:rFonts w:asciiTheme="minorHAnsi" w:hAnsiTheme="minorHAnsi" w:cstheme="minorHAnsi"/>
-          <w:spacing w:val="-2"/>
-          <w:sz w:val="18"/>
-          <w:szCs w:val="18"/>
-        </w:rPr>
-        <w:t>-</w:t>
-      </w:r>
-    </w:p>
-    <w:p>
-      <w:pPr>
-        <w:pStyle w:val="BodyText"/>
-        <w:ind w:left="540" w:right="450"/>
-        <w:outlineLvl w:val="2"/>
-        <w:rPr>
-          <w:rFonts w:asciiTheme="minorHAnsi" w:hAnsiTheme="minorHAnsi" w:cstheme="minorHAnsi"/>
-          <w:sz w:val="18"/>
-          <w:szCs w:val="18"/>
-        </w:rPr>
-      </w:pPr>
-      <w:r>
-        <w:rPr>
-          <w:rFonts w:asciiTheme="minorHAnsi" w:hAnsiTheme="minorHAnsi" w:cstheme="minorHAnsi"/>
           <w:b/>
           <w:noProof/>
-          <w:sz w:val="18"/>
-          <w:szCs w:val="18"/>
+          <w:sz w:val="22"/>
+          <w:szCs w:val="22"/>
         </w:rPr>
         <mc:AlternateContent>
           <mc:Choice Requires="wps">
             <w:drawing>
-              <wp:anchor distT="0" distB="0" distL="0" distR="0" simplePos="0" relativeHeight="251661312" behindDoc="1" locked="0" layoutInCell="1" allowOverlap="1" wp14:anchorId="3266DF61" wp14:editId="2F944E07">
+              <wp:anchor distT="0" distB="0" distL="0" distR="0" simplePos="0" relativeHeight="251661312" behindDoc="1" locked="0" layoutInCell="1" allowOverlap="1" wp14:anchorId="656B2D40" wp14:editId="5BB3D75A">
                 <wp:simplePos x="0" y="0"/>
                 <wp:positionH relativeFrom="page">
                   <wp:posOffset>457200</wp:posOffset>
                 </wp:positionH>
                 <wp:positionV relativeFrom="paragraph">
-                  <wp:posOffset>60325</wp:posOffset>
+                  <wp:posOffset>349250</wp:posOffset>
                 </wp:positionV>
                 <wp:extent cx="6858000" cy="1270"/>
-                <wp:effectExtent l="9525" t="13970" r="9525" b="13335"/>
+                <wp:effectExtent l="0" t="0" r="19050" b="17780"/>
                 <wp:wrapTopAndBottom/>
                 <wp:docPr id="3" name="Freeform 3"/>
                 <wp:cNvGraphicFramePr>
@@ -3164,7 +2976,7 @@
           </mc:Choice>
           <mc:Fallback>
             <w:pict>
-              <v:shape id="Freeform 3" o:spid="_x0000_s1026" style="position:absolute;margin-left:36pt;margin-top:4.75pt;width:540pt;height:.1pt;z-index:-251655168;visibility:visible;mso-wrap-style:square;mso-width-percent:0;mso-height-percent:0;mso-wrap-distance-left:0;mso-wrap-distance-top:0;mso-wrap-distance-right:0;mso-wrap-distance-bottom:0;mso-position-horizontal:absolute;mso-position-horizontal-relative:page;mso-position-vertical:absolute;mso-position-vertical-relative:text;mso-width-percent:0;mso-height-percent:0;mso-width-relative:page;mso-height-relative:page;v-text-anchor:top" coordsize="6858000,1270" o:gfxdata="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" path="m,l6858000,e" filled="f" strokeweight=".35272mm">
+              <v:shape id="Freeform 3" o:spid="_x0000_s1026" style="position:absolute;margin-left:36pt;margin-top:27.5pt;width:540pt;height:.1pt;z-index:-251655168;visibility:visible;mso-wrap-style:square;mso-width-percent:0;mso-height-percent:0;mso-wrap-distance-left:0;mso-wrap-distance-top:0;mso-wrap-distance-right:0;mso-wrap-distance-bottom:0;mso-position-horizontal:absolute;mso-position-horizontal-relative:page;mso-position-vertical:absolute;mso-position-vertical-relative:text;mso-width-percent:0;mso-height-percent:0;mso-width-relative:page;mso-height-relative:page;v-text-anchor:top" coordsize="6858000,1270" o:gfxdata="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" path="m,l6858000,e" filled="f" strokeweight=".35272mm">
                 <v:path arrowok="t" o:connecttype="custom" o:connectlocs="0,0;6858000,0" o:connectangles="0,0"/>
                 <w10:wrap type="topAndBottom" anchorx="page"/>
               </v:shape>
@@ -3172,6 +2984,68 @@
           </mc:Fallback>
         </mc:AlternateContent>
       </w:r>
+      <w:r>
+        <w:rPr>
+          <w:rFonts w:asciiTheme="minorHAnsi" w:hAnsiTheme="minorHAnsi" w:cstheme="minorHAnsi"/>
+          <w:sz w:val="18"/>
+          <w:szCs w:val="18"/>
+        </w:rPr>
+        <w:t>Supported Merchandising Team With Replenishment And Demand Planning.</w:t>
+      </w:r>
+    </w:p>
+    <w:p>
+      <w:pPr>
+        <w:pStyle w:val="Heading1"/>
+        <w:spacing w:before="0"/>
+        <w:ind w:left="450" w:right="450"/>
+        <w:rPr>
+          <w:rFonts w:asciiTheme="minorHAnsi" w:hAnsiTheme="minorHAnsi" w:cstheme="minorHAnsi"/>
+          <w:spacing w:val="-2"/>
+          <w:sz w:val="18"/>
+          <w:szCs w:val="18"/>
+        </w:rPr>
+      </w:pPr>
+      <w:proofErr w:type="gramStart"/>
+      <w:r>
+        <w:rPr>
+          <w:rFonts w:asciiTheme="minorHAnsi" w:hAnsiTheme="minorHAnsi" w:cstheme="minorHAnsi"/>
+          <w:spacing w:val="-2"/>
+          <w:sz w:val="22"/>
+          <w:szCs w:val="22"/>
+        </w:rPr>
+        <w:t>Projects</w:t>
+      </w:r>
+      <w:r>
+        <w:rPr>
+          <w:rFonts w:asciiTheme="minorHAnsi" w:hAnsiTheme="minorHAnsi" w:cstheme="minorHAnsi"/>
+          <w:spacing w:val="-2"/>
+          <w:sz w:val="18"/>
+          <w:szCs w:val="18"/>
+        </w:rPr>
+        <w:t xml:space="preserve"> :</w:t>
+      </w:r>
+      <w:proofErr w:type="gramEnd"/>
+      <w:r>
+        <w:rPr>
+          <w:rFonts w:asciiTheme="minorHAnsi" w:hAnsiTheme="minorHAnsi" w:cstheme="minorHAnsi"/>
+          <w:spacing w:val="-2"/>
+          <w:sz w:val="18"/>
+          <w:szCs w:val="18"/>
+        </w:rPr>
+        <w:t>-</w:t>
+      </w:r>
+    </w:p>
+    <w:p>
+      <w:pPr>
+        <w:pStyle w:val="BodyText"/>
+        <w:ind w:left="450" w:right="450"/>
+        <w:outlineLvl w:val="2"/>
+        <w:rPr>
+          <w:rFonts w:asciiTheme="minorHAnsi" w:hAnsiTheme="minorHAnsi" w:cstheme="minorHAnsi"/>
+          <w:sz w:val="18"/>
+          <w:szCs w:val="18"/>
+        </w:rPr>
+      </w:pPr>
       <w:proofErr w:type="spellStart"/>
       <w:r>
         <w:rPr>
@@ -3190,16 +3064,7 @@
           <w:sz w:val="18"/>
           <w:szCs w:val="18"/>
         </w:rPr>
-        <w:t xml:space="preserve"> Data Analysis:</w:t>
-      </w:r>
-      <w:r>
-        <w:rPr>
-          <w:rFonts w:asciiTheme="minorHAnsi" w:hAnsiTheme="minorHAnsi" w:cstheme="minorHAnsi"/>
-          <w:b/>
-          <w:sz w:val="18"/>
-          <w:szCs w:val="18"/>
-        </w:rPr>
-        <w:t xml:space="preserve"> |</w:t>
+        <w:t xml:space="preserve"> Data Analysis: |</w:t>
       </w:r>
       <w:r>
         <w:rPr>
@@ -3212,21 +3077,31 @@
         <w:t xml:space="preserve"> </w:t>
       </w:r>
       <w:hyperlink r:id="rId12">
-        <w:proofErr w:type="spellStart"/>
         <w:r>
           <w:rPr>
             <w:rFonts w:asciiTheme="minorHAnsi" w:hAnsiTheme="minorHAnsi" w:cstheme="minorHAnsi"/>
-            <w:color w:val="1153CC"/>
+            <w:b/>
+            <w:color w:val="0000FF"/>
             <w:sz w:val="18"/>
             <w:szCs w:val="18"/>
           </w:rPr>
-          <w:t>Github</w:t>
+          <w:t>GitH</w:t>
         </w:r>
-        <w:proofErr w:type="spellEnd"/>
         <w:r>
           <w:rPr>
             <w:rFonts w:asciiTheme="minorHAnsi" w:hAnsiTheme="minorHAnsi" w:cstheme="minorHAnsi"/>
-            <w:color w:val="1153CC"/>
+            <w:b/>
+            <w:color w:val="0000FF"/>
+            <w:sz w:val="18"/>
+            <w:szCs w:val="18"/>
+          </w:rPr>
+          <w:t>ub</w:t>
+        </w:r>
+        <w:r>
+          <w:rPr>
+            <w:rFonts w:asciiTheme="minorHAnsi" w:hAnsiTheme="minorHAnsi" w:cstheme="minorHAnsi"/>
+            <w:b/>
+            <w:color w:val="0000FF"/>
             <w:spacing w:val="-9"/>
             <w:sz w:val="18"/>
             <w:szCs w:val="18"/>
@@ -3236,7 +3111,8 @@
         <w:r>
           <w:rPr>
             <w:rFonts w:asciiTheme="minorHAnsi" w:hAnsiTheme="minorHAnsi" w:cstheme="minorHAnsi"/>
-            <w:color w:val="1153CC"/>
+            <w:b/>
+            <w:color w:val="0000FF"/>
             <w:sz w:val="18"/>
             <w:szCs w:val="18"/>
           </w:rPr>
@@ -3246,7 +3122,8 @@
       <w:r>
         <w:rPr>
           <w:rFonts w:asciiTheme="minorHAnsi" w:hAnsiTheme="minorHAnsi" w:cstheme="minorHAnsi"/>
-          <w:color w:val="1153CC"/>
+          <w:b/>
+          <w:color w:val="0000FF"/>
           <w:spacing w:val="-1"/>
           <w:sz w:val="18"/>
           <w:szCs w:val="18"/>
@@ -3268,13 +3145,24 @@
           <w:sz w:val="18"/>
           <w:szCs w:val="18"/>
         </w:rPr>
-        <w:t xml:space="preserve">  </w:t>
+        <w:t xml:space="preserve"> </w:t>
+      </w:r>
+      <w:r>
+        <w:rPr>
+          <w:rFonts w:asciiTheme="minorHAnsi" w:hAnsiTheme="minorHAnsi" w:cstheme="minorHAnsi"/>
+          <w:b/>
+          <w:color w:val="0000FF"/>
+          <w:sz w:val="18"/>
+          <w:szCs w:val="18"/>
+        </w:rPr>
+        <w:t xml:space="preserve"> </w:t>
       </w:r>
       <w:proofErr w:type="gramEnd"/>
       <w:r>
         <w:rPr>
           <w:rFonts w:asciiTheme="minorHAnsi" w:hAnsiTheme="minorHAnsi" w:cstheme="minorHAnsi"/>
-          <w:color w:val="1153CC"/>
+          <w:b/>
+          <w:color w:val="0000FF"/>
           <w:sz w:val="18"/>
           <w:szCs w:val="18"/>
         </w:rPr>
@@ -3283,24 +3171,27 @@
       <w:r>
         <w:rPr>
           <w:rFonts w:asciiTheme="minorHAnsi" w:hAnsiTheme="minorHAnsi" w:cstheme="minorHAnsi"/>
-          <w:color w:val="1153CC"/>
-          <w:sz w:val="18"/>
-          <w:szCs w:val="18"/>
-        </w:rPr>
-        <w:instrText xml:space="preserve"> HYPERLINK "hr_dataset.pbix" </w:instrText>
-      </w:r>
-      <w:r>
-        <w:rPr>
-          <w:rFonts w:asciiTheme="minorHAnsi" w:hAnsiTheme="minorHAnsi" w:cstheme="minorHAnsi"/>
-          <w:color w:val="1153CC"/>
-          <w:sz w:val="18"/>
-          <w:szCs w:val="18"/>
-        </w:rPr>
-      </w:r>
-      <w:r>
-        <w:rPr>
-          <w:rFonts w:asciiTheme="minorHAnsi" w:hAnsiTheme="minorHAnsi" w:cstheme="minorHAnsi"/>
-          <w:color w:val="1153CC"/>
+          <w:b/>
+          <w:color w:val="0000FF"/>
+          <w:sz w:val="18"/>
+          <w:szCs w:val="18"/>
+        </w:rPr>
+        <w:instrText xml:space="preserve"> HYPERLINK "https://app.powerbi.com/links/E2ClMB_kNG?ctid=cddb933a-9bfb-4260-9f19-4914562cac45&amp;pbi_source=linkShare" </w:instrText>
+      </w:r>
+      <w:r>
+        <w:rPr>
+          <w:rFonts w:asciiTheme="minorHAnsi" w:hAnsiTheme="minorHAnsi" w:cstheme="minorHAnsi"/>
+          <w:b/>
+          <w:color w:val="0000FF"/>
+          <w:sz w:val="18"/>
+          <w:szCs w:val="18"/>
+        </w:rPr>
+      </w:r>
+      <w:r>
+        <w:rPr>
+          <w:rFonts w:asciiTheme="minorHAnsi" w:hAnsiTheme="minorHAnsi" w:cstheme="minorHAnsi"/>
+          <w:b/>
+          <w:color w:val="0000FF"/>
           <w:sz w:val="18"/>
           <w:szCs w:val="18"/>
         </w:rPr>
@@ -3310,6 +3201,8 @@
         <w:rPr>
           <w:rStyle w:val="Hyperlink"/>
           <w:rFonts w:asciiTheme="minorHAnsi" w:hAnsiTheme="minorHAnsi" w:cstheme="minorHAnsi"/>
+          <w:b/>
+          <w:color w:val="0000FF"/>
           <w:sz w:val="18"/>
           <w:szCs w:val="18"/>
           <w:u w:val="none"/>
@@ -3319,7 +3212,8 @@
       <w:r>
         <w:rPr>
           <w:rFonts w:asciiTheme="minorHAnsi" w:hAnsiTheme="minorHAnsi" w:cstheme="minorHAnsi"/>
-          <w:color w:val="1153CC"/>
+          <w:b/>
+          <w:color w:val="0000FF"/>
           <w:sz w:val="18"/>
           <w:szCs w:val="18"/>
         </w:rPr>
@@ -3328,7 +3222,7 @@
       <w:r>
         <w:rPr>
           <w:rFonts w:asciiTheme="minorHAnsi" w:hAnsiTheme="minorHAnsi" w:cstheme="minorHAnsi"/>
-          <w:color w:val="1153CC"/>
+          <w:color w:val="0000FF"/>
           <w:spacing w:val="-1"/>
           <w:sz w:val="18"/>
           <w:szCs w:val="18"/>
@@ -3341,31 +3235,35 @@
           <w:sz w:val="18"/>
           <w:szCs w:val="18"/>
         </w:rPr>
-        <w:t xml:space="preserve">|   </w:t>
-      </w:r>
-      <w:r>
-        <w:rPr>
-          <w:rFonts w:asciiTheme="minorHAnsi" w:hAnsiTheme="minorHAnsi" w:cstheme="minorHAnsi"/>
-          <w:sz w:val="18"/>
-          <w:szCs w:val="18"/>
-        </w:rPr>
-        <w:t xml:space="preserve">  </w:t>
-      </w:r>
-      <w:r>
-        <w:rPr>
-          <w:rFonts w:asciiTheme="minorHAnsi" w:hAnsiTheme="minorHAnsi" w:cstheme="minorHAnsi"/>
-          <w:sz w:val="18"/>
-          <w:szCs w:val="18"/>
-        </w:rPr>
-        <w:t xml:space="preserve"> </w:t>
-      </w:r>
-      <w:r>
-        <w:rPr>
-          <w:rFonts w:asciiTheme="minorHAnsi" w:hAnsiTheme="minorHAnsi" w:cstheme="minorHAnsi"/>
-          <w:sz w:val="18"/>
-          <w:szCs w:val="18"/>
-        </w:rPr>
-        <w:t>Key Features-</w:t>
+        <w:t xml:space="preserve">|    </w:t>
+      </w:r>
+    </w:p>
+    <w:p>
+      <w:pPr>
+        <w:pStyle w:val="BodyText"/>
+        <w:ind w:left="450" w:right="450"/>
+        <w:outlineLvl w:val="2"/>
+        <w:rPr>
+          <w:rFonts w:asciiTheme="minorHAnsi" w:hAnsiTheme="minorHAnsi" w:cstheme="minorHAnsi"/>
+          <w:sz w:val="18"/>
+          <w:szCs w:val="18"/>
+        </w:rPr>
+      </w:pPr>
+      <w:r>
+        <w:rPr>
+          <w:rFonts w:asciiTheme="minorHAnsi" w:hAnsiTheme="minorHAnsi" w:cstheme="minorHAnsi"/>
+          <w:sz w:val="18"/>
+          <w:szCs w:val="18"/>
+        </w:rPr>
+        <w:t xml:space="preserve"> </w:t>
+      </w:r>
+      <w:r>
+        <w:rPr>
+          <w:rFonts w:asciiTheme="minorHAnsi" w:hAnsiTheme="minorHAnsi" w:cstheme="minorHAnsi"/>
+          <w:sz w:val="18"/>
+          <w:szCs w:val="18"/>
+        </w:rPr>
+        <w:t xml:space="preserve"> Key Features-</w:t>
       </w:r>
     </w:p>
     <w:p>
@@ -3376,7 +3274,7 @@
           <w:numId w:val="1"/>
         </w:numPr>
         <w:spacing w:before="0" w:beforeAutospacing="0"/>
-        <w:ind w:left="540" w:right="450" w:firstLine="0"/>
+        <w:ind w:left="450" w:right="450" w:firstLine="0"/>
         <w:outlineLvl w:val="2"/>
         <w:rPr>
           <w:rFonts w:asciiTheme="minorHAnsi" w:hAnsiTheme="minorHAnsi" w:cstheme="minorHAnsi"/>
@@ -3447,7 +3345,7 @@
           <w:numId w:val="1"/>
         </w:numPr>
         <w:spacing w:before="0" w:beforeAutospacing="0"/>
-        <w:ind w:left="540" w:right="450" w:firstLine="0"/>
+        <w:ind w:left="450" w:right="450" w:firstLine="0"/>
         <w:outlineLvl w:val="2"/>
         <w:rPr>
           <w:rFonts w:asciiTheme="minorHAnsi" w:hAnsiTheme="minorHAnsi" w:cstheme="minorHAnsi"/>
@@ -3461,7 +3359,15 @@
           <w:sz w:val="18"/>
           <w:szCs w:val="18"/>
         </w:rPr>
-        <w:t xml:space="preserve">Imported </w:t>
+        <w:t>Im</w:t>
+      </w:r>
+      <w:r>
+        <w:rPr>
+          <w:rFonts w:asciiTheme="minorHAnsi" w:hAnsiTheme="minorHAnsi" w:cstheme="minorHAnsi"/>
+          <w:sz w:val="18"/>
+          <w:szCs w:val="18"/>
+        </w:rPr>
+        <w:t xml:space="preserve">ported </w:t>
       </w:r>
       <w:proofErr w:type="spellStart"/>
       <w:r>
@@ -3488,7 +3394,15 @@
           <w:sz w:val="18"/>
           <w:szCs w:val="18"/>
         </w:rPr>
-        <w:t>Jupyter</w:t>
+        <w:t>J</w:t>
+      </w:r>
+      <w:r>
+        <w:rPr>
+          <w:rFonts w:asciiTheme="minorHAnsi" w:hAnsiTheme="minorHAnsi" w:cstheme="minorHAnsi"/>
+          <w:sz w:val="18"/>
+          <w:szCs w:val="18"/>
+        </w:rPr>
+        <w:t>upyter</w:t>
       </w:r>
       <w:proofErr w:type="spellEnd"/>
       <w:r>
@@ -3515,34 +3429,49 @@
           <w:sz w:val="18"/>
           <w:szCs w:val="18"/>
         </w:rPr>
-        <w:t xml:space="preserve">) For Cleaning. Analyzed The Processed Data Using </w:t>
-      </w:r>
-      <w:proofErr w:type="spellStart"/>
-      <w:r>
-        <w:rPr>
-          <w:rFonts w:asciiTheme="minorHAnsi" w:hAnsiTheme="minorHAnsi" w:cstheme="minorHAnsi"/>
-          <w:sz w:val="18"/>
-          <w:szCs w:val="18"/>
-        </w:rPr>
-        <w:t>Mysql</w:t>
-      </w:r>
-      <w:proofErr w:type="spellEnd"/>
-      <w:r>
-        <w:rPr>
-          <w:rFonts w:asciiTheme="minorHAnsi" w:hAnsiTheme="minorHAnsi" w:cstheme="minorHAnsi"/>
-          <w:sz w:val="18"/>
-          <w:szCs w:val="18"/>
-        </w:rPr>
-        <w:t xml:space="preserve"> </w:t>
-      </w:r>
-      <w:r>
-        <w:rPr>
-          <w:rFonts w:asciiTheme="minorHAnsi" w:hAnsiTheme="minorHAnsi" w:cstheme="minorHAnsi"/>
-          <w:sz w:val="18"/>
-          <w:szCs w:val="18"/>
-        </w:rPr>
-        <w:tab/>
-      </w:r>
+        <w:t xml:space="preserve">) For Cleaning. </w:t>
+      </w:r>
+      <w:r>
+        <w:rPr>
+          <w:rFonts w:asciiTheme="minorHAnsi" w:hAnsiTheme="minorHAnsi" w:cstheme="minorHAnsi"/>
+          <w:sz w:val="18"/>
+          <w:szCs w:val="18"/>
+        </w:rPr>
+        <w:t xml:space="preserve">Analyzed The Processed Data Using </w:t>
+      </w:r>
+      <w:r>
+        <w:rPr>
+          <w:rFonts w:asciiTheme="minorHAnsi" w:hAnsiTheme="minorHAnsi" w:cstheme="minorHAnsi"/>
+          <w:sz w:val="18"/>
+          <w:szCs w:val="18"/>
+        </w:rPr>
+        <w:t>MYSQL</w:t>
+      </w:r>
+      <w:r>
+        <w:rPr>
+          <w:rFonts w:asciiTheme="minorHAnsi" w:hAnsiTheme="minorHAnsi" w:cstheme="minorHAnsi"/>
+          <w:sz w:val="18"/>
+          <w:szCs w:val="18"/>
+        </w:rPr>
+        <w:t xml:space="preserve"> </w:t>
+      </w:r>
+    </w:p>
+    <w:p>
+      <w:pPr>
+        <w:pStyle w:val="NormalWeb"/>
+        <w:numPr>
+          <w:ilvl w:val="0"/>
+          <w:numId w:val="1"/>
+        </w:numPr>
+        <w:spacing w:before="0" w:beforeAutospacing="0"/>
+        <w:ind w:left="450" w:right="450" w:firstLine="0"/>
+        <w:outlineLvl w:val="2"/>
+        <w:rPr>
+          <w:rFonts w:asciiTheme="minorHAnsi" w:hAnsiTheme="minorHAnsi" w:cstheme="minorHAnsi"/>
+          <w:sz w:val="18"/>
+          <w:szCs w:val="18"/>
+        </w:rPr>
+      </w:pPr>
       <w:r>
         <w:rPr>
           <w:rFonts w:asciiTheme="minorHAnsi" w:hAnsiTheme="minorHAnsi" w:cstheme="minorHAnsi"/>
@@ -3554,7 +3483,8 @@
     </w:p>
     <w:p>
       <w:pPr>
-        <w:ind w:right="450" w:firstLine="540"/>
+        <w:pStyle w:val="BodyText"/>
+        <w:ind w:left="450" w:right="450"/>
         <w:outlineLvl w:val="2"/>
         <w:rPr>
           <w:rFonts w:asciiTheme="minorHAnsi" w:hAnsiTheme="minorHAnsi" w:cstheme="minorHAnsi"/>
@@ -3569,16 +3499,16 @@
           <w:sz w:val="18"/>
           <w:szCs w:val="18"/>
         </w:rPr>
-        <w:t>Adidas Sales Analysis:</w:t>
-      </w:r>
-      <w:r>
-        <w:rPr>
-          <w:rFonts w:asciiTheme="minorHAnsi" w:hAnsiTheme="minorHAnsi" w:cstheme="minorHAnsi"/>
-          <w:b/>
-          <w:sz w:val="18"/>
-          <w:szCs w:val="18"/>
-        </w:rPr>
-        <w:t xml:space="preserve"> |</w:t>
+        <w:t>Adidas sales Analysis</w:t>
+      </w:r>
+      <w:r>
+        <w:rPr>
+          <w:rFonts w:asciiTheme="minorHAnsi" w:hAnsiTheme="minorHAnsi" w:cstheme="minorHAnsi"/>
+          <w:b/>
+          <w:sz w:val="18"/>
+          <w:szCs w:val="18"/>
+        </w:rPr>
+        <w:t>: |</w:t>
       </w:r>
       <w:r>
         <w:rPr>
@@ -3589,60 +3519,92 @@
           <w:szCs w:val="18"/>
         </w:rPr>
         <w:t xml:space="preserve"> </w:t>
-      </w:r>
-      <w:proofErr w:type="spellStart"/>
-      <w:r>
-        <w:rPr>
-          <w:rFonts w:asciiTheme="minorHAnsi" w:hAnsiTheme="minorHAnsi" w:cstheme="minorHAnsi"/>
-          <w:color w:val="1153CC"/>
-          <w:sz w:val="18"/>
-          <w:szCs w:val="18"/>
-        </w:rPr>
-        <w:t>Github</w:t>
-      </w:r>
-      <w:proofErr w:type="spellEnd"/>
-      <w:r>
-        <w:rPr>
-          <w:rFonts w:asciiTheme="minorHAnsi" w:hAnsiTheme="minorHAnsi" w:cstheme="minorHAnsi"/>
-          <w:color w:val="1153CC"/>
-          <w:spacing w:val="-8"/>
-          <w:sz w:val="18"/>
-          <w:szCs w:val="18"/>
-        </w:rPr>
-        <w:t xml:space="preserve"> </w:t>
-      </w:r>
-      <w:r>
-        <w:rPr>
-          <w:rFonts w:asciiTheme="minorHAnsi" w:hAnsiTheme="minorHAnsi" w:cstheme="minorHAnsi"/>
-          <w:color w:val="1153CC"/>
-          <w:sz w:val="18"/>
-          <w:szCs w:val="18"/>
-        </w:rPr>
-        <w:t>Code</w:t>
-      </w:r>
-      <w:r>
-        <w:rPr>
-          <w:rFonts w:asciiTheme="minorHAnsi" w:hAnsiTheme="minorHAnsi" w:cstheme="minorHAnsi"/>
-          <w:color w:val="1153CC"/>
-          <w:sz w:val="18"/>
-          <w:szCs w:val="18"/>
-        </w:rPr>
-        <w:t xml:space="preserve"> </w:t>
-      </w:r>
-      <w:r>
-        <w:rPr>
-          <w:rFonts w:asciiTheme="minorHAnsi" w:hAnsiTheme="minorHAnsi" w:cstheme="minorHAnsi"/>
-          <w:b/>
-          <w:sz w:val="18"/>
-          <w:szCs w:val="18"/>
-        </w:rPr>
-        <w:t>|</w:t>
       </w:r>
       <w:hyperlink r:id="rId13" w:history="1">
         <w:r>
           <w:rPr>
             <w:rStyle w:val="Hyperlink"/>
             <w:rFonts w:asciiTheme="minorHAnsi" w:hAnsiTheme="minorHAnsi" w:cstheme="minorHAnsi"/>
+            <w:b/>
+            <w:color w:val="0000FF"/>
+            <w:sz w:val="18"/>
+            <w:szCs w:val="18"/>
+            <w:u w:val="none"/>
+          </w:rPr>
+          <w:t>GitH</w:t>
+        </w:r>
+        <w:r>
+          <w:rPr>
+            <w:rStyle w:val="Hyperlink"/>
+            <w:rFonts w:asciiTheme="minorHAnsi" w:hAnsiTheme="minorHAnsi" w:cstheme="minorHAnsi"/>
+            <w:b/>
+            <w:color w:val="0000FF"/>
+            <w:sz w:val="18"/>
+            <w:szCs w:val="18"/>
+            <w:u w:val="none"/>
+          </w:rPr>
+          <w:t>ub</w:t>
+        </w:r>
+        <w:r>
+          <w:rPr>
+            <w:rStyle w:val="Hyperlink"/>
+            <w:rFonts w:asciiTheme="minorHAnsi" w:hAnsiTheme="minorHAnsi" w:cstheme="minorHAnsi"/>
+            <w:b/>
+            <w:color w:val="0000FF"/>
+            <w:spacing w:val="-8"/>
+            <w:sz w:val="18"/>
+            <w:szCs w:val="18"/>
+            <w:u w:val="none"/>
+          </w:rPr>
+          <w:t xml:space="preserve"> </w:t>
+        </w:r>
+        <w:r>
+          <w:rPr>
+            <w:rStyle w:val="Hyperlink"/>
+            <w:rFonts w:asciiTheme="minorHAnsi" w:hAnsiTheme="minorHAnsi" w:cstheme="minorHAnsi"/>
+            <w:b/>
+            <w:color w:val="0000FF"/>
+            <w:sz w:val="18"/>
+            <w:szCs w:val="18"/>
+            <w:u w:val="none"/>
+          </w:rPr>
+          <w:t>Code</w:t>
+        </w:r>
+      </w:hyperlink>
+      <w:r>
+        <w:rPr>
+          <w:rFonts w:asciiTheme="minorHAnsi" w:hAnsiTheme="minorHAnsi" w:cstheme="minorHAnsi"/>
+          <w:color w:val="1153CC"/>
+          <w:sz w:val="18"/>
+          <w:szCs w:val="18"/>
+        </w:rPr>
+        <w:t xml:space="preserve"> </w:t>
+      </w:r>
+      <w:r>
+        <w:rPr>
+          <w:rFonts w:asciiTheme="minorHAnsi" w:hAnsiTheme="minorHAnsi" w:cstheme="minorHAnsi"/>
+          <w:b/>
+          <w:sz w:val="18"/>
+          <w:szCs w:val="18"/>
+        </w:rPr>
+        <w:t>|</w:t>
+      </w:r>
+      <w:r>
+        <w:rPr>
+          <w:rFonts w:asciiTheme="minorHAnsi" w:hAnsiTheme="minorHAnsi" w:cstheme="minorHAnsi"/>
+          <w:b/>
+          <w:sz w:val="18"/>
+          <w:szCs w:val="18"/>
+        </w:rPr>
+        <w:t xml:space="preserve"> </w:t>
+      </w:r>
+      <w:hyperlink r:id="rId14" w:history="1">
+        <w:r>
+          <w:rPr>
+            <w:rStyle w:val="Hyperlink"/>
+            <w:rFonts w:asciiTheme="minorHAnsi" w:hAnsiTheme="minorHAnsi" w:cstheme="minorHAnsi"/>
+            <w:b/>
+            <w:color w:val="0000FF"/>
             <w:sz w:val="18"/>
             <w:szCs w:val="18"/>
             <w:u w:val="none"/>
@@ -3653,7 +3615,7 @@
       <w:r>
         <w:rPr>
           <w:rFonts w:asciiTheme="minorHAnsi" w:hAnsiTheme="minorHAnsi" w:cstheme="minorHAnsi"/>
-          <w:color w:val="1153CC"/>
+          <w:color w:val="0000FF"/>
           <w:spacing w:val="-1"/>
           <w:sz w:val="18"/>
           <w:szCs w:val="18"/>
@@ -3666,24 +3628,27 @@
           <w:sz w:val="18"/>
           <w:szCs w:val="18"/>
         </w:rPr>
-        <w:t xml:space="preserve">|      </w:t>
-      </w:r>
-      <w:r>
-        <w:rPr>
-          <w:rFonts w:asciiTheme="minorHAnsi" w:hAnsiTheme="minorHAnsi" w:cstheme="minorHAnsi"/>
-          <w:color w:val="1153CC"/>
-          <w:sz w:val="18"/>
-          <w:szCs w:val="18"/>
-        </w:rPr>
-        <w:t xml:space="preserve"> </w:t>
-      </w:r>
-      <w:r>
-        <w:rPr>
-          <w:rFonts w:asciiTheme="minorHAnsi" w:hAnsiTheme="minorHAnsi" w:cstheme="minorHAnsi"/>
-          <w:sz w:val="18"/>
-          <w:szCs w:val="18"/>
-        </w:rPr>
-        <w:t>Key Features-</w:t>
+        <w:t>|</w:t>
+      </w:r>
+    </w:p>
+    <w:p>
+      <w:pPr>
+        <w:pStyle w:val="BodyText"/>
+        <w:ind w:left="450" w:right="450"/>
+        <w:outlineLvl w:val="2"/>
+        <w:rPr>
+          <w:rFonts w:asciiTheme="minorHAnsi" w:hAnsiTheme="minorHAnsi" w:cstheme="minorHAnsi"/>
+          <w:sz w:val="18"/>
+          <w:szCs w:val="18"/>
+        </w:rPr>
+      </w:pPr>
+      <w:r>
+        <w:rPr>
+          <w:rFonts w:asciiTheme="minorHAnsi" w:hAnsiTheme="minorHAnsi" w:cstheme="minorHAnsi"/>
+          <w:sz w:val="18"/>
+          <w:szCs w:val="18"/>
+        </w:rPr>
+        <w:t xml:space="preserve">  Key Features-</w:t>
       </w:r>
     </w:p>
     <w:p>
@@ -3694,7 +3659,7 @@
           <w:numId w:val="1"/>
         </w:numPr>
         <w:spacing w:before="0" w:beforeAutospacing="0"/>
-        <w:ind w:left="540" w:right="450" w:firstLine="0"/>
+        <w:ind w:left="450" w:right="450" w:firstLine="0"/>
         <w:outlineLvl w:val="2"/>
         <w:rPr>
           <w:rFonts w:asciiTheme="minorHAnsi" w:hAnsiTheme="minorHAnsi" w:cstheme="minorHAnsi"/>
@@ -3755,7 +3720,7 @@
           <w:numId w:val="1"/>
         </w:numPr>
         <w:spacing w:before="0" w:beforeAutospacing="0"/>
-        <w:ind w:left="540" w:right="450" w:firstLine="0"/>
+        <w:ind w:left="450" w:right="450" w:firstLine="0"/>
         <w:outlineLvl w:val="2"/>
         <w:rPr>
           <w:rFonts w:asciiTheme="minorHAnsi" w:hAnsiTheme="minorHAnsi" w:cstheme="minorHAnsi"/>
@@ -3805,31 +3770,7 @@
           <w:sz w:val="18"/>
           <w:szCs w:val="18"/>
         </w:rPr>
-        <w:t xml:space="preserve"> Queries</w:t>
-      </w:r>
-      <w:r>
-        <w:rPr>
-          <w:rFonts w:asciiTheme="minorHAnsi" w:hAnsiTheme="minorHAnsi" w:cstheme="minorHAnsi"/>
-          <w:sz w:val="18"/>
-          <w:szCs w:val="18"/>
-        </w:rPr>
-        <w:t>.</w:t>
-      </w:r>
-      <w:r>
-        <w:rPr>
-          <w:rFonts w:asciiTheme="minorHAnsi" w:hAnsiTheme="minorHAnsi" w:cstheme="minorHAnsi"/>
-          <w:sz w:val="18"/>
-          <w:szCs w:val="18"/>
-        </w:rPr>
-        <w:t xml:space="preserve"> </w:t>
-      </w:r>
-      <w:r>
-        <w:rPr>
-          <w:rFonts w:asciiTheme="minorHAnsi" w:hAnsiTheme="minorHAnsi" w:cstheme="minorHAnsi"/>
-          <w:sz w:val="18"/>
-          <w:szCs w:val="18"/>
-        </w:rPr>
-        <w:t xml:space="preserve">Built Power Bi Dashboards To Visualize </w:t>
+        <w:t xml:space="preserve"> Queries. Built Power Bi Dashboards To Visualize </w:t>
       </w:r>
       <w:proofErr w:type="spellStart"/>
       <w:r>
@@ -3847,12 +3788,22 @@
           <w:sz w:val="18"/>
           <w:szCs w:val="18"/>
         </w:rPr>
-        <w:t xml:space="preserve"> And Mom Sales Growth.</w:t>
-      </w:r>
-    </w:p>
-    <w:p>
-      <w:pPr>
-        <w:ind w:right="450" w:firstLine="540"/>
+        <w:t xml:space="preserve"> And Mom Sales Growth</w:t>
+      </w:r>
+      <w:r>
+        <w:rPr>
+          <w:rFonts w:asciiTheme="minorHAnsi" w:hAnsiTheme="minorHAnsi" w:cstheme="minorHAnsi"/>
+          <w:b/>
+          <w:sz w:val="18"/>
+          <w:szCs w:val="18"/>
+        </w:rPr>
+        <w:tab/>
+      </w:r>
+    </w:p>
+    <w:p>
+      <w:pPr>
+        <w:pStyle w:val="BodyText"/>
+        <w:ind w:left="450" w:right="450"/>
         <w:outlineLvl w:val="2"/>
         <w:rPr>
           <w:rFonts w:asciiTheme="minorHAnsi" w:hAnsiTheme="minorHAnsi" w:cstheme="minorHAnsi"/>
@@ -3860,70 +3811,59 @@
           <w:szCs w:val="18"/>
         </w:rPr>
       </w:pPr>
-      <w:proofErr w:type="spellStart"/>
-      <w:r>
-        <w:rPr>
-          <w:rFonts w:asciiTheme="minorHAnsi" w:hAnsiTheme="minorHAnsi" w:cstheme="minorHAnsi"/>
-          <w:b/>
-          <w:sz w:val="18"/>
-          <w:szCs w:val="18"/>
-        </w:rPr>
-        <w:t>Abc</w:t>
-      </w:r>
-      <w:proofErr w:type="spellEnd"/>
-      <w:r>
-        <w:rPr>
-          <w:rFonts w:asciiTheme="minorHAnsi" w:hAnsiTheme="minorHAnsi" w:cstheme="minorHAnsi"/>
-          <w:b/>
-          <w:sz w:val="18"/>
-          <w:szCs w:val="18"/>
-        </w:rPr>
-        <w:t xml:space="preserve"> Institute Course Analysis:</w:t>
-      </w:r>
-      <w:r>
-        <w:rPr>
-          <w:rFonts w:asciiTheme="minorHAnsi" w:hAnsiTheme="minorHAnsi" w:cstheme="minorHAnsi"/>
-          <w:color w:val="1153CC"/>
+      <w:r>
+        <w:rPr>
+          <w:rFonts w:asciiTheme="minorHAnsi" w:hAnsiTheme="minorHAnsi" w:cstheme="minorHAnsi"/>
+          <w:b/>
+          <w:sz w:val="18"/>
+          <w:szCs w:val="18"/>
+        </w:rPr>
+        <w:t>Course Analysis</w:t>
+      </w:r>
+      <w:r>
+        <w:rPr>
+          <w:rFonts w:asciiTheme="minorHAnsi" w:hAnsiTheme="minorHAnsi" w:cstheme="minorHAnsi"/>
+          <w:b/>
+          <w:sz w:val="18"/>
+          <w:szCs w:val="18"/>
+        </w:rPr>
+        <w:t>: |</w:t>
+      </w:r>
+      <w:r>
+        <w:rPr>
+          <w:rFonts w:asciiTheme="minorHAnsi" w:hAnsiTheme="minorHAnsi" w:cstheme="minorHAnsi"/>
           <w:spacing w:val="-9"/>
           <w:sz w:val="18"/>
           <w:szCs w:val="18"/>
         </w:rPr>
         <w:t xml:space="preserve"> </w:t>
       </w:r>
-      <w:r>
-        <w:rPr>
-          <w:rFonts w:asciiTheme="minorHAnsi" w:hAnsiTheme="minorHAnsi" w:cstheme="minorHAnsi"/>
-          <w:b/>
-          <w:sz w:val="18"/>
-          <w:szCs w:val="18"/>
-        </w:rPr>
-        <w:t>|</w:t>
-      </w:r>
-      <w:r>
-        <w:rPr>
-          <w:rFonts w:asciiTheme="minorHAnsi" w:hAnsiTheme="minorHAnsi" w:cstheme="minorHAnsi"/>
-          <w:spacing w:val="-9"/>
-          <w:sz w:val="18"/>
-          <w:szCs w:val="18"/>
-        </w:rPr>
-        <w:t xml:space="preserve"> </w:t>
-      </w:r>
-      <w:hyperlink r:id="rId14">
-        <w:proofErr w:type="spellStart"/>
+      <w:hyperlink r:id="rId15">
         <w:r>
           <w:rPr>
             <w:rFonts w:asciiTheme="minorHAnsi" w:hAnsiTheme="minorHAnsi" w:cstheme="minorHAnsi"/>
-            <w:color w:val="1153CC"/>
+            <w:b/>
+            <w:color w:val="0000FF"/>
             <w:sz w:val="18"/>
             <w:szCs w:val="18"/>
           </w:rPr>
-          <w:t>Github</w:t>
+          <w:t>GitH</w:t>
         </w:r>
-        <w:proofErr w:type="spellEnd"/>
         <w:r>
           <w:rPr>
             <w:rFonts w:asciiTheme="minorHAnsi" w:hAnsiTheme="minorHAnsi" w:cstheme="minorHAnsi"/>
-            <w:color w:val="1153CC"/>
+            <w:b/>
+            <w:color w:val="0000FF"/>
+            <w:sz w:val="18"/>
+            <w:szCs w:val="18"/>
+          </w:rPr>
+          <w:t>ub</w:t>
+        </w:r>
+        <w:r>
+          <w:rPr>
+            <w:rFonts w:asciiTheme="minorHAnsi" w:hAnsiTheme="minorHAnsi" w:cstheme="minorHAnsi"/>
+            <w:b/>
+            <w:color w:val="0000FF"/>
             <w:spacing w:val="-9"/>
             <w:sz w:val="18"/>
             <w:szCs w:val="18"/>
@@ -3933,7 +3873,8 @@
         <w:r>
           <w:rPr>
             <w:rFonts w:asciiTheme="minorHAnsi" w:hAnsiTheme="minorHAnsi" w:cstheme="minorHAnsi"/>
-            <w:color w:val="1153CC"/>
+            <w:b/>
+            <w:color w:val="0000FF"/>
             <w:sz w:val="18"/>
             <w:szCs w:val="18"/>
           </w:rPr>
@@ -3949,7 +3890,6 @@
         </w:rPr>
         <w:t xml:space="preserve"> </w:t>
       </w:r>
-      <w:proofErr w:type="gramStart"/>
       <w:r>
         <w:rPr>
           <w:rFonts w:asciiTheme="minorHAnsi" w:hAnsiTheme="minorHAnsi" w:cstheme="minorHAnsi"/>
@@ -3968,106 +3908,67 @@
         </w:rPr>
         <w:t xml:space="preserve"> </w:t>
       </w:r>
-      <w:r>
-        <w:rPr>
-          <w:rFonts w:asciiTheme="minorHAnsi" w:hAnsiTheme="minorHAnsi" w:cstheme="minorHAnsi"/>
-          <w:b/>
-          <w:sz w:val="18"/>
-          <w:szCs w:val="18"/>
-        </w:rPr>
-        <w:t xml:space="preserve"> </w:t>
-      </w:r>
-      <w:proofErr w:type="gramEnd"/>
-      <w:r>
-        <w:rPr>
-          <w:rFonts w:asciiTheme="minorHAnsi" w:hAnsiTheme="minorHAnsi" w:cstheme="minorHAnsi"/>
-          <w:color w:val="1153CC"/>
-          <w:sz w:val="18"/>
-          <w:szCs w:val="18"/>
-        </w:rPr>
-        <w:fldChar w:fldCharType="begin"/>
-      </w:r>
-      <w:r>
-        <w:rPr>
-          <w:rFonts w:asciiTheme="minorHAnsi" w:hAnsiTheme="minorHAnsi" w:cstheme="minorHAnsi"/>
-          <w:color w:val="1153CC"/>
-          <w:sz w:val="18"/>
-          <w:szCs w:val="18"/>
-        </w:rPr>
-        <w:instrText xml:space="preserve"> HYPERLINK "ABC.pbix" </w:instrText>
-      </w:r>
-      <w:r>
-        <w:rPr>
-          <w:rFonts w:asciiTheme="minorHAnsi" w:hAnsiTheme="minorHAnsi" w:cstheme="minorHAnsi"/>
-          <w:color w:val="1153CC"/>
-          <w:sz w:val="18"/>
-          <w:szCs w:val="18"/>
-        </w:rPr>
-      </w:r>
-      <w:r>
-        <w:rPr>
-          <w:rFonts w:asciiTheme="minorHAnsi" w:hAnsiTheme="minorHAnsi" w:cstheme="minorHAnsi"/>
-          <w:color w:val="1153CC"/>
-          <w:sz w:val="18"/>
-          <w:szCs w:val="18"/>
-        </w:rPr>
-        <w:fldChar w:fldCharType="separate"/>
-      </w:r>
-      <w:r>
-        <w:rPr>
-          <w:rStyle w:val="Hyperlink"/>
-          <w:rFonts w:asciiTheme="minorHAnsi" w:hAnsiTheme="minorHAnsi" w:cstheme="minorHAnsi"/>
-          <w:sz w:val="18"/>
-          <w:szCs w:val="18"/>
-          <w:u w:val="none"/>
-        </w:rPr>
-        <w:t>Preview</w:t>
-      </w:r>
-      <w:r>
-        <w:rPr>
-          <w:rFonts w:asciiTheme="minorHAnsi" w:hAnsiTheme="minorHAnsi" w:cstheme="minorHAnsi"/>
-          <w:color w:val="1153CC"/>
-          <w:sz w:val="18"/>
-          <w:szCs w:val="18"/>
-        </w:rPr>
-        <w:fldChar w:fldCharType="end"/>
-      </w:r>
-      <w:r>
-        <w:rPr>
-          <w:rFonts w:asciiTheme="minorHAnsi" w:hAnsiTheme="minorHAnsi" w:cstheme="minorHAnsi"/>
-          <w:color w:val="1153CC"/>
-          <w:spacing w:val="-1"/>
-          <w:sz w:val="18"/>
-          <w:szCs w:val="18"/>
-        </w:rPr>
-        <w:t xml:space="preserve"> </w:t>
-      </w:r>
-      <w:r>
-        <w:rPr>
-          <w:rFonts w:asciiTheme="minorHAnsi" w:hAnsiTheme="minorHAnsi" w:cstheme="minorHAnsi"/>
-          <w:sz w:val="18"/>
-          <w:szCs w:val="18"/>
-        </w:rPr>
-        <w:t xml:space="preserve">|      </w:t>
-      </w:r>
-      <w:r>
-        <w:rPr>
-          <w:rFonts w:asciiTheme="minorHAnsi" w:hAnsiTheme="minorHAnsi" w:cstheme="minorHAnsi"/>
-          <w:sz w:val="18"/>
-          <w:szCs w:val="18"/>
-        </w:rPr>
-        <w:t>Key Features-</w:t>
-      </w:r>
-    </w:p>
-    <w:p>
-      <w:pPr>
-        <w:pStyle w:val="NormalWeb"/>
+      <w:hyperlink r:id="rId16" w:history="1">
+        <w:r>
+          <w:rPr>
+            <w:rStyle w:val="Hyperlink"/>
+            <w:rFonts w:asciiTheme="minorHAnsi" w:hAnsiTheme="minorHAnsi" w:cstheme="minorHAnsi"/>
+            <w:b/>
+            <w:color w:val="0000FF"/>
+            <w:sz w:val="18"/>
+            <w:szCs w:val="18"/>
+            <w:u w:val="none"/>
+          </w:rPr>
+          <w:t>Preview</w:t>
+        </w:r>
+      </w:hyperlink>
+      <w:r>
+        <w:rPr>
+          <w:rFonts w:asciiTheme="minorHAnsi" w:hAnsiTheme="minorHAnsi" w:cstheme="minorHAnsi"/>
+          <w:b/>
+          <w:color w:val="0000FF"/>
+          <w:sz w:val="18"/>
+          <w:szCs w:val="18"/>
+        </w:rPr>
+        <w:t xml:space="preserve"> </w:t>
+      </w:r>
+      <w:r>
+        <w:rPr>
+          <w:rFonts w:asciiTheme="minorHAnsi" w:hAnsiTheme="minorHAnsi" w:cstheme="minorHAnsi"/>
+          <w:sz w:val="18"/>
+          <w:szCs w:val="18"/>
+        </w:rPr>
+        <w:t>|</w:t>
+      </w:r>
+    </w:p>
+    <w:p>
+      <w:pPr>
+        <w:pStyle w:val="BodyText"/>
+        <w:ind w:left="450" w:right="450"/>
+        <w:outlineLvl w:val="2"/>
+        <w:rPr>
+          <w:rFonts w:asciiTheme="minorHAnsi" w:hAnsiTheme="minorHAnsi" w:cstheme="minorHAnsi"/>
+          <w:sz w:val="18"/>
+          <w:szCs w:val="18"/>
+        </w:rPr>
+      </w:pPr>
+      <w:r>
+        <w:rPr>
+          <w:rFonts w:asciiTheme="minorHAnsi" w:hAnsiTheme="minorHAnsi" w:cstheme="minorHAnsi"/>
+          <w:sz w:val="18"/>
+          <w:szCs w:val="18"/>
+        </w:rPr>
+        <w:t xml:space="preserve">  Key Features-</w:t>
+      </w:r>
+    </w:p>
+    <w:p>
+      <w:pPr>
+        <w:pStyle w:val="BodyText"/>
         <w:numPr>
           <w:ilvl w:val="0"/>
-          <w:numId w:val="1"/>
+          <w:numId w:val="4"/>
         </w:numPr>
-        <w:spacing w:before="0" w:beforeAutospacing="0"/>
-        <w:ind w:left="540" w:right="450" w:firstLine="0"/>
+        <w:ind w:right="450"/>
         <w:outlineLvl w:val="2"/>
         <w:rPr>
           <w:rFonts w:asciiTheme="minorHAnsi" w:hAnsiTheme="minorHAnsi" w:cstheme="minorHAnsi"/>
@@ -4099,108 +4000,67 @@
           <w:sz w:val="18"/>
           <w:szCs w:val="18"/>
         </w:rPr>
-        <w:t xml:space="preserve"> Revenue Data Using Excel. Prepared And Cleaned Data In Excel For Reporting.</w:t>
-      </w:r>
-      <w:r>
-        <w:rPr>
-          <w:rFonts w:asciiTheme="minorHAnsi" w:hAnsiTheme="minorHAnsi" w:cstheme="minorHAnsi"/>
-          <w:sz w:val="18"/>
-          <w:szCs w:val="18"/>
-        </w:rPr>
-        <w:t xml:space="preserve"> </w:t>
-      </w:r>
-      <w:r>
-        <w:rPr>
-          <w:rFonts w:asciiTheme="minorHAnsi" w:hAnsiTheme="minorHAnsi" w:cstheme="minorHAnsi"/>
-          <w:sz w:val="18"/>
-          <w:szCs w:val="18"/>
-        </w:rPr>
-        <w:t xml:space="preserve">Created </w:t>
-      </w:r>
-      <w:r>
-        <w:rPr>
-          <w:rFonts w:asciiTheme="minorHAnsi" w:hAnsiTheme="minorHAnsi" w:cstheme="minorHAnsi"/>
-          <w:sz w:val="18"/>
-          <w:szCs w:val="18"/>
-        </w:rPr>
-        <w:t>Power Bi Dashboards To Visualize Course Performance And Business Insights.</w:t>
-      </w:r>
-    </w:p>
-    <w:p>
-      <w:pPr>
-        <w:pStyle w:val="Heading1"/>
-        <w:spacing w:before="0"/>
-        <w:ind w:left="0" w:right="450" w:firstLine="540"/>
-        <w:rPr>
-          <w:rFonts w:asciiTheme="minorHAnsi" w:hAnsiTheme="minorHAnsi" w:cstheme="minorHAnsi"/>
-          <w:spacing w:val="-2"/>
-          <w:sz w:val="18"/>
-          <w:szCs w:val="18"/>
-        </w:rPr>
-      </w:pPr>
-      <w:proofErr w:type="gramStart"/>
-      <w:r>
-        <w:rPr>
-          <w:rFonts w:asciiTheme="minorHAnsi" w:hAnsiTheme="minorHAnsi" w:cstheme="minorHAnsi"/>
-          <w:spacing w:val="-2"/>
-          <w:sz w:val="18"/>
-          <w:szCs w:val="18"/>
-        </w:rPr>
-        <w:t>Educations</w:t>
-      </w:r>
-      <w:r>
-        <w:rPr>
-          <w:rFonts w:asciiTheme="minorHAnsi" w:hAnsiTheme="minorHAnsi" w:cstheme="minorHAnsi"/>
-          <w:spacing w:val="-2"/>
-          <w:sz w:val="18"/>
-          <w:szCs w:val="18"/>
-        </w:rPr>
-        <w:t xml:space="preserve"> :</w:t>
-      </w:r>
-      <w:proofErr w:type="gramEnd"/>
-      <w:r>
-        <w:rPr>
-          <w:rFonts w:asciiTheme="minorHAnsi" w:hAnsiTheme="minorHAnsi" w:cstheme="minorHAnsi"/>
-          <w:spacing w:val="-2"/>
-          <w:sz w:val="18"/>
-          <w:szCs w:val="18"/>
-        </w:rPr>
-        <w:t>-</w:t>
-      </w:r>
-    </w:p>
-    <w:p>
-      <w:pPr>
-        <w:pStyle w:val="Heading1"/>
-        <w:spacing w:before="0"/>
-        <w:ind w:left="540" w:right="450"/>
-        <w:rPr>
-          <w:rFonts w:asciiTheme="minorHAnsi" w:hAnsiTheme="minorHAnsi" w:cstheme="minorHAnsi"/>
-          <w:spacing w:val="-2"/>
-          <w:sz w:val="18"/>
-          <w:szCs w:val="18"/>
-        </w:rPr>
-      </w:pPr>
-      <w:r>
-        <w:rPr>
-          <w:rFonts w:asciiTheme="minorHAnsi" w:hAnsiTheme="minorHAnsi" w:cstheme="minorHAnsi"/>
-          <w:b w:val="0"/>
+        <w:t xml:space="preserve"> Revenue Data Using Excel. </w:t>
+      </w:r>
+    </w:p>
+    <w:p>
+      <w:pPr>
+        <w:pStyle w:val="BodyText"/>
+        <w:numPr>
+          <w:ilvl w:val="0"/>
+          <w:numId w:val="4"/>
+        </w:numPr>
+        <w:ind w:right="450"/>
+        <w:outlineLvl w:val="2"/>
+        <w:rPr>
+          <w:rFonts w:asciiTheme="minorHAnsi" w:hAnsiTheme="minorHAnsi" w:cstheme="minorHAnsi"/>
+          <w:sz w:val="18"/>
+          <w:szCs w:val="18"/>
+        </w:rPr>
+      </w:pPr>
+      <w:r>
+        <w:rPr>
+          <w:rFonts w:asciiTheme="minorHAnsi" w:hAnsiTheme="minorHAnsi" w:cstheme="minorHAnsi"/>
+          <w:sz w:val="18"/>
+          <w:szCs w:val="18"/>
+        </w:rPr>
+        <w:t>Prepared And Cleaned Data In Excel For Reporting. Created Power Bi Dashboards To Visualize Course Performance And Business Insights</w:t>
+      </w:r>
+      <w:bookmarkStart w:id="0" w:name="_GoBack"/>
+      <w:bookmarkEnd w:id="0"/>
+    </w:p>
+    <w:p>
+      <w:pPr>
+        <w:pStyle w:val="BodyText"/>
+        <w:ind w:left="450" w:right="450"/>
+        <w:outlineLvl w:val="2"/>
+        <w:rPr>
+          <w:rFonts w:asciiTheme="minorHAnsi" w:hAnsiTheme="minorHAnsi" w:cstheme="minorHAnsi"/>
+          <w:b/>
+          <w:spacing w:val="-2"/>
+          <w:sz w:val="18"/>
+          <w:szCs w:val="18"/>
+        </w:rPr>
+      </w:pPr>
+      <w:r>
+        <w:rPr>
+          <w:rFonts w:asciiTheme="minorHAnsi" w:hAnsiTheme="minorHAnsi" w:cstheme="minorHAnsi"/>
+          <w:b/>
           <w:noProof/>
-          <w:sz w:val="18"/>
-          <w:szCs w:val="18"/>
         </w:rPr>
         <mc:AlternateContent>
           <mc:Choice Requires="wps">
             <w:drawing>
-              <wp:anchor distT="0" distB="0" distL="0" distR="0" simplePos="0" relativeHeight="251662336" behindDoc="1" locked="0" layoutInCell="1" allowOverlap="1" wp14:anchorId="3B77F5D4" wp14:editId="041E96B8">
+              <wp:anchor distT="0" distB="0" distL="0" distR="0" simplePos="0" relativeHeight="251662336" behindDoc="1" locked="0" layoutInCell="1" allowOverlap="1" wp14:anchorId="27CA397D" wp14:editId="140C2D2E">
                 <wp:simplePos x="0" y="0"/>
                 <wp:positionH relativeFrom="page">
                   <wp:posOffset>457200</wp:posOffset>
                 </wp:positionH>
                 <wp:positionV relativeFrom="paragraph">
-                  <wp:posOffset>57150</wp:posOffset>
+                  <wp:posOffset>101600</wp:posOffset>
                 </wp:positionV>
                 <wp:extent cx="6858000" cy="1270"/>
-                <wp:effectExtent l="9525" t="13335" r="9525" b="13970"/>
+                <wp:effectExtent l="0" t="0" r="19050" b="17780"/>
                 <wp:wrapTopAndBottom/>
                 <wp:docPr id="2" name="Freeform 2"/>
                 <wp:cNvGraphicFramePr>
@@ -4282,7 +4142,7 @@
           </mc:Choice>
           <mc:Fallback>
             <w:pict>
-              <v:shape id="Freeform 2" o:spid="_x0000_s1026" style="position:absolute;margin-left:36pt;margin-top:4.5pt;width:540pt;height:.1pt;z-index:-251654144;visibility:visible;mso-wrap-style:square;mso-width-percent:0;mso-height-percent:0;mso-wrap-distance-left:0;mso-wrap-distance-top:0;mso-wrap-distance-right:0;mso-wrap-distance-bottom:0;mso-position-horizontal:absolute;mso-position-horizontal-relative:page;mso-position-vertical:absolute;mso-position-vertical-relative:text;mso-width-percent:0;mso-height-percent:0;mso-width-relative:page;mso-height-relative:page;v-text-anchor:top" coordsize="6858000,1270" o:gfxdata="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" path="m,l6858000,e" filled="f" strokeweight=".35272mm">
+              <v:shape id="Freeform 2" o:spid="_x0000_s1026" style="position:absolute;margin-left:36pt;margin-top:8pt;width:540pt;height:.1pt;z-index:-251654144;visibility:visible;mso-wrap-style:square;mso-width-percent:0;mso-height-percent:0;mso-wrap-distance-left:0;mso-wrap-distance-top:0;mso-wrap-distance-right:0;mso-wrap-distance-bottom:0;mso-position-horizontal:absolute;mso-position-horizontal-relative:page;mso-position-vertical:absolute;mso-position-vertical-relative:text;mso-width-percent:0;mso-height-percent:0;mso-width-relative:page;mso-height-relative:page;v-text-anchor:top" coordsize="6858000,1270" o:gfxdata="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" path="m,l6858000,e" filled="f" strokeweight=".35272mm">
                 <v:path arrowok="t" o:connecttype="custom" o:connectlocs="0,0;6858000,0" o:connectangles="0,0"/>
                 <w10:wrap type="topAndBottom" anchorx="page"/>
               </v:shape>
@@ -4290,221 +4150,221 @@
           </mc:Fallback>
         </mc:AlternateContent>
       </w:r>
-      <w:r>
-        <w:rPr>
-          <w:rFonts w:asciiTheme="minorHAnsi" w:hAnsiTheme="minorHAnsi" w:cstheme="minorHAnsi"/>
-          <w:spacing w:val="-2"/>
-          <w:sz w:val="18"/>
-          <w:szCs w:val="18"/>
-        </w:rPr>
-        <w:t>Intermediate</w:t>
-      </w:r>
-      <w:r>
-        <w:rPr>
-          <w:rFonts w:asciiTheme="minorHAnsi" w:hAnsiTheme="minorHAnsi" w:cstheme="minorHAnsi"/>
-          <w:sz w:val="18"/>
-          <w:szCs w:val="18"/>
-        </w:rPr>
-        <w:t xml:space="preserve"> </w:t>
-      </w:r>
-      <w:r>
-        <w:rPr>
-          <w:rFonts w:asciiTheme="minorHAnsi" w:hAnsiTheme="minorHAnsi" w:cstheme="minorHAnsi"/>
-          <w:spacing w:val="-2"/>
-          <w:sz w:val="18"/>
-          <w:szCs w:val="18"/>
-        </w:rPr>
-        <w:t>Certified</w:t>
-      </w:r>
-      <w:r>
-        <w:rPr>
-          <w:rFonts w:asciiTheme="minorHAnsi" w:hAnsiTheme="minorHAnsi" w:cstheme="minorHAnsi"/>
-          <w:spacing w:val="2"/>
-          <w:sz w:val="18"/>
-          <w:szCs w:val="18"/>
-        </w:rPr>
-        <w:t xml:space="preserve"> </w:t>
-      </w:r>
-      <w:r>
-        <w:rPr>
-          <w:rFonts w:asciiTheme="minorHAnsi" w:hAnsiTheme="minorHAnsi" w:cstheme="minorHAnsi"/>
-          <w:spacing w:val="-2"/>
-          <w:sz w:val="18"/>
-          <w:szCs w:val="18"/>
-        </w:rPr>
-        <w:t>(2020-</w:t>
-      </w:r>
-      <w:r>
-        <w:rPr>
-          <w:rFonts w:asciiTheme="minorHAnsi" w:hAnsiTheme="minorHAnsi" w:cstheme="minorHAnsi"/>
-          <w:spacing w:val="-5"/>
-          <w:sz w:val="18"/>
-          <w:szCs w:val="18"/>
-        </w:rPr>
-        <w:t>22)</w:t>
+      <w:proofErr w:type="gramStart"/>
+      <w:r>
+        <w:rPr>
+          <w:rFonts w:asciiTheme="minorHAnsi" w:hAnsiTheme="minorHAnsi" w:cstheme="minorHAnsi"/>
+          <w:b/>
+          <w:spacing w:val="-2"/>
+        </w:rPr>
+        <w:t>Educations</w:t>
+      </w:r>
+      <w:r>
+        <w:rPr>
+          <w:rFonts w:asciiTheme="minorHAnsi" w:hAnsiTheme="minorHAnsi" w:cstheme="minorHAnsi"/>
+          <w:b/>
+          <w:spacing w:val="-2"/>
+          <w:sz w:val="18"/>
+          <w:szCs w:val="18"/>
+        </w:rPr>
+        <w:t xml:space="preserve"> :</w:t>
+      </w:r>
+      <w:proofErr w:type="gramEnd"/>
+      <w:r>
+        <w:rPr>
+          <w:rFonts w:asciiTheme="minorHAnsi" w:hAnsiTheme="minorHAnsi" w:cstheme="minorHAnsi"/>
+          <w:b/>
+          <w:spacing w:val="-2"/>
+          <w:sz w:val="18"/>
+          <w:szCs w:val="18"/>
+        </w:rPr>
+        <w:t>-</w:t>
       </w:r>
     </w:p>
     <w:p>
       <w:pPr>
         <w:pStyle w:val="BodyText"/>
-        <w:ind w:left="540" w:right="450"/>
+        <w:ind w:left="450" w:right="450"/>
         <w:outlineLvl w:val="2"/>
         <w:rPr>
           <w:rFonts w:asciiTheme="minorHAnsi" w:hAnsiTheme="minorHAnsi" w:cstheme="minorHAnsi"/>
-          <w:spacing w:val="-2"/>
-          <w:sz w:val="18"/>
-          <w:szCs w:val="18"/>
-        </w:rPr>
-      </w:pPr>
-      <w:proofErr w:type="spellStart"/>
-      <w:r>
-        <w:rPr>
-          <w:rFonts w:asciiTheme="minorHAnsi" w:hAnsiTheme="minorHAnsi" w:cstheme="minorHAnsi"/>
-          <w:sz w:val="18"/>
-          <w:szCs w:val="18"/>
-        </w:rPr>
-        <w:t>Skillup</w:t>
-      </w:r>
-      <w:proofErr w:type="spellEnd"/>
-      <w:r>
-        <w:rPr>
-          <w:rFonts w:asciiTheme="minorHAnsi" w:hAnsiTheme="minorHAnsi" w:cstheme="minorHAnsi"/>
-          <w:sz w:val="18"/>
-          <w:szCs w:val="18"/>
-        </w:rPr>
-        <w:t xml:space="preserve"> </w:t>
+          <w:b/>
+          <w:spacing w:val="-2"/>
+          <w:sz w:val="18"/>
+          <w:szCs w:val="18"/>
+        </w:rPr>
+      </w:pPr>
+    </w:p>
+    <w:p>
+      <w:pPr>
+        <w:pStyle w:val="BodyText"/>
+        <w:ind w:left="450" w:right="450"/>
+        <w:outlineLvl w:val="2"/>
+        <w:rPr>
+          <w:rFonts w:asciiTheme="minorHAnsi" w:hAnsiTheme="minorHAnsi" w:cstheme="minorHAnsi"/>
+          <w:b/>
+          <w:spacing w:val="-2"/>
+          <w:sz w:val="18"/>
+          <w:szCs w:val="18"/>
+        </w:rPr>
+      </w:pPr>
+      <w:r>
+        <w:rPr>
+          <w:rFonts w:asciiTheme="minorHAnsi" w:hAnsiTheme="minorHAnsi" w:cstheme="minorHAnsi"/>
+          <w:b/>
+          <w:spacing w:val="-2"/>
+          <w:sz w:val="18"/>
+          <w:szCs w:val="18"/>
+        </w:rPr>
+        <w:t xml:space="preserve">Bachelor </w:t>
       </w:r>
       <w:proofErr w:type="gramStart"/>
       <w:r>
         <w:rPr>
           <w:rFonts w:asciiTheme="minorHAnsi" w:hAnsiTheme="minorHAnsi" w:cstheme="minorHAnsi"/>
-          <w:sz w:val="18"/>
-          <w:szCs w:val="18"/>
-        </w:rPr>
-        <w:t>By</w:t>
+          <w:b/>
+          <w:spacing w:val="-2"/>
+          <w:sz w:val="18"/>
+          <w:szCs w:val="18"/>
+        </w:rPr>
+        <w:t>Of</w:t>
       </w:r>
       <w:proofErr w:type="gramEnd"/>
       <w:r>
         <w:rPr>
           <w:rFonts w:asciiTheme="minorHAnsi" w:hAnsiTheme="minorHAnsi" w:cstheme="minorHAnsi"/>
-          <w:sz w:val="18"/>
-          <w:szCs w:val="18"/>
-        </w:rPr>
-        <w:t xml:space="preserve"> </w:t>
-      </w:r>
-      <w:proofErr w:type="spellStart"/>
-      <w:r>
-        <w:rPr>
-          <w:rFonts w:asciiTheme="minorHAnsi" w:hAnsiTheme="minorHAnsi" w:cstheme="minorHAnsi"/>
-          <w:sz w:val="18"/>
-          <w:szCs w:val="18"/>
-        </w:rPr>
-        <w:t>Simplilearn</w:t>
-      </w:r>
-      <w:proofErr w:type="spellEnd"/>
+          <w:b/>
+          <w:spacing w:val="-2"/>
+          <w:sz w:val="18"/>
+          <w:szCs w:val="18"/>
+        </w:rPr>
+        <w:t xml:space="preserve"> Commerce (B.Com)</w:t>
+      </w:r>
+      <w:r>
+        <w:rPr>
+          <w:rFonts w:asciiTheme="minorHAnsi" w:hAnsiTheme="minorHAnsi" w:cstheme="minorHAnsi"/>
+          <w:b/>
+          <w:spacing w:val="-2"/>
+          <w:sz w:val="18"/>
+          <w:szCs w:val="18"/>
+        </w:rPr>
+        <w:tab/>
+      </w:r>
+      <w:r>
+        <w:rPr>
+          <w:rFonts w:asciiTheme="minorHAnsi" w:hAnsiTheme="minorHAnsi" w:cstheme="minorHAnsi"/>
+          <w:b/>
+          <w:spacing w:val="-2"/>
+          <w:sz w:val="18"/>
+          <w:szCs w:val="18"/>
+        </w:rPr>
+        <w:tab/>
+      </w:r>
+      <w:r>
+        <w:rPr>
+          <w:rFonts w:asciiTheme="minorHAnsi" w:hAnsiTheme="minorHAnsi" w:cstheme="minorHAnsi"/>
+          <w:b/>
+          <w:spacing w:val="-2"/>
+          <w:sz w:val="18"/>
+          <w:szCs w:val="18"/>
+        </w:rPr>
+        <w:tab/>
+      </w:r>
+      <w:r>
+        <w:rPr>
+          <w:rFonts w:asciiTheme="minorHAnsi" w:hAnsiTheme="minorHAnsi" w:cstheme="minorHAnsi"/>
+          <w:b/>
+          <w:spacing w:val="-2"/>
+          <w:sz w:val="18"/>
+          <w:szCs w:val="18"/>
+        </w:rPr>
+        <w:tab/>
+      </w:r>
+      <w:r>
+        <w:rPr>
+          <w:rFonts w:asciiTheme="minorHAnsi" w:hAnsiTheme="minorHAnsi" w:cstheme="minorHAnsi"/>
+          <w:b/>
+          <w:spacing w:val="-2"/>
+          <w:sz w:val="18"/>
+          <w:szCs w:val="18"/>
+        </w:rPr>
+        <w:tab/>
+      </w:r>
+      <w:r>
+        <w:rPr>
+          <w:rFonts w:asciiTheme="minorHAnsi" w:hAnsiTheme="minorHAnsi" w:cstheme="minorHAnsi"/>
+          <w:b/>
+          <w:spacing w:val="-2"/>
+          <w:sz w:val="18"/>
+          <w:szCs w:val="18"/>
+        </w:rPr>
+        <w:tab/>
+      </w:r>
+      <w:r>
+        <w:rPr>
+          <w:rFonts w:asciiTheme="minorHAnsi" w:hAnsiTheme="minorHAnsi" w:cstheme="minorHAnsi"/>
+          <w:b/>
+          <w:spacing w:val="-2"/>
+          <w:sz w:val="18"/>
+          <w:szCs w:val="18"/>
+        </w:rPr>
+        <w:tab/>
+      </w:r>
+      <w:r>
+        <w:rPr>
+          <w:rFonts w:asciiTheme="minorHAnsi" w:hAnsiTheme="minorHAnsi" w:cstheme="minorHAnsi"/>
+          <w:b/>
+          <w:spacing w:val="-2"/>
+          <w:sz w:val="18"/>
+          <w:szCs w:val="18"/>
+        </w:rPr>
+        <w:tab/>
+      </w:r>
+      <w:r>
+        <w:rPr>
+          <w:rFonts w:asciiTheme="minorHAnsi" w:hAnsiTheme="minorHAnsi" w:cstheme="minorHAnsi"/>
+          <w:b/>
+          <w:spacing w:val="-2"/>
+          <w:sz w:val="18"/>
+          <w:szCs w:val="18"/>
+        </w:rPr>
+        <w:tab/>
+      </w:r>
+      <w:r>
+        <w:rPr>
+          <w:rFonts w:asciiTheme="minorHAnsi" w:hAnsiTheme="minorHAnsi" w:cstheme="minorHAnsi"/>
+          <w:b/>
+          <w:spacing w:val="-2"/>
+          <w:sz w:val="18"/>
+          <w:szCs w:val="18"/>
+        </w:rPr>
+        <w:tab/>
+      </w:r>
+      <w:r>
+        <w:rPr>
+          <w:rFonts w:asciiTheme="minorHAnsi" w:hAnsiTheme="minorHAnsi" w:cstheme="minorHAnsi"/>
+          <w:b/>
+          <w:spacing w:val="-2"/>
+          <w:sz w:val="18"/>
+          <w:szCs w:val="18"/>
+        </w:rPr>
+        <w:tab/>
+      </w:r>
+      <w:r>
+        <w:rPr>
+          <w:rFonts w:asciiTheme="minorHAnsi" w:hAnsiTheme="minorHAnsi" w:cstheme="minorHAnsi"/>
+          <w:b/>
+          <w:spacing w:val="-2"/>
+          <w:sz w:val="18"/>
+          <w:szCs w:val="18"/>
+        </w:rPr>
+        <w:t>(2017 – 2020)</w:t>
+      </w:r>
     </w:p>
     <w:p>
       <w:pPr>
         <w:pStyle w:val="BodyText"/>
-        <w:ind w:left="540" w:right="450"/>
-        <w:outlineLvl w:val="2"/>
-        <w:rPr>
-          <w:rFonts w:asciiTheme="minorHAnsi" w:hAnsiTheme="minorHAnsi" w:cstheme="minorHAnsi"/>
-          <w:sz w:val="18"/>
-          <w:szCs w:val="18"/>
-        </w:rPr>
-      </w:pPr>
-      <w:proofErr w:type="gramStart"/>
-      <w:r>
-        <w:rPr>
-          <w:rFonts w:asciiTheme="minorHAnsi" w:hAnsiTheme="minorHAnsi" w:cstheme="minorHAnsi"/>
-          <w:sz w:val="18"/>
-          <w:szCs w:val="18"/>
-        </w:rPr>
-        <w:t xml:space="preserve">Gained Practical Skills In Writing </w:t>
-      </w:r>
-      <w:proofErr w:type="spellStart"/>
-      <w:r>
-        <w:rPr>
-          <w:rFonts w:asciiTheme="minorHAnsi" w:hAnsiTheme="minorHAnsi" w:cstheme="minorHAnsi"/>
-          <w:sz w:val="18"/>
-          <w:szCs w:val="18"/>
-        </w:rPr>
-        <w:t>Sql</w:t>
-      </w:r>
-      <w:proofErr w:type="spellEnd"/>
-      <w:r>
-        <w:rPr>
-          <w:rFonts w:asciiTheme="minorHAnsi" w:hAnsiTheme="minorHAnsi" w:cstheme="minorHAnsi"/>
-          <w:sz w:val="18"/>
-          <w:szCs w:val="18"/>
-        </w:rPr>
-        <w:t xml:space="preserve"> Queries, Data Cleaning, Filtering, Aggregation, Joins, And Database Handling For Business Reporting.</w:t>
-      </w:r>
-      <w:proofErr w:type="gramEnd"/>
-    </w:p>
-    <w:p>
-      <w:pPr>
-        <w:pStyle w:val="BodyText"/>
-        <w:ind w:left="540" w:right="450"/>
-        <w:outlineLvl w:val="2"/>
-        <w:rPr>
-          <w:rFonts w:asciiTheme="minorHAnsi" w:hAnsiTheme="minorHAnsi" w:cstheme="minorHAnsi"/>
-          <w:sz w:val="18"/>
-          <w:szCs w:val="18"/>
-        </w:rPr>
-      </w:pPr>
-    </w:p>
-    <w:p>
-      <w:pPr>
-        <w:pStyle w:val="BodyText"/>
-        <w:ind w:left="540" w:right="450"/>
-        <w:outlineLvl w:val="2"/>
-        <w:rPr>
-          <w:rFonts w:asciiTheme="minorHAnsi" w:hAnsiTheme="minorHAnsi" w:cstheme="minorHAnsi"/>
-          <w:b/>
-          <w:spacing w:val="-2"/>
-          <w:sz w:val="18"/>
-          <w:szCs w:val="18"/>
-        </w:rPr>
-      </w:pPr>
-      <w:r>
-        <w:rPr>
-          <w:rFonts w:asciiTheme="minorHAnsi" w:hAnsiTheme="minorHAnsi" w:cstheme="minorHAnsi"/>
-          <w:b/>
-          <w:spacing w:val="-2"/>
-          <w:sz w:val="18"/>
-          <w:szCs w:val="18"/>
-        </w:rPr>
-        <w:t>Bachelor Of Commerce (B.Com</w:t>
-      </w:r>
-      <w:proofErr w:type="gramStart"/>
-      <w:r>
-        <w:rPr>
-          <w:rFonts w:asciiTheme="minorHAnsi" w:hAnsiTheme="minorHAnsi" w:cstheme="minorHAnsi"/>
-          <w:b/>
-          <w:spacing w:val="-2"/>
-          <w:sz w:val="18"/>
-          <w:szCs w:val="18"/>
-        </w:rPr>
-        <w:t>)(</w:t>
-      </w:r>
-      <w:proofErr w:type="gramEnd"/>
-      <w:r>
-        <w:rPr>
-          <w:rFonts w:asciiTheme="minorHAnsi" w:hAnsiTheme="minorHAnsi" w:cstheme="minorHAnsi"/>
-          <w:b/>
-          <w:spacing w:val="-2"/>
-          <w:sz w:val="18"/>
-          <w:szCs w:val="18"/>
-        </w:rPr>
-        <w:t>2017 – 2020)</w:t>
-      </w:r>
-    </w:p>
-    <w:p>
-      <w:pPr>
-        <w:pStyle w:val="BodyText"/>
-        <w:ind w:left="540" w:right="450"/>
+        <w:ind w:left="450" w:right="450"/>
         <w:outlineLvl w:val="2"/>
         <w:rPr>
           <w:rFonts w:asciiTheme="minorHAnsi" w:hAnsiTheme="minorHAnsi" w:cstheme="minorHAnsi"/>
@@ -4548,7 +4408,7 @@
     <w:p>
       <w:pPr>
         <w:pStyle w:val="BodyText"/>
-        <w:ind w:left="540" w:right="450"/>
+        <w:ind w:left="450" w:right="450"/>
         <w:outlineLvl w:val="2"/>
         <w:rPr>
           <w:rFonts w:asciiTheme="minorHAnsi" w:hAnsiTheme="minorHAnsi" w:cstheme="minorHAnsi"/>
@@ -4562,29 +4422,39 @@
           <w:sz w:val="18"/>
           <w:szCs w:val="18"/>
         </w:rPr>
-        <w:t>Relevant Coursework: Financial Accounting,</w:t>
-      </w:r>
-      <w:r>
-        <w:rPr>
-          <w:rFonts w:asciiTheme="minorHAnsi" w:hAnsiTheme="minorHAnsi" w:cstheme="minorHAnsi"/>
-          <w:sz w:val="18"/>
-          <w:szCs w:val="18"/>
-        </w:rPr>
-        <w:t xml:space="preserve"> </w:t>
-      </w:r>
-      <w:r>
-        <w:rPr>
-          <w:rFonts w:asciiTheme="minorHAnsi" w:hAnsiTheme="minorHAnsi" w:cstheme="minorHAnsi"/>
-          <w:sz w:val="18"/>
-          <w:szCs w:val="18"/>
-        </w:rPr>
-        <w:t>Business Law</w:t>
-      </w:r>
+        <w:t>Relevant Coursework: Financial</w:t>
+      </w:r>
+      <w:r>
+        <w:rPr>
+          <w:rFonts w:asciiTheme="minorHAnsi" w:hAnsiTheme="minorHAnsi" w:cstheme="minorHAnsi"/>
+          <w:sz w:val="18"/>
+          <w:szCs w:val="18"/>
+        </w:rPr>
+        <w:t xml:space="preserve"> </w:t>
+      </w:r>
+      <w:proofErr w:type="gramStart"/>
+      <w:r>
+        <w:rPr>
+          <w:rFonts w:asciiTheme="minorHAnsi" w:hAnsiTheme="minorHAnsi" w:cstheme="minorHAnsi"/>
+          <w:sz w:val="18"/>
+          <w:szCs w:val="18"/>
+        </w:rPr>
+        <w:t xml:space="preserve">&amp; </w:t>
+      </w:r>
+      <w:r>
+        <w:rPr>
+          <w:rFonts w:asciiTheme="minorHAnsi" w:hAnsiTheme="minorHAnsi" w:cstheme="minorHAnsi"/>
+          <w:sz w:val="18"/>
+          <w:szCs w:val="18"/>
+        </w:rPr>
+        <w:t xml:space="preserve"> Accounting</w:t>
+      </w:r>
+      <w:proofErr w:type="gramEnd"/>
     </w:p>
     <w:p>
       <w:pPr>
         <w:pStyle w:val="BodyText"/>
-        <w:ind w:left="540" w:right="450"/>
+        <w:ind w:left="450" w:right="450"/>
         <w:outlineLvl w:val="2"/>
         <w:rPr>
           <w:rFonts w:asciiTheme="minorHAnsi" w:hAnsiTheme="minorHAnsi" w:cstheme="minorHAnsi"/>
@@ -4597,52 +4467,163 @@
       <w:pPr>
         <w:pStyle w:val="Heading1"/>
         <w:spacing w:before="0"/>
-        <w:ind w:left="540" w:right="450"/>
-        <w:rPr>
-          <w:rFonts w:asciiTheme="minorHAnsi" w:hAnsiTheme="minorHAnsi" w:cstheme="minorHAnsi"/>
-          <w:spacing w:val="-2"/>
-          <w:sz w:val="18"/>
-          <w:szCs w:val="18"/>
-        </w:rPr>
-      </w:pPr>
-      <w:proofErr w:type="gramStart"/>
-      <w:r>
-        <w:rPr>
-          <w:rFonts w:asciiTheme="minorHAnsi" w:hAnsiTheme="minorHAnsi" w:cstheme="minorHAnsi"/>
-          <w:spacing w:val="-2"/>
-          <w:sz w:val="18"/>
-          <w:szCs w:val="18"/>
-        </w:rPr>
-        <w:t>Language</w:t>
-      </w:r>
-      <w:r>
-        <w:rPr>
-          <w:rFonts w:asciiTheme="minorHAnsi" w:hAnsiTheme="minorHAnsi" w:cstheme="minorHAnsi"/>
-          <w:spacing w:val="-2"/>
-          <w:sz w:val="18"/>
-          <w:szCs w:val="18"/>
-        </w:rPr>
-        <w:t xml:space="preserve"> :</w:t>
-      </w:r>
-      <w:proofErr w:type="gramEnd"/>
-      <w:r>
-        <w:rPr>
-          <w:rFonts w:asciiTheme="minorHAnsi" w:hAnsiTheme="minorHAnsi" w:cstheme="minorHAnsi"/>
-          <w:spacing w:val="-2"/>
-          <w:sz w:val="18"/>
-          <w:szCs w:val="18"/>
-        </w:rPr>
-        <w:t>-</w:t>
+        <w:ind w:left="450" w:right="450"/>
+        <w:rPr>
+          <w:rFonts w:asciiTheme="minorHAnsi" w:hAnsiTheme="minorHAnsi" w:cstheme="minorHAnsi"/>
+          <w:spacing w:val="-2"/>
+          <w:sz w:val="18"/>
+          <w:szCs w:val="18"/>
+        </w:rPr>
+      </w:pPr>
+      <w:r>
+        <w:rPr>
+          <w:rFonts w:asciiTheme="minorHAnsi" w:hAnsiTheme="minorHAnsi" w:cstheme="minorHAnsi"/>
+          <w:spacing w:val="-2"/>
+          <w:sz w:val="18"/>
+          <w:szCs w:val="18"/>
+        </w:rPr>
+        <w:t>Intermediate</w:t>
+      </w:r>
+      <w:r>
+        <w:rPr>
+          <w:rFonts w:asciiTheme="minorHAnsi" w:hAnsiTheme="minorHAnsi" w:cstheme="minorHAnsi"/>
+          <w:sz w:val="18"/>
+          <w:szCs w:val="18"/>
+        </w:rPr>
+        <w:t xml:space="preserve"> </w:t>
+      </w:r>
+      <w:r>
+        <w:rPr>
+          <w:rFonts w:asciiTheme="minorHAnsi" w:hAnsiTheme="minorHAnsi" w:cstheme="minorHAnsi"/>
+          <w:spacing w:val="-2"/>
+          <w:sz w:val="18"/>
+          <w:szCs w:val="18"/>
+        </w:rPr>
+        <w:t>Certified</w:t>
+      </w:r>
+      <w:r>
+        <w:rPr>
+          <w:rFonts w:asciiTheme="minorHAnsi" w:hAnsiTheme="minorHAnsi" w:cstheme="minorHAnsi"/>
+          <w:spacing w:val="2"/>
+          <w:sz w:val="18"/>
+          <w:szCs w:val="18"/>
+        </w:rPr>
+        <w:t xml:space="preserve"> </w:t>
+      </w:r>
+      <w:r>
+        <w:rPr>
+          <w:rFonts w:asciiTheme="minorHAnsi" w:hAnsiTheme="minorHAnsi" w:cstheme="minorHAnsi"/>
+          <w:spacing w:val="2"/>
+          <w:sz w:val="18"/>
+          <w:szCs w:val="18"/>
+        </w:rPr>
+        <w:t xml:space="preserve"> </w:t>
       </w:r>
     </w:p>
     <w:p>
       <w:pPr>
         <w:pStyle w:val="BodyText"/>
-        <w:ind w:left="540" w:right="450"/>
+        <w:ind w:left="450" w:right="450"/>
         <w:outlineLvl w:val="2"/>
         <w:rPr>
           <w:rFonts w:asciiTheme="minorHAnsi" w:hAnsiTheme="minorHAnsi" w:cstheme="minorHAnsi"/>
-          <w:spacing w:val="-4"/>
+          <w:spacing w:val="-2"/>
+          <w:sz w:val="18"/>
+          <w:szCs w:val="18"/>
+        </w:rPr>
+      </w:pPr>
+      <w:proofErr w:type="spellStart"/>
+      <w:r>
+        <w:rPr>
+          <w:rFonts w:asciiTheme="minorHAnsi" w:hAnsiTheme="minorHAnsi" w:cstheme="minorHAnsi"/>
+          <w:sz w:val="18"/>
+          <w:szCs w:val="18"/>
+        </w:rPr>
+        <w:t>S</w:t>
+      </w:r>
+      <w:r>
+        <w:rPr>
+          <w:rFonts w:asciiTheme="minorHAnsi" w:hAnsiTheme="minorHAnsi" w:cstheme="minorHAnsi"/>
+          <w:sz w:val="18"/>
+          <w:szCs w:val="18"/>
+        </w:rPr>
+        <w:t>killup</w:t>
+      </w:r>
+      <w:proofErr w:type="spellEnd"/>
+      <w:r>
+        <w:rPr>
+          <w:rFonts w:asciiTheme="minorHAnsi" w:hAnsiTheme="minorHAnsi" w:cstheme="minorHAnsi"/>
+          <w:sz w:val="18"/>
+          <w:szCs w:val="18"/>
+        </w:rPr>
+        <w:t xml:space="preserve"> By </w:t>
+      </w:r>
+      <w:proofErr w:type="spellStart"/>
+      <w:r>
+        <w:rPr>
+          <w:rFonts w:asciiTheme="minorHAnsi" w:hAnsiTheme="minorHAnsi" w:cstheme="minorHAnsi"/>
+          <w:sz w:val="18"/>
+          <w:szCs w:val="18"/>
+        </w:rPr>
+        <w:t>Simplilearn</w:t>
+      </w:r>
+      <w:proofErr w:type="spellEnd"/>
+      <w:r>
+        <w:rPr>
+          <w:rFonts w:asciiTheme="minorHAnsi" w:hAnsiTheme="minorHAnsi" w:cstheme="minorHAnsi"/>
+          <w:sz w:val="18"/>
+          <w:szCs w:val="18"/>
+        </w:rPr>
+        <w:t xml:space="preserve">  </w:t>
+      </w:r>
+      <w:r>
+        <w:rPr>
+          <w:rFonts w:asciiTheme="minorHAnsi" w:hAnsiTheme="minorHAnsi" w:cstheme="minorHAnsi"/>
+          <w:sz w:val="18"/>
+          <w:szCs w:val="18"/>
+        </w:rPr>
+        <w:t xml:space="preserve"> | </w:t>
+      </w:r>
+      <w:hyperlink r:id="rId17" w:history="1">
+        <w:r>
+          <w:rPr>
+            <w:rStyle w:val="Hyperlink"/>
+            <w:rFonts w:asciiTheme="minorHAnsi" w:hAnsiTheme="minorHAnsi" w:cstheme="minorHAnsi"/>
+            <w:b/>
+            <w:color w:val="0000FF"/>
+            <w:sz w:val="18"/>
+            <w:szCs w:val="18"/>
+            <w:u w:val="none"/>
+          </w:rPr>
+          <w:t>Certified</w:t>
+        </w:r>
+      </w:hyperlink>
+      <w:r>
+        <w:rPr>
+          <w:rFonts w:asciiTheme="minorHAnsi" w:hAnsiTheme="minorHAnsi" w:cstheme="minorHAnsi"/>
+          <w:b/>
+          <w:color w:val="0000FF"/>
+          <w:sz w:val="18"/>
+          <w:szCs w:val="18"/>
+        </w:rPr>
+        <w:t xml:space="preserve"> </w:t>
+      </w:r>
+      <w:r>
+        <w:rPr>
+          <w:rFonts w:asciiTheme="minorHAnsi" w:hAnsiTheme="minorHAnsi" w:cstheme="minorHAnsi"/>
+          <w:sz w:val="18"/>
+          <w:szCs w:val="18"/>
+        </w:rPr>
+        <w:t>|</w:t>
+      </w:r>
+    </w:p>
+    <w:p>
+      <w:pPr>
+        <w:pStyle w:val="BodyText"/>
+        <w:ind w:left="450" w:right="450"/>
+        <w:outlineLvl w:val="2"/>
+        <w:rPr>
+          <w:rFonts w:asciiTheme="minorHAnsi" w:hAnsiTheme="minorHAnsi" w:cstheme="minorHAnsi"/>
           <w:sz w:val="18"/>
           <w:szCs w:val="18"/>
         </w:rPr>
@@ -4659,116 +4640,6 @@
           <w:cols w:space="720"/>
         </w:sectPr>
       </w:pPr>
-      <w:r>
-        <w:rPr>
-          <w:rFonts w:asciiTheme="minorHAnsi" w:hAnsiTheme="minorHAnsi" w:cstheme="minorHAnsi"/>
-          <w:b/>
-          <w:noProof/>
-          <w:sz w:val="18"/>
-          <w:szCs w:val="18"/>
-        </w:rPr>
-        <mc:AlternateContent>
-          <mc:Choice Requires="wps">
-            <w:drawing>
-              <wp:anchor distT="0" distB="0" distL="0" distR="0" simplePos="0" relativeHeight="251663360" behindDoc="1" locked="0" layoutInCell="1" allowOverlap="1" wp14:anchorId="331F442F" wp14:editId="51878E1F">
-                <wp:simplePos x="0" y="0"/>
-                <wp:positionH relativeFrom="page">
-                  <wp:posOffset>457200</wp:posOffset>
-                </wp:positionH>
-                <wp:positionV relativeFrom="paragraph">
-                  <wp:posOffset>55245</wp:posOffset>
-                </wp:positionV>
-                <wp:extent cx="6858000" cy="1270"/>
-                <wp:effectExtent l="9525" t="14605" r="9525" b="12700"/>
-                <wp:wrapTopAndBottom/>
-                <wp:docPr id="1" name="Freeform 1"/>
-                <wp:cNvGraphicFramePr>
-                  <a:graphicFrameLocks xmlns:a="http://schemas.openxmlformats.org/drawingml/2006/main"/>
-                </wp:cNvGraphicFramePr>
-                <a:graphic xmlns:a="http://schemas.openxmlformats.org/drawingml/2006/main">
-                  <a:graphicData uri="http://schemas.microsoft.com/office/word/2010/wordprocessingShape">
-                    <wps:wsp>
-                      <wps:cNvSpPr>
-                        <a:spLocks/>
-                      </wps:cNvSpPr>
-                      <wps:spPr bwMode="auto">
-                        <a:xfrm>
-                          <a:off x="0" y="0"/>
-                          <a:ext cx="6858000" cy="1270"/>
-                        </a:xfrm>
-                        <a:custGeom>
-                          <a:avLst/>
-                          <a:gdLst>
-                            <a:gd name="T0" fmla="*/ 0 w 6858000"/>
-                            <a:gd name="T1" fmla="*/ 0 h 1270"/>
-                            <a:gd name="T2" fmla="*/ 6858000 w 6858000"/>
-                            <a:gd name="T3" fmla="*/ 0 h 1270"/>
-                          </a:gdLst>
-                          <a:ahLst/>
-                          <a:cxnLst>
-                            <a:cxn ang="0">
-                              <a:pos x="T0" y="T1"/>
-                            </a:cxn>
-                            <a:cxn ang="0">
-                              <a:pos x="T2" y="T3"/>
-                            </a:cxn>
-                          </a:cxnLst>
-                          <a:rect l="0" t="0" r="r" b="b"/>
-                          <a:pathLst>
-                            <a:path w="6858000" h="1270">
-                              <a:moveTo>
-                                <a:pt x="0" y="0"/>
-                              </a:moveTo>
-                              <a:lnTo>
-                                <a:pt x="6858000" y="0"/>
-                              </a:lnTo>
-                            </a:path>
-                          </a:pathLst>
-                        </a:custGeom>
-                        <a:noFill/>
-                        <a:ln w="12698">
-                          <a:solidFill>
-                            <a:srgbClr val="000000"/>
-                          </a:solidFill>
-                          <a:round/>
-                          <a:headEnd/>
-                          <a:tailEnd/>
-                        </a:ln>
-                        <a:extLst>
-                          <a:ext uri="{909E8E84-426E-40DD-AFC4-6F175D3DCCD1}">
-                            <a14:hiddenFill xmlns:a14="http://schemas.microsoft.com/office/drawing/2010/main">
-                              <a:solidFill>
-                                <a:srgbClr val="FFFFFF"/>
-                              </a:solidFill>
-                            </a14:hiddenFill>
-                          </a:ext>
-                        </a:extLst>
-                      </wps:spPr>
-                      <wps:bodyPr rot="0" vert="horz" wrap="square" lIns="91440" tIns="45720" rIns="91440" bIns="45720" anchor="t" anchorCtr="0" upright="1">
-                        <a:noAutofit/>
-                      </wps:bodyPr>
-                    </wps:wsp>
-                  </a:graphicData>
-                </a:graphic>
-                <wp14:sizeRelH relativeFrom="page">
-                  <wp14:pctWidth>0</wp14:pctWidth>
-                </wp14:sizeRelH>
-                <wp14:sizeRelV relativeFrom="page">
-                  <wp14:pctHeight>0</wp14:pctHeight>
-                </wp14:sizeRelV>
-              </wp:anchor>
-            </w:drawing>
-          </mc:Choice>
-          <mc:Fallback>
-            <w:pict>
-              <v:shape id="Freeform 1" o:spid="_x0000_s1026" style="position:absolute;margin-left:36pt;margin-top:4.35pt;width:540pt;height:.1pt;z-index:-251653120;visibility:visible;mso-wrap-style:square;mso-width-percent:0;mso-height-percent:0;mso-wrap-distance-left:0;mso-wrap-distance-top:0;mso-wrap-distance-right:0;mso-wrap-distance-bottom:0;mso-position-horizontal:absolute;mso-position-horizontal-relative:page;mso-position-vertical:absolute;mso-position-vertical-relative:text;mso-width-percent:0;mso-height-percent:0;mso-width-relative:page;mso-height-relative:page;v-text-anchor:top" coordsize="6858000,1270" o:gfxdata="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" path="m,l6858000,e" filled="f" strokeweight=".35272mm">
-                <v:path arrowok="t" o:connecttype="custom" o:connectlocs="0,0;6858000,0" o:connectangles="0,0"/>
-                <w10:wrap type="topAndBottom" anchorx="page"/>
-              </v:shape>
-            </w:pict>
-          </mc:Fallback>
-        </mc:AlternateContent>
-      </w:r>
       <w:proofErr w:type="gramStart"/>
       <w:r>
         <w:rPr>
@@ -4776,44 +4647,36 @@
           <w:sz w:val="18"/>
           <w:szCs w:val="18"/>
         </w:rPr>
-        <w:t>Tamil</w:t>
-      </w:r>
-      <w:r>
-        <w:rPr>
-          <w:rFonts w:asciiTheme="minorHAnsi" w:hAnsiTheme="minorHAnsi" w:cstheme="minorHAnsi"/>
-          <w:spacing w:val="-11"/>
-          <w:sz w:val="18"/>
-          <w:szCs w:val="18"/>
-        </w:rPr>
-        <w:t xml:space="preserve"> </w:t>
-      </w:r>
-      <w:r>
-        <w:rPr>
-          <w:rFonts w:asciiTheme="minorHAnsi" w:hAnsiTheme="minorHAnsi" w:cstheme="minorHAnsi"/>
-          <w:sz w:val="18"/>
-          <w:szCs w:val="18"/>
-        </w:rPr>
-        <w:t>,</w:t>
+        <w:t xml:space="preserve">Gained Practical Skills In Writing </w:t>
+      </w:r>
+      <w:proofErr w:type="spellStart"/>
+      <w:r>
+        <w:rPr>
+          <w:rFonts w:asciiTheme="minorHAnsi" w:hAnsiTheme="minorHAnsi" w:cstheme="minorHAnsi"/>
+          <w:sz w:val="18"/>
+          <w:szCs w:val="18"/>
+        </w:rPr>
+        <w:t>Sql</w:t>
+      </w:r>
+      <w:proofErr w:type="spellEnd"/>
+      <w:r>
+        <w:rPr>
+          <w:rFonts w:asciiTheme="minorHAnsi" w:hAnsiTheme="minorHAnsi" w:cstheme="minorHAnsi"/>
+          <w:sz w:val="18"/>
+          <w:szCs w:val="18"/>
+        </w:rPr>
+        <w:t xml:space="preserve"> Queries, Data Cleaning, Filtering, Aggregation, Joins, And Database Handling For Business Reporting.</w:t>
       </w:r>
       <w:proofErr w:type="gramEnd"/>
-      <w:r>
-        <w:rPr>
-          <w:rFonts w:asciiTheme="minorHAnsi" w:hAnsiTheme="minorHAnsi" w:cstheme="minorHAnsi"/>
-          <w:sz w:val="18"/>
-          <w:szCs w:val="18"/>
-        </w:rPr>
-        <w:t xml:space="preserve"> </w:t>
-      </w:r>
-      <w:r>
-        <w:rPr>
-          <w:rFonts w:asciiTheme="minorHAnsi" w:hAnsiTheme="minorHAnsi" w:cstheme="minorHAnsi"/>
-          <w:sz w:val="18"/>
-          <w:szCs w:val="18"/>
-        </w:rPr>
-        <w:t>English</w:t>
-      </w:r>
-    </w:p>
-    <w:p/>
+    </w:p>
+    <w:p>
+      <w:pPr>
+        <w:ind w:left="450"/>
+        <w:rPr>
+          <w:rFonts w:asciiTheme="minorHAnsi" w:hAnsiTheme="minorHAnsi" w:cstheme="minorHAnsi"/>
+        </w:rPr>
+      </w:pPr>
+    </w:p>
     <w:sectPr>
       <w:pgSz w:w="12240" w:h="15840"/>
       <w:pgMar w:top="1440" w:right="1440" w:bottom="1440" w:left="1440" w:header="720" w:footer="720" w:gutter="0"/>
@@ -4873,7 +4736,7 @@
       <w:lvlText w:val="●"/>
       <w:lvlJc w:val="left"/>
       <w:pPr>
-        <w:ind w:left="1080" w:hanging="360"/>
+        <w:ind w:left="630" w:hanging="360"/>
       </w:pPr>
       <w:rPr>
         <w:rFonts w:ascii="Arial" w:eastAsia="Arial" w:hAnsi="Arial" w:cs="Arial" w:hint="default"/>
@@ -4893,7 +4756,7 @@
       <w:lvlText w:val="•"/>
       <w:lvlJc w:val="left"/>
       <w:pPr>
-        <w:ind w:left="2124" w:hanging="360"/>
+        <w:ind w:left="1674" w:hanging="360"/>
       </w:pPr>
       <w:rPr>
         <w:rFonts w:hint="default"/>
@@ -4905,7 +4768,7 @@
       <w:lvlText w:val="•"/>
       <w:lvlJc w:val="left"/>
       <w:pPr>
-        <w:ind w:left="3168" w:hanging="360"/>
+        <w:ind w:left="2718" w:hanging="360"/>
       </w:pPr>
       <w:rPr>
         <w:rFonts w:hint="default"/>
@@ -4917,7 +4780,7 @@
       <w:lvlText w:val="•"/>
       <w:lvlJc w:val="left"/>
       <w:pPr>
-        <w:ind w:left="4212" w:hanging="360"/>
+        <w:ind w:left="3762" w:hanging="360"/>
       </w:pPr>
       <w:rPr>
         <w:rFonts w:hint="default"/>
@@ -4929,7 +4792,7 @@
       <w:lvlText w:val="•"/>
       <w:lvlJc w:val="left"/>
       <w:pPr>
-        <w:ind w:left="5256" w:hanging="360"/>
+        <w:ind w:left="4806" w:hanging="360"/>
       </w:pPr>
       <w:rPr>
         <w:rFonts w:hint="default"/>
@@ -4941,7 +4804,7 @@
       <w:lvlText w:val="•"/>
       <w:lvlJc w:val="left"/>
       <w:pPr>
-        <w:ind w:left="6300" w:hanging="360"/>
+        <w:ind w:left="5850" w:hanging="360"/>
       </w:pPr>
       <w:rPr>
         <w:rFonts w:hint="default"/>
@@ -4953,7 +4816,7 @@
       <w:lvlText w:val="•"/>
       <w:lvlJc w:val="left"/>
       <w:pPr>
-        <w:ind w:left="7344" w:hanging="360"/>
+        <w:ind w:left="6894" w:hanging="360"/>
       </w:pPr>
       <w:rPr>
         <w:rFonts w:hint="default"/>
@@ -4965,7 +4828,7 @@
       <w:lvlText w:val="•"/>
       <w:lvlJc w:val="left"/>
       <w:pPr>
-        <w:ind w:left="8388" w:hanging="360"/>
+        <w:ind w:left="7938" w:hanging="360"/>
       </w:pPr>
       <w:rPr>
         <w:rFonts w:hint="default"/>
@@ -4977,7 +4840,7 @@
       <w:lvlText w:val="•"/>
       <w:lvlJc w:val="left"/>
       <w:pPr>
-        <w:ind w:left="9432" w:hanging="360"/>
+        <w:ind w:left="8982" w:hanging="360"/>
       </w:pPr>
       <w:rPr>
         <w:rFonts w:hint="default"/>
@@ -4985,8 +4848,363 @@
       </w:rPr>
     </w:lvl>
   </w:abstractNum>
+  <w:abstractNum w:abstractNumId="1">
+    <w:nsid w:val="258B1016"/>
+    <w:multiLevelType w:val="hybridMultilevel"/>
+    <w:tmpl w:val="B774712A"/>
+    <w:lvl w:ilvl="0" w:tplc="62BE7E8C">
+      <w:numFmt w:val="bullet"/>
+      <w:lvlText w:val="●"/>
+      <w:lvlJc w:val="left"/>
+      <w:pPr>
+        <w:ind w:left="810" w:hanging="360"/>
+      </w:pPr>
+      <w:rPr>
+        <w:rFonts w:ascii="Arial" w:eastAsia="Arial" w:hAnsi="Arial" w:hint="default"/>
+        <w:b w:val="0"/>
+        <w:bCs w:val="0"/>
+        <w:i w:val="0"/>
+        <w:iCs w:val="0"/>
+        <w:spacing w:val="0"/>
+        <w:w w:val="100"/>
+        <w:sz w:val="22"/>
+        <w:szCs w:val="22"/>
+      </w:rPr>
+    </w:lvl>
+    <w:lvl w:ilvl="1" w:tplc="04090003" w:tentative="1">
+      <w:start w:val="1"/>
+      <w:numFmt w:val="bullet"/>
+      <w:lvlText w:val="o"/>
+      <w:lvlJc w:val="left"/>
+      <w:pPr>
+        <w:ind w:left="1170" w:hanging="360"/>
+      </w:pPr>
+      <w:rPr>
+        <w:rFonts w:ascii="Courier New" w:hAnsi="Courier New" w:cs="Courier New" w:hint="default"/>
+      </w:rPr>
+    </w:lvl>
+    <w:lvl w:ilvl="2" w:tplc="04090005" w:tentative="1">
+      <w:start w:val="1"/>
+      <w:numFmt w:val="bullet"/>
+      <w:lvlText w:val=""/>
+      <w:lvlJc w:val="left"/>
+      <w:pPr>
+        <w:ind w:left="1890" w:hanging="360"/>
+      </w:pPr>
+      <w:rPr>
+        <w:rFonts w:ascii="Wingdings" w:hAnsi="Wingdings" w:hint="default"/>
+      </w:rPr>
+    </w:lvl>
+    <w:lvl w:ilvl="3" w:tplc="04090001" w:tentative="1">
+      <w:start w:val="1"/>
+      <w:numFmt w:val="bullet"/>
+      <w:lvlText w:val=""/>
+      <w:lvlJc w:val="left"/>
+      <w:pPr>
+        <w:ind w:left="2610" w:hanging="360"/>
+      </w:pPr>
+      <w:rPr>
+        <w:rFonts w:ascii="Symbol" w:hAnsi="Symbol" w:hint="default"/>
+      </w:rPr>
+    </w:lvl>
+    <w:lvl w:ilvl="4" w:tplc="04090003" w:tentative="1">
+      <w:start w:val="1"/>
+      <w:numFmt w:val="bullet"/>
+      <w:lvlText w:val="o"/>
+      <w:lvlJc w:val="left"/>
+      <w:pPr>
+        <w:ind w:left="3330" w:hanging="360"/>
+      </w:pPr>
+      <w:rPr>
+        <w:rFonts w:ascii="Courier New" w:hAnsi="Courier New" w:cs="Courier New" w:hint="default"/>
+      </w:rPr>
+    </w:lvl>
+    <w:lvl w:ilvl="5" w:tplc="04090005" w:tentative="1">
+      <w:start w:val="1"/>
+      <w:numFmt w:val="bullet"/>
+      <w:lvlText w:val=""/>
+      <w:lvlJc w:val="left"/>
+      <w:pPr>
+        <w:ind w:left="4050" w:hanging="360"/>
+      </w:pPr>
+      <w:rPr>
+        <w:rFonts w:ascii="Wingdings" w:hAnsi="Wingdings" w:hint="default"/>
+      </w:rPr>
+    </w:lvl>
+    <w:lvl w:ilvl="6" w:tplc="04090001" w:tentative="1">
+      <w:start w:val="1"/>
+      <w:numFmt w:val="bullet"/>
+      <w:lvlText w:val=""/>
+      <w:lvlJc w:val="left"/>
+      <w:pPr>
+        <w:ind w:left="4770" w:hanging="360"/>
+      </w:pPr>
+      <w:rPr>
+        <w:rFonts w:ascii="Symbol" w:hAnsi="Symbol" w:hint="default"/>
+      </w:rPr>
+    </w:lvl>
+    <w:lvl w:ilvl="7" w:tplc="04090003" w:tentative="1">
+      <w:start w:val="1"/>
+      <w:numFmt w:val="bullet"/>
+      <w:lvlText w:val="o"/>
+      <w:lvlJc w:val="left"/>
+      <w:pPr>
+        <w:ind w:left="5490" w:hanging="360"/>
+      </w:pPr>
+      <w:rPr>
+        <w:rFonts w:ascii="Courier New" w:hAnsi="Courier New" w:cs="Courier New" w:hint="default"/>
+      </w:rPr>
+    </w:lvl>
+    <w:lvl w:ilvl="8" w:tplc="04090005" w:tentative="1">
+      <w:start w:val="1"/>
+      <w:numFmt w:val="bullet"/>
+      <w:lvlText w:val=""/>
+      <w:lvlJc w:val="left"/>
+      <w:pPr>
+        <w:ind w:left="6210" w:hanging="360"/>
+      </w:pPr>
+      <w:rPr>
+        <w:rFonts w:ascii="Wingdings" w:hAnsi="Wingdings" w:hint="default"/>
+      </w:rPr>
+    </w:lvl>
+  </w:abstractNum>
+  <w:abstractNum w:abstractNumId="2">
+    <w:nsid w:val="277569DE"/>
+    <w:multiLevelType w:val="hybridMultilevel"/>
+    <w:tmpl w:val="4ECEC290"/>
+    <w:lvl w:ilvl="0" w:tplc="04090001">
+      <w:start w:val="1"/>
+      <w:numFmt w:val="bullet"/>
+      <w:lvlText w:val=""/>
+      <w:lvlJc w:val="left"/>
+      <w:pPr>
+        <w:ind w:left="900" w:hanging="360"/>
+      </w:pPr>
+      <w:rPr>
+        <w:rFonts w:ascii="Symbol" w:hAnsi="Symbol" w:hint="default"/>
+      </w:rPr>
+    </w:lvl>
+    <w:lvl w:ilvl="1" w:tplc="04090003" w:tentative="1">
+      <w:start w:val="1"/>
+      <w:numFmt w:val="bullet"/>
+      <w:lvlText w:val="o"/>
+      <w:lvlJc w:val="left"/>
+      <w:pPr>
+        <w:ind w:left="1620" w:hanging="360"/>
+      </w:pPr>
+      <w:rPr>
+        <w:rFonts w:ascii="Courier New" w:hAnsi="Courier New" w:cs="Courier New" w:hint="default"/>
+      </w:rPr>
+    </w:lvl>
+    <w:lvl w:ilvl="2" w:tplc="04090005" w:tentative="1">
+      <w:start w:val="1"/>
+      <w:numFmt w:val="bullet"/>
+      <w:lvlText w:val=""/>
+      <w:lvlJc w:val="left"/>
+      <w:pPr>
+        <w:ind w:left="2340" w:hanging="360"/>
+      </w:pPr>
+      <w:rPr>
+        <w:rFonts w:ascii="Wingdings" w:hAnsi="Wingdings" w:hint="default"/>
+      </w:rPr>
+    </w:lvl>
+    <w:lvl w:ilvl="3" w:tplc="04090001" w:tentative="1">
+      <w:start w:val="1"/>
+      <w:numFmt w:val="bullet"/>
+      <w:lvlText w:val=""/>
+      <w:lvlJc w:val="left"/>
+      <w:pPr>
+        <w:ind w:left="3060" w:hanging="360"/>
+      </w:pPr>
+      <w:rPr>
+        <w:rFonts w:ascii="Symbol" w:hAnsi="Symbol" w:hint="default"/>
+      </w:rPr>
+    </w:lvl>
+    <w:lvl w:ilvl="4" w:tplc="04090003" w:tentative="1">
+      <w:start w:val="1"/>
+      <w:numFmt w:val="bullet"/>
+      <w:lvlText w:val="o"/>
+      <w:lvlJc w:val="left"/>
+      <w:pPr>
+        <w:ind w:left="3780" w:hanging="360"/>
+      </w:pPr>
+      <w:rPr>
+        <w:rFonts w:ascii="Courier New" w:hAnsi="Courier New" w:cs="Courier New" w:hint="default"/>
+      </w:rPr>
+    </w:lvl>
+    <w:lvl w:ilvl="5" w:tplc="04090005" w:tentative="1">
+      <w:start w:val="1"/>
+      <w:numFmt w:val="bullet"/>
+      <w:lvlText w:val=""/>
+      <w:lvlJc w:val="left"/>
+      <w:pPr>
+        <w:ind w:left="4500" w:hanging="360"/>
+      </w:pPr>
+      <w:rPr>
+        <w:rFonts w:ascii="Wingdings" w:hAnsi="Wingdings" w:hint="default"/>
+      </w:rPr>
+    </w:lvl>
+    <w:lvl w:ilvl="6" w:tplc="04090001" w:tentative="1">
+      <w:start w:val="1"/>
+      <w:numFmt w:val="bullet"/>
+      <w:lvlText w:val=""/>
+      <w:lvlJc w:val="left"/>
+      <w:pPr>
+        <w:ind w:left="5220" w:hanging="360"/>
+      </w:pPr>
+      <w:rPr>
+        <w:rFonts w:ascii="Symbol" w:hAnsi="Symbol" w:hint="default"/>
+      </w:rPr>
+    </w:lvl>
+    <w:lvl w:ilvl="7" w:tplc="04090003" w:tentative="1">
+      <w:start w:val="1"/>
+      <w:numFmt w:val="bullet"/>
+      <w:lvlText w:val="o"/>
+      <w:lvlJc w:val="left"/>
+      <w:pPr>
+        <w:ind w:left="5940" w:hanging="360"/>
+      </w:pPr>
+      <w:rPr>
+        <w:rFonts w:ascii="Courier New" w:hAnsi="Courier New" w:cs="Courier New" w:hint="default"/>
+      </w:rPr>
+    </w:lvl>
+    <w:lvl w:ilvl="8" w:tplc="04090005" w:tentative="1">
+      <w:start w:val="1"/>
+      <w:numFmt w:val="bullet"/>
+      <w:lvlText w:val=""/>
+      <w:lvlJc w:val="left"/>
+      <w:pPr>
+        <w:ind w:left="6660" w:hanging="360"/>
+      </w:pPr>
+      <w:rPr>
+        <w:rFonts w:ascii="Wingdings" w:hAnsi="Wingdings" w:hint="default"/>
+      </w:rPr>
+    </w:lvl>
+  </w:abstractNum>
+  <w:abstractNum w:abstractNumId="3">
+    <w:nsid w:val="7C727048"/>
+    <w:multiLevelType w:val="hybridMultilevel"/>
+    <w:tmpl w:val="ACF270AC"/>
+    <w:lvl w:ilvl="0" w:tplc="04090001">
+      <w:start w:val="1"/>
+      <w:numFmt w:val="bullet"/>
+      <w:lvlText w:val=""/>
+      <w:lvlJc w:val="left"/>
+      <w:pPr>
+        <w:ind w:left="1170" w:hanging="360"/>
+      </w:pPr>
+      <w:rPr>
+        <w:rFonts w:ascii="Symbol" w:hAnsi="Symbol" w:hint="default"/>
+      </w:rPr>
+    </w:lvl>
+    <w:lvl w:ilvl="1" w:tplc="04090003" w:tentative="1">
+      <w:start w:val="1"/>
+      <w:numFmt w:val="bullet"/>
+      <w:lvlText w:val="o"/>
+      <w:lvlJc w:val="left"/>
+      <w:pPr>
+        <w:ind w:left="1890" w:hanging="360"/>
+      </w:pPr>
+      <w:rPr>
+        <w:rFonts w:ascii="Courier New" w:hAnsi="Courier New" w:cs="Courier New" w:hint="default"/>
+      </w:rPr>
+    </w:lvl>
+    <w:lvl w:ilvl="2" w:tplc="04090005" w:tentative="1">
+      <w:start w:val="1"/>
+      <w:numFmt w:val="bullet"/>
+      <w:lvlText w:val=""/>
+      <w:lvlJc w:val="left"/>
+      <w:pPr>
+        <w:ind w:left="2610" w:hanging="360"/>
+      </w:pPr>
+      <w:rPr>
+        <w:rFonts w:ascii="Wingdings" w:hAnsi="Wingdings" w:hint="default"/>
+      </w:rPr>
+    </w:lvl>
+    <w:lvl w:ilvl="3" w:tplc="04090001" w:tentative="1">
+      <w:start w:val="1"/>
+      <w:numFmt w:val="bullet"/>
+      <w:lvlText w:val=""/>
+      <w:lvlJc w:val="left"/>
+      <w:pPr>
+        <w:ind w:left="3330" w:hanging="360"/>
+      </w:pPr>
+      <w:rPr>
+        <w:rFonts w:ascii="Symbol" w:hAnsi="Symbol" w:hint="default"/>
+      </w:rPr>
+    </w:lvl>
+    <w:lvl w:ilvl="4" w:tplc="04090003" w:tentative="1">
+      <w:start w:val="1"/>
+      <w:numFmt w:val="bullet"/>
+      <w:lvlText w:val="o"/>
+      <w:lvlJc w:val="left"/>
+      <w:pPr>
+        <w:ind w:left="4050" w:hanging="360"/>
+      </w:pPr>
+      <w:rPr>
+        <w:rFonts w:ascii="Courier New" w:hAnsi="Courier New" w:cs="Courier New" w:hint="default"/>
+      </w:rPr>
+    </w:lvl>
+    <w:lvl w:ilvl="5" w:tplc="04090005" w:tentative="1">
+      <w:start w:val="1"/>
+      <w:numFmt w:val="bullet"/>
+      <w:lvlText w:val=""/>
+      <w:lvlJc w:val="left"/>
+      <w:pPr>
+        <w:ind w:left="4770" w:hanging="360"/>
+      </w:pPr>
+      <w:rPr>
+        <w:rFonts w:ascii="Wingdings" w:hAnsi="Wingdings" w:hint="default"/>
+      </w:rPr>
+    </w:lvl>
+    <w:lvl w:ilvl="6" w:tplc="04090001" w:tentative="1">
+      <w:start w:val="1"/>
+      <w:numFmt w:val="bullet"/>
+      <w:lvlText w:val=""/>
+      <w:lvlJc w:val="left"/>
+      <w:pPr>
+        <w:ind w:left="5490" w:hanging="360"/>
+      </w:pPr>
+      <w:rPr>
+        <w:rFonts w:ascii="Symbol" w:hAnsi="Symbol" w:hint="default"/>
+      </w:rPr>
+    </w:lvl>
+    <w:lvl w:ilvl="7" w:tplc="04090003" w:tentative="1">
+      <w:start w:val="1"/>
+      <w:numFmt w:val="bullet"/>
+      <w:lvlText w:val="o"/>
+      <w:lvlJc w:val="left"/>
+      <w:pPr>
+        <w:ind w:left="6210" w:hanging="360"/>
+      </w:pPr>
+      <w:rPr>
+        <w:rFonts w:ascii="Courier New" w:hAnsi="Courier New" w:cs="Courier New" w:hint="default"/>
+      </w:rPr>
+    </w:lvl>
+    <w:lvl w:ilvl="8" w:tplc="04090005" w:tentative="1">
+      <w:start w:val="1"/>
+      <w:numFmt w:val="bullet"/>
+      <w:lvlText w:val=""/>
+      <w:lvlJc w:val="left"/>
+      <w:pPr>
+        <w:ind w:left="6930" w:hanging="360"/>
+      </w:pPr>
+      <w:rPr>
+        <w:rFonts w:ascii="Wingdings" w:hAnsi="Wingdings" w:hint="default"/>
+      </w:rPr>
+    </w:lvl>
+  </w:abstractNum>
   <w:num w:numId="1">
     <w:abstractNumId w:val="0"/>
+  </w:num>
+  <w:num w:numId="2">
+    <w:abstractNumId w:val="3"/>
+  </w:num>
+  <w:num w:numId="3">
+    <w:abstractNumId w:val="2"/>
+  </w:num>
+  <w:num w:numId="4">
+    <w:abstractNumId w:val="1"/>
   </w:num>
 </w:numbering>
 </file>
@@ -5393,6 +5611,18 @@
       <w:rFonts w:ascii="Arial" w:eastAsia="Arial" w:hAnsi="Arial" w:cs="Arial"/>
     </w:rPr>
   </w:style>
+  <w:style w:type="character" w:styleId="FollowedHyperlink">
+    <w:name w:val="FollowedHyperlink"/>
+    <w:basedOn w:val="DefaultParagraphFont"/>
+    <w:uiPriority w:val="99"/>
+    <w:semiHidden/>
+    <w:unhideWhenUsed/>
+    <w:rsid w:val="003C2797"/>
+    <w:rPr>
+      <w:color w:val="800080" w:themeColor="followedHyperlink"/>
+      <w:u w:val="single"/>
+    </w:rPr>
+  </w:style>
 </w:styles>
 </file>
 
@@ -5798,6 +6028,18 @@
       <w:rFonts w:ascii="Arial" w:eastAsia="Arial" w:hAnsi="Arial" w:cs="Arial"/>
     </w:rPr>
   </w:style>
+  <w:style w:type="character" w:styleId="FollowedHyperlink">
+    <w:name w:val="FollowedHyperlink"/>
+    <w:basedOn w:val="DefaultParagraphFont"/>
+    <w:uiPriority w:val="99"/>
+    <w:semiHidden/>
+    <w:unhideWhenUsed/>
+    <w:rsid w:val="003C2797"/>
+    <w:rPr>
+      <w:color w:val="800080" w:themeColor="followedHyperlink"/>
+      <w:u w:val="single"/>
+    </w:rPr>
+  </w:style>
 </w:styles>
 </file>
 
